--- a/plantilla/Adverse Events.docx
+++ b/plantilla/Adverse Events.docx
@@ -203,14 +203,14 @@
         <w:tblLook w:val="0000" w:firstRow="0" w:lastRow="0" w:firstColumn="0" w:lastColumn="0" w:noHBand="0" w:noVBand="0"/>
       </w:tblPr>
       <w:tblGrid>
-        <w:gridCol w:w="1875"/>
-        <w:gridCol w:w="418"/>
-        <w:gridCol w:w="289"/>
-        <w:gridCol w:w="854"/>
-        <w:gridCol w:w="423"/>
+        <w:gridCol w:w="1985"/>
+        <w:gridCol w:w="308"/>
+        <w:gridCol w:w="542"/>
+        <w:gridCol w:w="851"/>
+        <w:gridCol w:w="173"/>
         <w:gridCol w:w="852"/>
-        <w:gridCol w:w="959"/>
-        <w:gridCol w:w="597"/>
+        <w:gridCol w:w="1243"/>
+        <w:gridCol w:w="313"/>
         <w:gridCol w:w="288"/>
         <w:gridCol w:w="567"/>
         <w:gridCol w:w="995"/>
@@ -862,7 +862,7 @@
         </w:trPr>
         <w:tc>
           <w:tcPr>
-            <w:tcW w:w="1875" w:type="dxa"/>
+            <w:tcW w:w="1985" w:type="dxa"/>
             <w:vMerge w:val="restart"/>
             <w:tcBorders>
               <w:top w:val="single" w:sz="4" w:space="0" w:color="auto"/>
@@ -926,7 +926,7 @@
         </w:tc>
         <w:tc>
           <w:tcPr>
-            <w:tcW w:w="1984" w:type="dxa"/>
+            <w:tcW w:w="1874" w:type="dxa"/>
             <w:gridSpan w:val="4"/>
             <w:tcBorders>
               <w:top w:val="single" w:sz="4" w:space="0" w:color="auto"/>
@@ -958,79 +958,20 @@
           <w:p>
             <w:pPr>
               <w:pStyle w:val="Textocomentario"/>
-              <w:spacing w:before="0" w:after="0"/>
-              <w:rPr>
-                <w:rFonts w:ascii="Times New Roman" w:hAnsi="Times New Roman" w:cs="Times New Roman"/>
-                <w:sz w:val="16"/>
-                <w:szCs w:val="16"/>
-              </w:rPr>
-            </w:pPr>
-            <w:r>
-              <w:rPr>
-                <w:rFonts w:ascii="Times New Roman" w:hAnsi="Times New Roman" w:cs="Times New Roman"/>
-                <w:i/>
-                <w:iCs/>
-                <w:sz w:val="16"/>
-                <w:szCs w:val="16"/>
-              </w:rPr>
-              <w:t>(DD</w:t>
-            </w:r>
-            <w:r>
-              <w:rPr>
-                <w:rFonts w:ascii="Times New Roman" w:hAnsi="Times New Roman" w:cs="Times New Roman"/>
-                <w:i/>
-                <w:sz w:val="16"/>
-                <w:szCs w:val="16"/>
-              </w:rPr>
-              <w:t>/MMM/YYYY</w:t>
-            </w:r>
-            <w:r>
-              <w:rPr>
-                <w:rFonts w:ascii="Times New Roman" w:hAnsi="Times New Roman" w:cs="Times New Roman"/>
-                <w:sz w:val="16"/>
-                <w:szCs w:val="16"/>
-              </w:rPr>
-              <w:t>)</w:t>
-            </w:r>
-            <w:r>
-              <w:rPr>
-                <w:rFonts w:ascii="Times New Roman" w:hAnsi="Times New Roman" w:cs="Times New Roman"/>
-                <w:sz w:val="16"/>
-                <w:szCs w:val="16"/>
-              </w:rPr>
-              <w:t xml:space="preserve"> </w:t>
-            </w:r>
-            <w:r>
-              <w:rPr>
-                <w:rFonts w:ascii="Times New Roman" w:hAnsi="Times New Roman" w:cs="Times New Roman"/>
-                <w:sz w:val="16"/>
-                <w:szCs w:val="16"/>
-              </w:rPr>
-              <w:br/>
-            </w:r>
-            <w:r>
-              <w:rPr>
-                <w:rFonts w:ascii="Times New Roman" w:hAnsi="Times New Roman" w:cs="Times New Roman"/>
-                <w:sz w:val="16"/>
-                <w:szCs w:val="16"/>
-              </w:rPr>
-              <w:t>${</w:t>
-            </w:r>
-            <w:r>
-              <w:rPr>
-                <w:rFonts w:ascii="Times New Roman" w:hAnsi="Times New Roman" w:cs="Times New Roman"/>
-                <w:sz w:val="16"/>
-                <w:szCs w:val="16"/>
-              </w:rPr>
-              <w:t>DATE_OF_BIRTH</w:t>
-            </w:r>
-            <w:r>
-              <w:rPr>
-                <w:rFonts w:ascii="Times New Roman" w:hAnsi="Times New Roman" w:cs="Times New Roman"/>
-                <w:sz w:val="16"/>
-                <w:szCs w:val="16"/>
-              </w:rPr>
-              <w:t>}</w:t>
+              <w:spacing w:before="60" w:after="0"/>
+              <w:rPr>
+                <w:rFonts w:ascii="Times New Roman" w:hAnsi="Times New Roman" w:cs="Times New Roman"/>
+                <w:sz w:val="16"/>
+                <w:szCs w:val="16"/>
+              </w:rPr>
+            </w:pPr>
+            <w:r>
+              <w:rPr>
+                <w:rFonts w:ascii="Times New Roman" w:hAnsi="Times New Roman" w:cs="Times New Roman"/>
+                <w:sz w:val="16"/>
+                <w:szCs w:val="16"/>
+              </w:rPr>
+              <w:t>${DATE_OF_BIRTH}</w:t>
             </w:r>
           </w:p>
           <w:p>
@@ -1047,7 +988,7 @@
         </w:tc>
         <w:tc>
           <w:tcPr>
-            <w:tcW w:w="1811" w:type="dxa"/>
+            <w:tcW w:w="2095" w:type="dxa"/>
             <w:gridSpan w:val="2"/>
             <w:tcBorders>
               <w:top w:val="single" w:sz="4" w:space="0" w:color="auto"/>
@@ -1076,13 +1017,25 @@
               </w:rPr>
               <w:t>Age at time of event:</w:t>
             </w:r>
-            <w:r>
-              <w:rPr>
-                <w:rFonts w:ascii="Times New Roman" w:hAnsi="Times New Roman" w:cs="Times New Roman"/>
-                <w:sz w:val="16"/>
-                <w:szCs w:val="16"/>
-              </w:rPr>
-              <w:t xml:space="preserve"> ${</w:t>
+          </w:p>
+          <w:p>
+            <w:pPr>
+              <w:pStyle w:val="Textocomentario"/>
+              <w:spacing w:before="60" w:after="0"/>
+              <w:jc w:val="left"/>
+              <w:rPr>
+                <w:rFonts w:ascii="Times New Roman" w:hAnsi="Times New Roman" w:cs="Times New Roman"/>
+                <w:sz w:val="16"/>
+                <w:szCs w:val="16"/>
+              </w:rPr>
+            </w:pPr>
+            <w:r>
+              <w:rPr>
+                <w:rFonts w:ascii="Times New Roman" w:hAnsi="Times New Roman" w:cs="Times New Roman"/>
+                <w:sz w:val="16"/>
+                <w:szCs w:val="16"/>
+              </w:rPr>
+              <w:t>${</w:t>
             </w:r>
             <w:r>
               <w:rPr>
@@ -1100,30 +1053,19 @@
               </w:rPr>
               <w:t>}</w:t>
             </w:r>
-          </w:p>
-          <w:p>
-            <w:pPr>
-              <w:pStyle w:val="Textocomentario"/>
-              <w:spacing w:before="0" w:after="0"/>
-              <w:rPr>
-                <w:rFonts w:ascii="Times New Roman" w:hAnsi="Times New Roman" w:cs="Times New Roman"/>
-                <w:sz w:val="16"/>
-                <w:szCs w:val="16"/>
-              </w:rPr>
-            </w:pPr>
-            <w:r>
-              <w:rPr>
-                <w:rFonts w:ascii="Times New Roman" w:hAnsi="Times New Roman" w:cs="Times New Roman"/>
-                <w:sz w:val="16"/>
-                <w:szCs w:val="16"/>
-              </w:rPr>
-              <w:t>___________________</w:t>
+            <w:r>
+              <w:rPr>
+                <w:rFonts w:ascii="Times New Roman" w:hAnsi="Times New Roman" w:cs="Times New Roman"/>
+                <w:sz w:val="16"/>
+                <w:szCs w:val="16"/>
+              </w:rPr>
+              <w:t xml:space="preserve"> AÑOS</w:t>
             </w:r>
           </w:p>
         </w:tc>
         <w:tc>
           <w:tcPr>
-            <w:tcW w:w="1452" w:type="dxa"/>
+            <w:tcW w:w="1168" w:type="dxa"/>
             <w:gridSpan w:val="3"/>
             <w:vMerge w:val="restart"/>
             <w:tcBorders>
@@ -1270,23 +1212,7 @@
                 <w:sz w:val="16"/>
                 <w:szCs w:val="16"/>
               </w:rPr>
-              <w:t>_</w:t>
-            </w:r>
-            <w:r>
-              <w:rPr>
-                <w:rFonts w:ascii="Times New Roman" w:hAnsi="Times New Roman" w:cs="Times New Roman"/>
-                <w:sz w:val="16"/>
-                <w:szCs w:val="16"/>
-              </w:rPr>
-              <w:t>FEMALE</w:t>
-            </w:r>
-            <w:r>
-              <w:rPr>
-                <w:rFonts w:ascii="Times New Roman" w:hAnsi="Times New Roman" w:cs="Times New Roman"/>
-                <w:sz w:val="16"/>
-                <w:szCs w:val="16"/>
-              </w:rPr>
-              <w:t>}</w:t>
+              <w:t>_FEMALE}</w:t>
             </w:r>
           </w:p>
         </w:tc>
@@ -1487,7 +1413,7 @@
         </w:trPr>
         <w:tc>
           <w:tcPr>
-            <w:tcW w:w="1875" w:type="dxa"/>
+            <w:tcW w:w="1985" w:type="dxa"/>
             <w:vMerge/>
             <w:tcBorders>
               <w:left w:val="single" w:sz="4" w:space="0" w:color="auto"/>
@@ -1512,7 +1438,7 @@
         </w:tc>
         <w:tc>
           <w:tcPr>
-            <w:tcW w:w="3795" w:type="dxa"/>
+            <w:tcW w:w="3969" w:type="dxa"/>
             <w:gridSpan w:val="6"/>
             <w:tcBorders>
               <w:top w:val="dotted" w:sz="4" w:space="0" w:color="auto"/>
@@ -1611,7 +1537,7 @@
         </w:tc>
         <w:tc>
           <w:tcPr>
-            <w:tcW w:w="1452" w:type="dxa"/>
+            <w:tcW w:w="1168" w:type="dxa"/>
             <w:gridSpan w:val="3"/>
             <w:vMerge/>
             <w:tcBorders>
@@ -1891,7 +1817,7 @@
         </w:trPr>
         <w:tc>
           <w:tcPr>
-            <w:tcW w:w="3436" w:type="dxa"/>
+            <w:tcW w:w="3686" w:type="dxa"/>
             <w:gridSpan w:val="4"/>
             <w:tcBorders>
               <w:top w:val="single" w:sz="4" w:space="0" w:color="auto"/>
@@ -1989,7 +1915,7 @@
         </w:tc>
         <w:tc>
           <w:tcPr>
-            <w:tcW w:w="2831" w:type="dxa"/>
+            <w:tcW w:w="2581" w:type="dxa"/>
             <w:gridSpan w:val="4"/>
             <w:tcBorders>
               <w:top w:val="single" w:sz="4" w:space="0" w:color="auto"/>
@@ -2178,15 +2104,7 @@
                 <w:szCs w:val="16"/>
                 <w:lang w:val="en-GB"/>
               </w:rPr>
-              <w:t>}</w:t>
-            </w:r>
-            <w:r>
-              <w:rPr>
-                <w:sz w:val="16"/>
-                <w:szCs w:val="16"/>
-                <w:lang w:val="en-GB"/>
-              </w:rPr>
-              <w:t xml:space="preserve"> </w:t>
+              <w:t xml:space="preserve">} </w:t>
             </w:r>
             <w:r>
               <w:rPr>
@@ -2208,7 +2126,7 @@
         </w:trPr>
         <w:tc>
           <w:tcPr>
-            <w:tcW w:w="3436" w:type="dxa"/>
+            <w:tcW w:w="3686" w:type="dxa"/>
             <w:gridSpan w:val="4"/>
             <w:tcBorders>
               <w:top w:val="single" w:sz="4" w:space="0" w:color="auto"/>
@@ -2288,7 +2206,7 @@
         </w:tc>
         <w:tc>
           <w:tcPr>
-            <w:tcW w:w="2831" w:type="dxa"/>
+            <w:tcW w:w="2581" w:type="dxa"/>
             <w:gridSpan w:val="4"/>
             <w:tcBorders>
               <w:top w:val="single" w:sz="4" w:space="0" w:color="auto"/>
@@ -2490,7 +2408,7 @@
         </w:trPr>
         <w:tc>
           <w:tcPr>
-            <w:tcW w:w="3436" w:type="dxa"/>
+            <w:tcW w:w="3686" w:type="dxa"/>
             <w:gridSpan w:val="4"/>
             <w:tcBorders>
               <w:top w:val="single" w:sz="4" w:space="0" w:color="auto"/>
@@ -2570,7 +2488,7 @@
         </w:tc>
         <w:tc>
           <w:tcPr>
-            <w:tcW w:w="2831" w:type="dxa"/>
+            <w:tcW w:w="2581" w:type="dxa"/>
             <w:gridSpan w:val="4"/>
             <w:tcBorders>
               <w:top w:val="single" w:sz="4" w:space="0" w:color="auto"/>
@@ -2869,7 +2787,7 @@
         </w:trPr>
         <w:tc>
           <w:tcPr>
-            <w:tcW w:w="1875" w:type="dxa"/>
+            <w:tcW w:w="1985" w:type="dxa"/>
             <w:tcBorders>
               <w:top w:val="single" w:sz="4" w:space="0" w:color="auto"/>
               <w:left w:val="single" w:sz="4" w:space="0" w:color="auto"/>
@@ -2912,6 +2830,14 @@
               </w:rPr>
               <w:t xml:space="preserve"> Date</w:t>
             </w:r>
+            <w:r>
+              <w:rPr>
+                <w:rFonts w:ascii="Times New Roman" w:hAnsi="Times New Roman" w:cs="Times New Roman"/>
+                <w:sz w:val="16"/>
+                <w:szCs w:val="16"/>
+              </w:rPr>
+              <w:br/>
+            </w:r>
           </w:p>
           <w:p>
             <w:pPr>
@@ -2951,7 +2877,7 @@
         </w:tc>
         <w:tc>
           <w:tcPr>
-            <w:tcW w:w="2836" w:type="dxa"/>
+            <w:tcW w:w="2726" w:type="dxa"/>
             <w:gridSpan w:val="5"/>
             <w:tcBorders>
               <w:top w:val="single" w:sz="4" w:space="0" w:color="auto"/>
@@ -2967,6 +2893,7 @@
               <w:spacing w:before="60" w:after="240"/>
               <w:rPr>
                 <w:rFonts w:ascii="Times New Roman" w:hAnsi="Times New Roman" w:cs="Times New Roman"/>
+                <w:b/>
                 <w:sz w:val="16"/>
                 <w:szCs w:val="16"/>
               </w:rPr>
@@ -3013,7 +2940,7 @@
                 <w:sz w:val="16"/>
                 <w:szCs w:val="16"/>
               </w:rPr>
-              <w:t xml:space="preserve"> </w:t>
+              <w:br/>
             </w:r>
             <w:r>
               <w:rPr>
@@ -3022,31 +2949,13 @@
                 <w:sz w:val="16"/>
                 <w:szCs w:val="16"/>
               </w:rPr>
-              <w:t>${</w:t>
-            </w:r>
-            <w:r>
-              <w:rPr>
-                <w:rFonts w:ascii="Times New Roman" w:hAnsi="Times New Roman" w:cs="Times New Roman"/>
-                <w:bCs/>
-                <w:sz w:val="16"/>
-                <w:szCs w:val="16"/>
-              </w:rPr>
-              <w:t>EVENT_STOP_DATE</w:t>
-            </w:r>
-            <w:r>
-              <w:rPr>
-                <w:rFonts w:ascii="Times New Roman" w:hAnsi="Times New Roman" w:cs="Times New Roman"/>
-                <w:bCs/>
-                <w:sz w:val="16"/>
-                <w:szCs w:val="16"/>
-              </w:rPr>
-              <w:t>}</w:t>
+              <w:t>${EVENT_STOP_DATE}</w:t>
             </w:r>
           </w:p>
         </w:tc>
         <w:tc>
           <w:tcPr>
-            <w:tcW w:w="959" w:type="dxa"/>
+            <w:tcW w:w="1243" w:type="dxa"/>
             <w:tcBorders>
               <w:top w:val="single" w:sz="4" w:space="0" w:color="auto"/>
               <w:left w:val="single" w:sz="4" w:space="0" w:color="auto"/>
@@ -3095,29 +3004,13 @@
                 <w:szCs w:val="14"/>
                 <w:lang w:bidi="en-US"/>
               </w:rPr>
-              <w:t>${</w:t>
-            </w:r>
-            <w:r>
-              <w:rPr>
-                <w:sz w:val="16"/>
-                <w:szCs w:val="14"/>
-                <w:lang w:bidi="en-US"/>
-              </w:rPr>
-              <w:t>DURATION</w:t>
-            </w:r>
-            <w:r>
-              <w:rPr>
-                <w:sz w:val="16"/>
-                <w:szCs w:val="14"/>
-                <w:lang w:bidi="en-US"/>
-              </w:rPr>
-              <w:t>}</w:t>
+              <w:t>${DURATION}</w:t>
             </w:r>
           </w:p>
         </w:tc>
         <w:tc>
           <w:tcPr>
-            <w:tcW w:w="4287" w:type="dxa"/>
+            <w:tcW w:w="4003" w:type="dxa"/>
             <w:gridSpan w:val="6"/>
             <w:tcBorders>
               <w:top w:val="single" w:sz="4" w:space="0" w:color="auto"/>
@@ -3250,23 +3143,7 @@
                 <w:sz w:val="16"/>
                 <w:szCs w:val="16"/>
               </w:rPr>
-              <w:t>2</w:t>
-            </w:r>
-            <w:r>
-              <w:rPr>
-                <w:rFonts w:ascii="Times New Roman" w:hAnsi="Times New Roman" w:cs="Times New Roman"/>
-                <w:sz w:val="16"/>
-                <w:szCs w:val="16"/>
-              </w:rPr>
-              <w:t>}</w:t>
-            </w:r>
-            <w:r>
-              <w:rPr>
-                <w:rFonts w:ascii="Times New Roman" w:hAnsi="Times New Roman" w:cs="Times New Roman"/>
-                <w:sz w:val="16"/>
-                <w:szCs w:val="16"/>
-              </w:rPr>
-              <w:t xml:space="preserve"> </w:t>
+              <w:t xml:space="preserve">2} </w:t>
             </w:r>
             <w:r>
               <w:rPr>
@@ -3314,23 +3191,7 @@
                 <w:sz w:val="16"/>
                 <w:szCs w:val="16"/>
               </w:rPr>
-              <w:t>3</w:t>
-            </w:r>
-            <w:r>
-              <w:rPr>
-                <w:rFonts w:ascii="Times New Roman" w:hAnsi="Times New Roman" w:cs="Times New Roman"/>
-                <w:sz w:val="16"/>
-                <w:szCs w:val="16"/>
-              </w:rPr>
-              <w:t>}</w:t>
-            </w:r>
-            <w:r>
-              <w:rPr>
-                <w:rFonts w:ascii="Times New Roman" w:hAnsi="Times New Roman" w:cs="Times New Roman"/>
-                <w:sz w:val="16"/>
-                <w:szCs w:val="16"/>
-              </w:rPr>
-              <w:t xml:space="preserve"> </w:t>
+              <w:t xml:space="preserve">3} </w:t>
             </w:r>
             <w:r>
               <w:rPr>
@@ -3352,7 +3213,7 @@
         </w:trPr>
         <w:tc>
           <w:tcPr>
-            <w:tcW w:w="5670" w:type="dxa"/>
+            <w:tcW w:w="5954" w:type="dxa"/>
             <w:gridSpan w:val="7"/>
             <w:vMerge w:val="restart"/>
             <w:tcBorders>
@@ -3539,7 +3400,7 @@
         </w:tc>
         <w:tc>
           <w:tcPr>
-            <w:tcW w:w="4287" w:type="dxa"/>
+            <w:tcW w:w="4003" w:type="dxa"/>
             <w:gridSpan w:val="6"/>
             <w:tcBorders>
               <w:top w:val="single" w:sz="4" w:space="0" w:color="auto"/>
@@ -3560,6 +3421,7 @@
                 <w:u w:val="single"/>
               </w:rPr>
             </w:pPr>
+            <w:proofErr w:type="gramStart"/>
             <w:r>
               <w:rPr>
                 <w:rFonts w:ascii="Times New Roman" w:hAnsi="Times New Roman" w:cs="Times New Roman"/>
@@ -3576,7 +3438,17 @@
                 <w:szCs w:val="16"/>
                 <w:u w:val="single"/>
               </w:rPr>
-              <w:t xml:space="preserve">Event </w:t>
+              <w:t>Event</w:t>
+            </w:r>
+            <w:proofErr w:type="gramEnd"/>
+            <w:r>
+              <w:rPr>
+                <w:rFonts w:ascii="Times New Roman" w:hAnsi="Times New Roman" w:cs="Times New Roman"/>
+                <w:sz w:val="16"/>
+                <w:szCs w:val="16"/>
+                <w:u w:val="single"/>
+              </w:rPr>
+              <w:t xml:space="preserve"> </w:t>
             </w:r>
             <w:r>
               <w:rPr>
@@ -3674,23 +3546,7 @@
                 <w:sz w:val="16"/>
                 <w:szCs w:val="16"/>
               </w:rPr>
-              <w:t>2</w:t>
-            </w:r>
-            <w:r>
-              <w:rPr>
-                <w:rFonts w:ascii="Times New Roman" w:hAnsi="Times New Roman" w:cs="Times New Roman"/>
-                <w:sz w:val="16"/>
-                <w:szCs w:val="16"/>
-              </w:rPr>
-              <w:t>}</w:t>
-            </w:r>
-            <w:r>
-              <w:rPr>
-                <w:rFonts w:ascii="Times New Roman" w:hAnsi="Times New Roman" w:cs="Times New Roman"/>
-                <w:sz w:val="16"/>
-                <w:szCs w:val="16"/>
-              </w:rPr>
-              <w:t xml:space="preserve"> </w:t>
+              <w:t xml:space="preserve">2} </w:t>
             </w:r>
             <w:r>
               <w:rPr>
@@ -3730,23 +3586,7 @@
                 <w:sz w:val="16"/>
                 <w:szCs w:val="16"/>
               </w:rPr>
-              <w:t>3</w:t>
-            </w:r>
-            <w:r>
-              <w:rPr>
-                <w:rFonts w:ascii="Times New Roman" w:hAnsi="Times New Roman" w:cs="Times New Roman"/>
-                <w:sz w:val="16"/>
-                <w:szCs w:val="16"/>
-              </w:rPr>
-              <w:t>}</w:t>
-            </w:r>
-            <w:r>
-              <w:rPr>
-                <w:rFonts w:ascii="Times New Roman" w:hAnsi="Times New Roman" w:cs="Times New Roman"/>
-                <w:sz w:val="16"/>
-                <w:szCs w:val="16"/>
-              </w:rPr>
-              <w:t xml:space="preserve"> </w:t>
+              <w:t xml:space="preserve">3} </w:t>
             </w:r>
             <w:r>
               <w:rPr>
@@ -3768,7 +3608,7 @@
         </w:trPr>
         <w:tc>
           <w:tcPr>
-            <w:tcW w:w="5670" w:type="dxa"/>
+            <w:tcW w:w="5954" w:type="dxa"/>
             <w:gridSpan w:val="7"/>
             <w:vMerge/>
             <w:tcBorders>
@@ -3794,7 +3634,7 @@
         </w:tc>
         <w:tc>
           <w:tcPr>
-            <w:tcW w:w="4287" w:type="dxa"/>
+            <w:tcW w:w="4003" w:type="dxa"/>
             <w:gridSpan w:val="6"/>
             <w:tcBorders>
               <w:top w:val="single" w:sz="4" w:space="0" w:color="auto"/>
@@ -3814,6 +3654,7 @@
                 <w:szCs w:val="16"/>
               </w:rPr>
             </w:pPr>
+            <w:proofErr w:type="gramStart"/>
             <w:r>
               <w:rPr>
                 <w:rFonts w:ascii="Times New Roman" w:hAnsi="Times New Roman" w:cs="Times New Roman"/>
@@ -3829,7 +3670,17 @@
                 <w:szCs w:val="16"/>
                 <w:u w:val="single"/>
               </w:rPr>
-              <w:t xml:space="preserve">Has this drug </w:t>
+              <w:t>Has</w:t>
+            </w:r>
+            <w:proofErr w:type="gramEnd"/>
+            <w:r>
+              <w:rPr>
+                <w:rFonts w:ascii="Times New Roman" w:hAnsi="Times New Roman" w:cs="Times New Roman"/>
+                <w:sz w:val="16"/>
+                <w:szCs w:val="16"/>
+                <w:u w:val="single"/>
+              </w:rPr>
+              <w:t xml:space="preserve"> this drug </w:t>
             </w:r>
             <w:r>
               <w:rPr>
@@ -3927,23 +3778,7 @@
                 <w:sz w:val="16"/>
                 <w:szCs w:val="16"/>
               </w:rPr>
-              <w:t>2</w:t>
-            </w:r>
-            <w:r>
-              <w:rPr>
-                <w:rFonts w:ascii="Times New Roman" w:hAnsi="Times New Roman" w:cs="Times New Roman"/>
-                <w:sz w:val="16"/>
-                <w:szCs w:val="16"/>
-              </w:rPr>
-              <w:t>}</w:t>
-            </w:r>
-            <w:r>
-              <w:rPr>
-                <w:rFonts w:ascii="Times New Roman" w:hAnsi="Times New Roman" w:cs="Times New Roman"/>
-                <w:sz w:val="16"/>
-                <w:szCs w:val="16"/>
-              </w:rPr>
-              <w:t xml:space="preserve"> </w:t>
+              <w:t xml:space="preserve">2} </w:t>
             </w:r>
             <w:r>
               <w:rPr>
@@ -3983,23 +3818,7 @@
                 <w:sz w:val="16"/>
                 <w:szCs w:val="16"/>
               </w:rPr>
-              <w:t>3</w:t>
-            </w:r>
-            <w:r>
-              <w:rPr>
-                <w:rFonts w:ascii="Times New Roman" w:hAnsi="Times New Roman" w:cs="Times New Roman"/>
-                <w:sz w:val="16"/>
-                <w:szCs w:val="16"/>
-              </w:rPr>
-              <w:t>}</w:t>
-            </w:r>
-            <w:r>
-              <w:rPr>
-                <w:rFonts w:ascii="Times New Roman" w:hAnsi="Times New Roman" w:cs="Times New Roman"/>
-                <w:sz w:val="16"/>
-                <w:szCs w:val="16"/>
-              </w:rPr>
-              <w:t xml:space="preserve"> </w:t>
+              <w:t xml:space="preserve">3} </w:t>
             </w:r>
             <w:r>
               <w:rPr>
@@ -4021,7 +3840,7 @@
         </w:trPr>
         <w:tc>
           <w:tcPr>
-            <w:tcW w:w="5670" w:type="dxa"/>
+            <w:tcW w:w="5954" w:type="dxa"/>
             <w:gridSpan w:val="7"/>
             <w:vMerge/>
             <w:tcBorders>
@@ -4047,7 +3866,7 @@
         </w:tc>
         <w:tc>
           <w:tcPr>
-            <w:tcW w:w="4287" w:type="dxa"/>
+            <w:tcW w:w="4003" w:type="dxa"/>
             <w:gridSpan w:val="6"/>
             <w:tcBorders>
               <w:top w:val="single" w:sz="4" w:space="0" w:color="auto"/>
@@ -4068,6 +3887,7 @@
                 <w:u w:val="single"/>
               </w:rPr>
             </w:pPr>
+            <w:proofErr w:type="gramStart"/>
             <w:r>
               <w:rPr>
                 <w:rFonts w:ascii="Times New Roman" w:hAnsi="Times New Roman" w:cs="Times New Roman"/>
@@ -4084,7 +3904,18 @@
                 <w:szCs w:val="16"/>
                 <w:u w:val="single"/>
               </w:rPr>
-              <w:t>Seriousness of the event per Reporter</w:t>
+              <w:t>Seriousness</w:t>
+            </w:r>
+            <w:proofErr w:type="gramEnd"/>
+            <w:r>
+              <w:rPr>
+                <w:rFonts w:ascii="Times New Roman" w:hAnsi="Times New Roman" w:cs="Times New Roman"/>
+                <w:b/>
+                <w:sz w:val="16"/>
+                <w:szCs w:val="16"/>
+                <w:u w:val="single"/>
+              </w:rPr>
+              <w:t xml:space="preserve"> of the event per Reporter</w:t>
             </w:r>
             <w:r>
               <w:rPr>
@@ -4175,23 +4006,7 @@
                 <w:sz w:val="16"/>
                 <w:szCs w:val="16"/>
               </w:rPr>
-              <w:t>2</w:t>
-            </w:r>
-            <w:r>
-              <w:rPr>
-                <w:rFonts w:ascii="Times New Roman" w:hAnsi="Times New Roman" w:cs="Times New Roman"/>
-                <w:sz w:val="16"/>
-                <w:szCs w:val="16"/>
-              </w:rPr>
-              <w:t>}</w:t>
-            </w:r>
-            <w:r>
-              <w:rPr>
-                <w:rFonts w:ascii="Times New Roman" w:hAnsi="Times New Roman" w:cs="Times New Roman"/>
-                <w:sz w:val="16"/>
-                <w:szCs w:val="16"/>
-              </w:rPr>
-              <w:t xml:space="preserve"> </w:t>
+              <w:t xml:space="preserve">2} </w:t>
             </w:r>
             <w:r>
               <w:rPr>
@@ -4432,23 +4247,7 @@
                 <w:sz w:val="16"/>
                 <w:szCs w:val="16"/>
               </w:rPr>
-              <w:t>3</w:t>
-            </w:r>
-            <w:r>
-              <w:rPr>
-                <w:rFonts w:ascii="Times New Roman" w:hAnsi="Times New Roman" w:cs="Times New Roman"/>
-                <w:sz w:val="16"/>
-                <w:szCs w:val="16"/>
-              </w:rPr>
-              <w:t>}</w:t>
-            </w:r>
-            <w:r>
-              <w:rPr>
-                <w:rFonts w:ascii="Times New Roman" w:hAnsi="Times New Roman" w:cs="Times New Roman"/>
-                <w:sz w:val="16"/>
-                <w:szCs w:val="16"/>
-              </w:rPr>
-              <w:t xml:space="preserve"> </w:t>
+              <w:t xml:space="preserve">3} </w:t>
             </w:r>
             <w:r>
               <w:rPr>
@@ -4551,15 +4350,33 @@
                 <w:sz w:val="16"/>
                 <w:szCs w:val="16"/>
               </w:rPr>
-              <w:t>4</w:t>
-            </w:r>
-            <w:r>
-              <w:rPr>
-                <w:rFonts w:ascii="Times New Roman" w:hAnsi="Times New Roman" w:cs="Times New Roman"/>
-                <w:sz w:val="16"/>
-                <w:szCs w:val="16"/>
-              </w:rPr>
-              <w:t>}</w:t>
+              <w:t xml:space="preserve">4} </w:t>
+            </w:r>
+            <w:r>
+              <w:rPr>
+                <w:rFonts w:ascii="Times New Roman" w:hAnsi="Times New Roman" w:cs="Times New Roman"/>
+                <w:sz w:val="16"/>
+                <w:szCs w:val="16"/>
+              </w:rPr>
+              <w:t xml:space="preserve">Inpatient </w:t>
+            </w:r>
+            <w:proofErr w:type="spellStart"/>
+            <w:r>
+              <w:rPr>
+                <w:rFonts w:ascii="Times New Roman" w:hAnsi="Times New Roman" w:cs="Times New Roman"/>
+                <w:sz w:val="16"/>
+                <w:szCs w:val="16"/>
+              </w:rPr>
+              <w:t>hospitalisation</w:t>
+            </w:r>
+            <w:proofErr w:type="spellEnd"/>
+            <w:r>
+              <w:rPr>
+                <w:rFonts w:ascii="Times New Roman" w:hAnsi="Times New Roman" w:cs="Times New Roman"/>
+                <w:sz w:val="16"/>
+                <w:szCs w:val="16"/>
+              </w:rPr>
+              <w:t xml:space="preserve"> or prolongation of existing</w:t>
             </w:r>
             <w:r>
               <w:rPr>
@@ -4569,22 +4386,7 @@
               </w:rPr>
               <w:t xml:space="preserve"> </w:t>
             </w:r>
-            <w:r>
-              <w:rPr>
-                <w:rFonts w:ascii="Times New Roman" w:hAnsi="Times New Roman" w:cs="Times New Roman"/>
-                <w:sz w:val="16"/>
-                <w:szCs w:val="16"/>
-              </w:rPr>
-              <w:t>Inpatient hospitalisation or prolongation of existing</w:t>
-            </w:r>
-            <w:r>
-              <w:rPr>
-                <w:rFonts w:ascii="Times New Roman" w:hAnsi="Times New Roman" w:cs="Times New Roman"/>
-                <w:sz w:val="16"/>
-                <w:szCs w:val="16"/>
-              </w:rPr>
-              <w:t xml:space="preserve"> </w:t>
-            </w:r>
+            <w:proofErr w:type="spellStart"/>
             <w:r>
               <w:rPr>
                 <w:rFonts w:ascii="Times New Roman" w:hAnsi="Times New Roman" w:cs="Times New Roman"/>
@@ -4593,6 +4395,7 @@
               </w:rPr>
               <w:t>hospitalisation</w:t>
             </w:r>
+            <w:proofErr w:type="spellEnd"/>
           </w:p>
           <w:p>
             <w:pPr>
@@ -4673,23 +4476,7 @@
                 <w:sz w:val="16"/>
                 <w:szCs w:val="16"/>
               </w:rPr>
-              <w:t>6</w:t>
-            </w:r>
-            <w:r>
-              <w:rPr>
-                <w:rFonts w:ascii="Times New Roman" w:hAnsi="Times New Roman" w:cs="Times New Roman"/>
-                <w:sz w:val="16"/>
-                <w:szCs w:val="16"/>
-              </w:rPr>
-              <w:t>}</w:t>
-            </w:r>
-            <w:r>
-              <w:rPr>
-                <w:rFonts w:ascii="Times New Roman" w:hAnsi="Times New Roman" w:cs="Times New Roman"/>
-                <w:sz w:val="16"/>
-                <w:szCs w:val="16"/>
-              </w:rPr>
-              <w:t xml:space="preserve"> </w:t>
+              <w:t xml:space="preserve">6} </w:t>
             </w:r>
             <w:r>
               <w:rPr>
@@ -4734,15 +4521,7 @@
                 <w:sz w:val="16"/>
                 <w:szCs w:val="16"/>
               </w:rPr>
-              <w:t>7</w:t>
-            </w:r>
-            <w:r>
-              <w:rPr>
-                <w:rFonts w:ascii="Times New Roman" w:hAnsi="Times New Roman" w:cs="Times New Roman"/>
-                <w:sz w:val="16"/>
-                <w:szCs w:val="16"/>
-              </w:rPr>
-              <w:t>}</w:t>
+              <w:t>7}</w:t>
             </w:r>
             <w:r>
               <w:rPr>
@@ -4795,23 +4574,7 @@
                 <w:sz w:val="16"/>
                 <w:szCs w:val="16"/>
               </w:rPr>
-              <w:t>8</w:t>
-            </w:r>
-            <w:r>
-              <w:rPr>
-                <w:rFonts w:ascii="Times New Roman" w:hAnsi="Times New Roman" w:cs="Times New Roman"/>
-                <w:sz w:val="16"/>
-                <w:szCs w:val="16"/>
-              </w:rPr>
-              <w:t>}</w:t>
-            </w:r>
-            <w:r>
-              <w:rPr>
-                <w:rFonts w:ascii="Times New Roman" w:hAnsi="Times New Roman" w:cs="Times New Roman"/>
-                <w:sz w:val="16"/>
-                <w:szCs w:val="16"/>
-              </w:rPr>
-              <w:t xml:space="preserve"> </w:t>
+              <w:t xml:space="preserve">8} </w:t>
             </w:r>
             <w:r>
               <w:rPr>
@@ -4833,7 +4596,7 @@
         </w:trPr>
         <w:tc>
           <w:tcPr>
-            <w:tcW w:w="5670" w:type="dxa"/>
+            <w:tcW w:w="5954" w:type="dxa"/>
             <w:gridSpan w:val="7"/>
             <w:tcBorders>
               <w:top w:val="single" w:sz="4" w:space="0" w:color="auto"/>
@@ -4958,6 +4721,24 @@
               </w:rPr>
               <w:t>Treatment Details:</w:t>
             </w:r>
+            <w:r>
+              <w:rPr>
+                <w:rFonts w:ascii="Times New Roman" w:hAnsi="Times New Roman" w:cs="Times New Roman"/>
+                <w:b/>
+                <w:sz w:val="16"/>
+                <w:szCs w:val="16"/>
+              </w:rPr>
+              <w:t xml:space="preserve"> </w:t>
+            </w:r>
+            <w:r>
+              <w:rPr>
+                <w:rFonts w:ascii="Times New Roman" w:hAnsi="Times New Roman" w:cs="Times New Roman"/>
+                <w:bCs/>
+                <w:sz w:val="16"/>
+                <w:szCs w:val="16"/>
+              </w:rPr>
+              <w:t>${TREATMENT_DETAILS}</w:t>
+            </w:r>
           </w:p>
           <w:p>
             <w:pPr>
@@ -4969,7 +4750,7 @@
         </w:tc>
         <w:tc>
           <w:tcPr>
-            <w:tcW w:w="4287" w:type="dxa"/>
+            <w:tcW w:w="4003" w:type="dxa"/>
             <w:gridSpan w:val="6"/>
             <w:tcBorders>
               <w:top w:val="single" w:sz="4" w:space="0" w:color="auto"/>
@@ -5025,56 +4806,15 @@
                 <w:sz w:val="16"/>
                 <w:szCs w:val="16"/>
               </w:rPr>
-              <w:fldChar w:fldCharType="begin">
-                <w:ffData>
-                  <w:name w:val="Check25"/>
-                  <w:enabled/>
-                  <w:calcOnExit w:val="0"/>
-                  <w:checkBox>
-                    <w:sizeAuto/>
-                    <w:default w:val="0"/>
-                  </w:checkBox>
-                </w:ffData>
-              </w:fldChar>
-            </w:r>
-            <w:r>
-              <w:rPr>
-                <w:rFonts w:ascii="Times New Roman" w:hAnsi="Times New Roman" w:cs="Times New Roman"/>
-                <w:sz w:val="16"/>
-                <w:szCs w:val="16"/>
-              </w:rPr>
-              <w:instrText xml:space="preserve"> FORMCHECKBOX </w:instrText>
-            </w:r>
-            <w:r>
-              <w:rPr>
-                <w:rFonts w:ascii="Times New Roman" w:hAnsi="Times New Roman" w:cs="Times New Roman"/>
-                <w:sz w:val="16"/>
-                <w:szCs w:val="16"/>
-              </w:rPr>
-            </w:r>
-            <w:r>
-              <w:rPr>
-                <w:rFonts w:ascii="Times New Roman" w:hAnsi="Times New Roman" w:cs="Times New Roman"/>
-                <w:sz w:val="16"/>
-                <w:szCs w:val="16"/>
-              </w:rPr>
-              <w:fldChar w:fldCharType="separate"/>
-            </w:r>
-            <w:r>
-              <w:rPr>
-                <w:rFonts w:ascii="Times New Roman" w:hAnsi="Times New Roman" w:cs="Times New Roman"/>
-                <w:sz w:val="16"/>
-                <w:szCs w:val="16"/>
-              </w:rPr>
-              <w:fldChar w:fldCharType="end"/>
-            </w:r>
-            <w:r>
-              <w:rPr>
-                <w:rFonts w:ascii="Times New Roman" w:hAnsi="Times New Roman" w:cs="Times New Roman"/>
-                <w:sz w:val="16"/>
-                <w:szCs w:val="16"/>
-              </w:rPr>
-              <w:t xml:space="preserve"> Not recovered</w:t>
+              <w:t xml:space="preserve">${OUT1} </w:t>
+            </w:r>
+            <w:r>
+              <w:rPr>
+                <w:rFonts w:ascii="Times New Roman" w:hAnsi="Times New Roman" w:cs="Times New Roman"/>
+                <w:sz w:val="16"/>
+                <w:szCs w:val="16"/>
+              </w:rPr>
+              <w:t>Not recovered</w:t>
             </w:r>
             <w:r>
               <w:rPr>
@@ -5090,56 +4830,15 @@
                 <w:sz w:val="16"/>
                 <w:szCs w:val="16"/>
               </w:rPr>
-              <w:fldChar w:fldCharType="begin">
-                <w:ffData>
-                  <w:name w:val="Check25"/>
-                  <w:enabled/>
-                  <w:calcOnExit w:val="0"/>
-                  <w:checkBox>
-                    <w:sizeAuto/>
-                    <w:default w:val="0"/>
-                  </w:checkBox>
-                </w:ffData>
-              </w:fldChar>
-            </w:r>
-            <w:r>
-              <w:rPr>
-                <w:rFonts w:ascii="Times New Roman" w:hAnsi="Times New Roman" w:cs="Times New Roman"/>
-                <w:sz w:val="16"/>
-                <w:szCs w:val="16"/>
-              </w:rPr>
-              <w:instrText xml:space="preserve"> FORMCHECKBOX </w:instrText>
-            </w:r>
-            <w:r>
-              <w:rPr>
-                <w:rFonts w:ascii="Times New Roman" w:hAnsi="Times New Roman" w:cs="Times New Roman"/>
-                <w:sz w:val="16"/>
-                <w:szCs w:val="16"/>
-              </w:rPr>
-            </w:r>
-            <w:r>
-              <w:rPr>
-                <w:rFonts w:ascii="Times New Roman" w:hAnsi="Times New Roman" w:cs="Times New Roman"/>
-                <w:sz w:val="16"/>
-                <w:szCs w:val="16"/>
-              </w:rPr>
-              <w:fldChar w:fldCharType="separate"/>
-            </w:r>
-            <w:r>
-              <w:rPr>
-                <w:rFonts w:ascii="Times New Roman" w:hAnsi="Times New Roman" w:cs="Times New Roman"/>
-                <w:sz w:val="16"/>
-                <w:szCs w:val="16"/>
-              </w:rPr>
-              <w:fldChar w:fldCharType="end"/>
-            </w:r>
-            <w:r>
-              <w:rPr>
-                <w:rFonts w:ascii="Times New Roman" w:hAnsi="Times New Roman" w:cs="Times New Roman"/>
-                <w:sz w:val="16"/>
-                <w:szCs w:val="16"/>
-              </w:rPr>
-              <w:t xml:space="preserve"> Recovering</w:t>
+              <w:t xml:space="preserve">${OUT2} </w:t>
+            </w:r>
+            <w:r>
+              <w:rPr>
+                <w:rFonts w:ascii="Times New Roman" w:hAnsi="Times New Roman" w:cs="Times New Roman"/>
+                <w:sz w:val="16"/>
+                <w:szCs w:val="16"/>
+              </w:rPr>
+              <w:t>Recovering</w:t>
             </w:r>
           </w:p>
           <w:p>
@@ -5160,56 +4859,15 @@
                 <w:sz w:val="16"/>
                 <w:szCs w:val="16"/>
               </w:rPr>
-              <w:fldChar w:fldCharType="begin">
-                <w:ffData>
-                  <w:name w:val="Check28"/>
-                  <w:enabled/>
-                  <w:calcOnExit w:val="0"/>
-                  <w:checkBox>
-                    <w:sizeAuto/>
-                    <w:default w:val="0"/>
-                  </w:checkBox>
-                </w:ffData>
-              </w:fldChar>
-            </w:r>
-            <w:r>
-              <w:rPr>
-                <w:rFonts w:ascii="Times New Roman" w:hAnsi="Times New Roman" w:cs="Times New Roman"/>
-                <w:sz w:val="16"/>
-                <w:szCs w:val="16"/>
-              </w:rPr>
-              <w:instrText xml:space="preserve"> FORMCHECKBOX </w:instrText>
-            </w:r>
-            <w:r>
-              <w:rPr>
-                <w:rFonts w:ascii="Times New Roman" w:hAnsi="Times New Roman" w:cs="Times New Roman"/>
-                <w:sz w:val="16"/>
-                <w:szCs w:val="16"/>
-              </w:rPr>
-            </w:r>
-            <w:r>
-              <w:rPr>
-                <w:rFonts w:ascii="Times New Roman" w:hAnsi="Times New Roman" w:cs="Times New Roman"/>
-                <w:sz w:val="16"/>
-                <w:szCs w:val="16"/>
-              </w:rPr>
-              <w:fldChar w:fldCharType="separate"/>
-            </w:r>
-            <w:r>
-              <w:rPr>
-                <w:rFonts w:ascii="Times New Roman" w:hAnsi="Times New Roman" w:cs="Times New Roman"/>
-                <w:sz w:val="16"/>
-                <w:szCs w:val="16"/>
-              </w:rPr>
-              <w:fldChar w:fldCharType="end"/>
-            </w:r>
-            <w:r>
-              <w:rPr>
-                <w:rFonts w:ascii="Times New Roman" w:hAnsi="Times New Roman" w:cs="Times New Roman"/>
-                <w:sz w:val="16"/>
-                <w:szCs w:val="16"/>
-              </w:rPr>
-              <w:t xml:space="preserve"> Recovered with sequelae</w:t>
+              <w:t xml:space="preserve">${OUT3} </w:t>
+            </w:r>
+            <w:r>
+              <w:rPr>
+                <w:rFonts w:ascii="Times New Roman" w:hAnsi="Times New Roman" w:cs="Times New Roman"/>
+                <w:sz w:val="16"/>
+                <w:szCs w:val="16"/>
+              </w:rPr>
+              <w:t>Recovered with sequelae</w:t>
             </w:r>
             <w:r>
               <w:rPr>
@@ -5225,59 +4883,17 @@
                 <w:sz w:val="16"/>
                 <w:szCs w:val="16"/>
               </w:rPr>
-              <w:fldChar w:fldCharType="begin">
-                <w:ffData>
-                  <w:name w:val="Check29"/>
-                  <w:enabled/>
-                  <w:calcOnExit w:val="0"/>
-                  <w:checkBox>
-                    <w:sizeAuto/>
-                    <w:default w:val="0"/>
-                  </w:checkBox>
-                </w:ffData>
-              </w:fldChar>
-            </w:r>
-            <w:r>
-              <w:rPr>
-                <w:rFonts w:ascii="Times New Roman" w:hAnsi="Times New Roman" w:cs="Times New Roman"/>
-                <w:sz w:val="16"/>
-                <w:szCs w:val="16"/>
-              </w:rPr>
-              <w:instrText xml:space="preserve"> FORMCHECKBOX </w:instrText>
-            </w:r>
-            <w:r>
-              <w:rPr>
-                <w:rFonts w:ascii="Times New Roman" w:hAnsi="Times New Roman" w:cs="Times New Roman"/>
-                <w:sz w:val="16"/>
-                <w:szCs w:val="16"/>
-              </w:rPr>
-            </w:r>
-            <w:r>
-              <w:rPr>
-                <w:rFonts w:ascii="Times New Roman" w:hAnsi="Times New Roman" w:cs="Times New Roman"/>
-                <w:sz w:val="16"/>
-                <w:szCs w:val="16"/>
-              </w:rPr>
-              <w:fldChar w:fldCharType="separate"/>
-            </w:r>
-            <w:r>
-              <w:rPr>
-                <w:rFonts w:ascii="Times New Roman" w:hAnsi="Times New Roman" w:cs="Times New Roman"/>
-                <w:sz w:val="16"/>
-                <w:szCs w:val="16"/>
-              </w:rPr>
-              <w:fldChar w:fldCharType="end"/>
-            </w:r>
-            <w:r>
-              <w:rPr>
-                <w:rFonts w:ascii="Times New Roman" w:hAnsi="Times New Roman" w:cs="Times New Roman"/>
-                <w:sz w:val="16"/>
-                <w:szCs w:val="16"/>
-              </w:rPr>
-              <w:t xml:space="preserve"> Recovered without sequelae</w:t>
-            </w:r>
-          </w:p>
-          <w:bookmarkStart w:id="2" w:name="Check30"/>
+              <w:t xml:space="preserve">${OUT4} </w:t>
+            </w:r>
+            <w:r>
+              <w:rPr>
+                <w:rFonts w:ascii="Times New Roman" w:hAnsi="Times New Roman" w:cs="Times New Roman"/>
+                <w:sz w:val="16"/>
+                <w:szCs w:val="16"/>
+              </w:rPr>
+              <w:t>Recovered without sequelae</w:t>
+            </w:r>
+          </w:p>
           <w:p>
             <w:pPr>
               <w:pStyle w:val="Textocomentario"/>
@@ -5293,57 +4909,15 @@
                 <w:sz w:val="16"/>
                 <w:szCs w:val="16"/>
               </w:rPr>
-              <w:fldChar w:fldCharType="begin">
-                <w:ffData>
-                  <w:name w:val="Check30"/>
-                  <w:enabled/>
-                  <w:calcOnExit w:val="0"/>
-                  <w:checkBox>
-                    <w:sizeAuto/>
-                    <w:default w:val="0"/>
-                  </w:checkBox>
-                </w:ffData>
-              </w:fldChar>
-            </w:r>
-            <w:r>
-              <w:rPr>
-                <w:rFonts w:ascii="Times New Roman" w:hAnsi="Times New Roman" w:cs="Times New Roman"/>
-                <w:sz w:val="16"/>
-                <w:szCs w:val="16"/>
-              </w:rPr>
-              <w:instrText xml:space="preserve"> FORMCHECKBOX </w:instrText>
-            </w:r>
-            <w:r>
-              <w:rPr>
-                <w:rFonts w:ascii="Times New Roman" w:hAnsi="Times New Roman" w:cs="Times New Roman"/>
-                <w:sz w:val="16"/>
-                <w:szCs w:val="16"/>
-              </w:rPr>
-            </w:r>
-            <w:r>
-              <w:rPr>
-                <w:rFonts w:ascii="Times New Roman" w:hAnsi="Times New Roman" w:cs="Times New Roman"/>
-                <w:sz w:val="16"/>
-                <w:szCs w:val="16"/>
-              </w:rPr>
-              <w:fldChar w:fldCharType="separate"/>
-            </w:r>
-            <w:r>
-              <w:rPr>
-                <w:rFonts w:ascii="Times New Roman" w:hAnsi="Times New Roman" w:cs="Times New Roman"/>
-                <w:sz w:val="16"/>
-                <w:szCs w:val="16"/>
-              </w:rPr>
-              <w:fldChar w:fldCharType="end"/>
-            </w:r>
-            <w:bookmarkEnd w:id="2"/>
-            <w:r>
-              <w:rPr>
-                <w:rFonts w:ascii="Times New Roman" w:hAnsi="Times New Roman" w:cs="Times New Roman"/>
-                <w:sz w:val="16"/>
-                <w:szCs w:val="16"/>
-              </w:rPr>
-              <w:t xml:space="preserve"> Unknown</w:t>
+              <w:t xml:space="preserve">${OUT5} </w:t>
+            </w:r>
+            <w:r>
+              <w:rPr>
+                <w:rFonts w:ascii="Times New Roman" w:hAnsi="Times New Roman" w:cs="Times New Roman"/>
+                <w:sz w:val="16"/>
+                <w:szCs w:val="16"/>
+              </w:rPr>
+              <w:t>Unknown</w:t>
             </w:r>
           </w:p>
         </w:tc>
@@ -5372,8 +4946,8 @@
               <w:pStyle w:val="Textocomentario"/>
               <w:rPr>
                 <w:rFonts w:ascii="Times New Roman" w:hAnsi="Times New Roman" w:cs="Times New Roman"/>
-                <w:sz w:val="15"/>
-                <w:szCs w:val="15"/>
+                <w:sz w:val="16"/>
+                <w:szCs w:val="16"/>
               </w:rPr>
             </w:pPr>
             <w:r>
@@ -5417,6 +4991,59 @@
                 <w:szCs w:val="16"/>
               </w:rPr>
               <w:t>)</w:t>
+            </w:r>
+          </w:p>
+          <w:p>
+            <w:pPr>
+              <w:rPr>
+                <w:rFonts w:eastAsiaTheme="minorEastAsia"/>
+                <w:sz w:val="16"/>
+                <w:szCs w:val="16"/>
+                <w:lang w:bidi="en-US"/>
+              </w:rPr>
+            </w:pPr>
+            <w:r>
+              <w:rPr>
+                <w:rFonts w:eastAsiaTheme="minorEastAsia"/>
+                <w:sz w:val="16"/>
+                <w:szCs w:val="16"/>
+                <w:lang w:bidi="en-US"/>
+              </w:rPr>
+              <w:t>${</w:t>
+            </w:r>
+            <w:r>
+              <w:rPr>
+                <w:rFonts w:eastAsiaTheme="minorEastAsia"/>
+                <w:sz w:val="16"/>
+                <w:szCs w:val="16"/>
+                <w:lang w:bidi="en-US"/>
+              </w:rPr>
+              <w:t>LABORATORY_DATA</w:t>
+            </w:r>
+            <w:r>
+              <w:rPr>
+                <w:rFonts w:eastAsiaTheme="minorEastAsia"/>
+                <w:sz w:val="16"/>
+                <w:szCs w:val="16"/>
+                <w:lang w:bidi="en-US"/>
+              </w:rPr>
+              <w:t>}</w:t>
+            </w:r>
+          </w:p>
+          <w:p>
+            <w:pPr>
+              <w:tabs>
+                <w:tab w:val="left" w:pos="6071"/>
+              </w:tabs>
+              <w:rPr>
+                <w:lang w:bidi="en-US"/>
+              </w:rPr>
+            </w:pPr>
+            <w:r>
+              <w:rPr>
+                <w:lang w:bidi="en-US"/>
+              </w:rPr>
+              <w:tab/>
             </w:r>
           </w:p>
         </w:tc>
@@ -5445,8 +5072,9 @@
               <w:pStyle w:val="Textocomentario"/>
               <w:rPr>
                 <w:rFonts w:ascii="Times New Roman" w:hAnsi="Times New Roman" w:cs="Times New Roman"/>
-                <w:sz w:val="15"/>
-                <w:szCs w:val="15"/>
+                <w:b/>
+                <w:sz w:val="16"/>
+                <w:szCs w:val="16"/>
               </w:rPr>
             </w:pPr>
             <w:r>
@@ -5483,6 +5111,21 @@
                 <w:szCs w:val="16"/>
               </w:rPr>
               <w:t>cluding pre-existing conditions</w:t>
+            </w:r>
+          </w:p>
+          <w:p>
+            <w:pPr>
+              <w:rPr>
+                <w:lang w:bidi="en-US"/>
+              </w:rPr>
+            </w:pPr>
+            <w:r>
+              <w:rPr>
+                <w:sz w:val="16"/>
+                <w:szCs w:val="14"/>
+                <w:lang w:bidi="en-US"/>
+              </w:rPr>
+              <w:t>${MEDICAL_HISTORY}</w:t>
             </w:r>
           </w:p>
         </w:tc>
@@ -5584,51 +5227,21 @@
                 <w:sz w:val="16"/>
                 <w:szCs w:val="16"/>
               </w:rPr>
-              <w:fldChar w:fldCharType="begin">
-                <w:ffData>
-                  <w:name w:val=""/>
-                  <w:enabled/>
-                  <w:calcOnExit w:val="0"/>
-                  <w:checkBox>
-                    <w:sizeAuto/>
-                    <w:default w:val="0"/>
-                  </w:checkBox>
-                </w:ffData>
-              </w:fldChar>
-            </w:r>
-            <w:r>
-              <w:rPr>
-                <w:sz w:val="16"/>
-                <w:szCs w:val="16"/>
-              </w:rPr>
-              <w:instrText xml:space="preserve"> FORMCHECKBOX </w:instrText>
-            </w:r>
-            <w:r>
-              <w:rPr>
-                <w:sz w:val="16"/>
-                <w:szCs w:val="16"/>
-              </w:rPr>
-            </w:r>
-            <w:r>
-              <w:rPr>
-                <w:sz w:val="16"/>
-                <w:szCs w:val="16"/>
-              </w:rPr>
-              <w:fldChar w:fldCharType="separate"/>
-            </w:r>
-            <w:r>
-              <w:rPr>
-                <w:sz w:val="16"/>
-                <w:szCs w:val="16"/>
-              </w:rPr>
-              <w:fldChar w:fldCharType="end"/>
-            </w:r>
-            <w:r>
-              <w:rPr>
-                <w:sz w:val="16"/>
-                <w:szCs w:val="16"/>
-              </w:rPr>
-              <w:t xml:space="preserve"> </w:t>
+              <w:t>${</w:t>
+            </w:r>
+            <w:r>
+              <w:rPr>
+                <w:sz w:val="16"/>
+                <w:szCs w:val="16"/>
+              </w:rPr>
+              <w:t>RE_CAUSALITY</w:t>
+            </w:r>
+            <w:r>
+              <w:rPr>
+                <w:sz w:val="16"/>
+                <w:szCs w:val="16"/>
+              </w:rPr>
+              <w:t xml:space="preserve">1} </w:t>
             </w:r>
             <w:r>
               <w:rPr>
@@ -5649,51 +5262,21 @@
                 <w:sz w:val="16"/>
                 <w:szCs w:val="16"/>
               </w:rPr>
-              <w:fldChar w:fldCharType="begin">
-                <w:ffData>
-                  <w:name w:val="Check34"/>
-                  <w:enabled/>
-                  <w:calcOnExit w:val="0"/>
-                  <w:checkBox>
-                    <w:sizeAuto/>
-                    <w:default w:val="0"/>
-                  </w:checkBox>
-                </w:ffData>
-              </w:fldChar>
-            </w:r>
-            <w:r>
-              <w:rPr>
-                <w:sz w:val="16"/>
-                <w:szCs w:val="16"/>
-              </w:rPr>
-              <w:instrText xml:space="preserve"> FORMCHECKBOX </w:instrText>
-            </w:r>
-            <w:r>
-              <w:rPr>
-                <w:sz w:val="16"/>
-                <w:szCs w:val="16"/>
-              </w:rPr>
-            </w:r>
-            <w:r>
-              <w:rPr>
-                <w:sz w:val="16"/>
-                <w:szCs w:val="16"/>
-              </w:rPr>
-              <w:fldChar w:fldCharType="separate"/>
-            </w:r>
-            <w:r>
-              <w:rPr>
-                <w:sz w:val="16"/>
-                <w:szCs w:val="16"/>
-              </w:rPr>
-              <w:fldChar w:fldCharType="end"/>
-            </w:r>
-            <w:r>
-              <w:rPr>
-                <w:sz w:val="16"/>
-                <w:szCs w:val="16"/>
-              </w:rPr>
-              <w:t xml:space="preserve"> </w:t>
+              <w:t>${</w:t>
+            </w:r>
+            <w:r>
+              <w:rPr>
+                <w:sz w:val="16"/>
+                <w:szCs w:val="16"/>
+              </w:rPr>
+              <w:t>RE_CAUSALITY</w:t>
+            </w:r>
+            <w:r>
+              <w:rPr>
+                <w:sz w:val="16"/>
+                <w:szCs w:val="16"/>
+              </w:rPr>
+              <w:t xml:space="preserve">2} </w:t>
             </w:r>
             <w:r>
               <w:rPr>
@@ -5714,51 +5297,21 @@
                 <w:sz w:val="16"/>
                 <w:szCs w:val="16"/>
               </w:rPr>
-              <w:fldChar w:fldCharType="begin">
-                <w:ffData>
-                  <w:name w:val="Check34"/>
-                  <w:enabled/>
-                  <w:calcOnExit w:val="0"/>
-                  <w:checkBox>
-                    <w:sizeAuto/>
-                    <w:default w:val="0"/>
-                  </w:checkBox>
-                </w:ffData>
-              </w:fldChar>
-            </w:r>
-            <w:r>
-              <w:rPr>
-                <w:sz w:val="16"/>
-                <w:szCs w:val="16"/>
-              </w:rPr>
-              <w:instrText xml:space="preserve"> FORMCHECKBOX </w:instrText>
-            </w:r>
-            <w:r>
-              <w:rPr>
-                <w:sz w:val="16"/>
-                <w:szCs w:val="16"/>
-              </w:rPr>
-            </w:r>
-            <w:r>
-              <w:rPr>
-                <w:sz w:val="16"/>
-                <w:szCs w:val="16"/>
-              </w:rPr>
-              <w:fldChar w:fldCharType="separate"/>
-            </w:r>
-            <w:r>
-              <w:rPr>
-                <w:sz w:val="16"/>
-                <w:szCs w:val="16"/>
-              </w:rPr>
-              <w:fldChar w:fldCharType="end"/>
-            </w:r>
-            <w:r>
-              <w:rPr>
-                <w:sz w:val="16"/>
-                <w:szCs w:val="16"/>
-              </w:rPr>
-              <w:t xml:space="preserve"> </w:t>
+              <w:t>${</w:t>
+            </w:r>
+            <w:r>
+              <w:rPr>
+                <w:sz w:val="16"/>
+                <w:szCs w:val="16"/>
+              </w:rPr>
+              <w:t>RE_CAUSALITY</w:t>
+            </w:r>
+            <w:r>
+              <w:rPr>
+                <w:sz w:val="16"/>
+                <w:szCs w:val="16"/>
+              </w:rPr>
+              <w:t xml:space="preserve">3} </w:t>
             </w:r>
             <w:r>
               <w:rPr>
@@ -5846,56 +5399,31 @@
                 <w:sz w:val="16"/>
                 <w:szCs w:val="16"/>
               </w:rPr>
-              <w:t xml:space="preserve">Yes </w:t>
-            </w:r>
-            <w:r>
-              <w:rPr>
-                <w:rFonts w:ascii="Times New Roman" w:hAnsi="Times New Roman" w:cs="Times New Roman"/>
-                <w:sz w:val="16"/>
-                <w:szCs w:val="16"/>
-              </w:rPr>
-              <w:fldChar w:fldCharType="begin">
-                <w:ffData>
-                  <w:name w:val=""/>
-                  <w:enabled/>
-                  <w:calcOnExit w:val="0"/>
-                  <w:checkBox>
-                    <w:sizeAuto/>
-                    <w:default w:val="0"/>
-                  </w:checkBox>
-                </w:ffData>
-              </w:fldChar>
-            </w:r>
-            <w:r>
-              <w:rPr>
-                <w:rFonts w:ascii="Times New Roman" w:hAnsi="Times New Roman" w:cs="Times New Roman"/>
-                <w:sz w:val="16"/>
-                <w:szCs w:val="16"/>
-              </w:rPr>
-              <w:instrText xml:space="preserve"> FORMCHECKBOX </w:instrText>
-            </w:r>
-            <w:r>
-              <w:rPr>
-                <w:rFonts w:ascii="Times New Roman" w:hAnsi="Times New Roman" w:cs="Times New Roman"/>
-                <w:sz w:val="16"/>
-                <w:szCs w:val="16"/>
-              </w:rPr>
-            </w:r>
-            <w:r>
-              <w:rPr>
-                <w:rFonts w:ascii="Times New Roman" w:hAnsi="Times New Roman" w:cs="Times New Roman"/>
-                <w:sz w:val="16"/>
-                <w:szCs w:val="16"/>
-              </w:rPr>
-              <w:fldChar w:fldCharType="separate"/>
-            </w:r>
-            <w:r>
-              <w:rPr>
-                <w:rFonts w:ascii="Times New Roman" w:hAnsi="Times New Roman" w:cs="Times New Roman"/>
-                <w:sz w:val="16"/>
-                <w:szCs w:val="16"/>
-              </w:rPr>
-              <w:fldChar w:fldCharType="end"/>
+              <w:t>${</w:t>
+            </w:r>
+            <w:r>
+              <w:rPr>
+                <w:rFonts w:ascii="Times New Roman" w:hAnsi="Times New Roman" w:cs="Times New Roman"/>
+                <w:sz w:val="16"/>
+                <w:szCs w:val="16"/>
+              </w:rPr>
+              <w:t>PATIENT_PREGNANT</w:t>
+            </w:r>
+            <w:r>
+              <w:rPr>
+                <w:rFonts w:ascii="Times New Roman" w:hAnsi="Times New Roman" w:cs="Times New Roman"/>
+                <w:sz w:val="16"/>
+                <w:szCs w:val="16"/>
+              </w:rPr>
+              <w:t xml:space="preserve">1} </w:t>
+            </w:r>
+            <w:r>
+              <w:rPr>
+                <w:rFonts w:ascii="Times New Roman" w:hAnsi="Times New Roman" w:cs="Times New Roman"/>
+                <w:sz w:val="16"/>
+                <w:szCs w:val="16"/>
+              </w:rPr>
+              <w:t>Yes</w:t>
             </w:r>
             <w:r>
               <w:rPr>
@@ -5911,56 +5439,31 @@
                 <w:sz w:val="16"/>
                 <w:szCs w:val="16"/>
               </w:rPr>
-              <w:t xml:space="preserve">No </w:t>
-            </w:r>
-            <w:r>
-              <w:rPr>
-                <w:rFonts w:ascii="Times New Roman" w:hAnsi="Times New Roman" w:cs="Times New Roman"/>
-                <w:sz w:val="16"/>
-                <w:szCs w:val="16"/>
-              </w:rPr>
-              <w:fldChar w:fldCharType="begin">
-                <w:ffData>
-                  <w:name w:val=""/>
-                  <w:enabled/>
-                  <w:calcOnExit w:val="0"/>
-                  <w:checkBox>
-                    <w:sizeAuto/>
-                    <w:default w:val="0"/>
-                  </w:checkBox>
-                </w:ffData>
-              </w:fldChar>
-            </w:r>
-            <w:r>
-              <w:rPr>
-                <w:rFonts w:ascii="Times New Roman" w:hAnsi="Times New Roman" w:cs="Times New Roman"/>
-                <w:sz w:val="16"/>
-                <w:szCs w:val="16"/>
-              </w:rPr>
-              <w:instrText xml:space="preserve"> FORMCHECKBOX </w:instrText>
-            </w:r>
-            <w:r>
-              <w:rPr>
-                <w:rFonts w:ascii="Times New Roman" w:hAnsi="Times New Roman" w:cs="Times New Roman"/>
-                <w:sz w:val="16"/>
-                <w:szCs w:val="16"/>
-              </w:rPr>
-            </w:r>
-            <w:r>
-              <w:rPr>
-                <w:rFonts w:ascii="Times New Roman" w:hAnsi="Times New Roman" w:cs="Times New Roman"/>
-                <w:sz w:val="16"/>
-                <w:szCs w:val="16"/>
-              </w:rPr>
-              <w:fldChar w:fldCharType="separate"/>
-            </w:r>
-            <w:r>
-              <w:rPr>
-                <w:rFonts w:ascii="Times New Roman" w:hAnsi="Times New Roman" w:cs="Times New Roman"/>
-                <w:sz w:val="16"/>
-                <w:szCs w:val="16"/>
-              </w:rPr>
-              <w:fldChar w:fldCharType="end"/>
+              <w:t>${</w:t>
+            </w:r>
+            <w:r>
+              <w:rPr>
+                <w:rFonts w:ascii="Times New Roman" w:hAnsi="Times New Roman" w:cs="Times New Roman"/>
+                <w:sz w:val="16"/>
+                <w:szCs w:val="16"/>
+              </w:rPr>
+              <w:t>PATIENT_PREGNANT</w:t>
+            </w:r>
+            <w:r>
+              <w:rPr>
+                <w:rFonts w:ascii="Times New Roman" w:hAnsi="Times New Roman" w:cs="Times New Roman"/>
+                <w:sz w:val="16"/>
+                <w:szCs w:val="16"/>
+              </w:rPr>
+              <w:t xml:space="preserve">2} </w:t>
+            </w:r>
+            <w:r>
+              <w:rPr>
+                <w:rFonts w:ascii="Times New Roman" w:hAnsi="Times New Roman" w:cs="Times New Roman"/>
+                <w:sz w:val="16"/>
+                <w:szCs w:val="16"/>
+              </w:rPr>
+              <w:t>No</w:t>
             </w:r>
             <w:r>
               <w:rPr>
@@ -5976,56 +5479,31 @@
                 <w:sz w:val="16"/>
                 <w:szCs w:val="16"/>
               </w:rPr>
-              <w:t xml:space="preserve">Unknown </w:t>
-            </w:r>
-            <w:r>
-              <w:rPr>
-                <w:rFonts w:ascii="Times New Roman" w:hAnsi="Times New Roman" w:cs="Times New Roman"/>
-                <w:sz w:val="16"/>
-                <w:szCs w:val="16"/>
-              </w:rPr>
-              <w:fldChar w:fldCharType="begin">
-                <w:ffData>
-                  <w:name w:val=""/>
-                  <w:enabled/>
-                  <w:calcOnExit w:val="0"/>
-                  <w:checkBox>
-                    <w:sizeAuto/>
-                    <w:default w:val="0"/>
-                  </w:checkBox>
-                </w:ffData>
-              </w:fldChar>
-            </w:r>
-            <w:r>
-              <w:rPr>
-                <w:rFonts w:ascii="Times New Roman" w:hAnsi="Times New Roman" w:cs="Times New Roman"/>
-                <w:sz w:val="16"/>
-                <w:szCs w:val="16"/>
-              </w:rPr>
-              <w:instrText xml:space="preserve"> FORMCHECKBOX </w:instrText>
-            </w:r>
-            <w:r>
-              <w:rPr>
-                <w:rFonts w:ascii="Times New Roman" w:hAnsi="Times New Roman" w:cs="Times New Roman"/>
-                <w:sz w:val="16"/>
-                <w:szCs w:val="16"/>
-              </w:rPr>
-            </w:r>
-            <w:r>
-              <w:rPr>
-                <w:rFonts w:ascii="Times New Roman" w:hAnsi="Times New Roman" w:cs="Times New Roman"/>
-                <w:sz w:val="16"/>
-                <w:szCs w:val="16"/>
-              </w:rPr>
-              <w:fldChar w:fldCharType="separate"/>
-            </w:r>
-            <w:r>
-              <w:rPr>
-                <w:rFonts w:ascii="Times New Roman" w:hAnsi="Times New Roman" w:cs="Times New Roman"/>
-                <w:sz w:val="16"/>
-                <w:szCs w:val="16"/>
-              </w:rPr>
-              <w:fldChar w:fldCharType="end"/>
+              <w:t>${</w:t>
+            </w:r>
+            <w:r>
+              <w:rPr>
+                <w:rFonts w:ascii="Times New Roman" w:hAnsi="Times New Roman" w:cs="Times New Roman"/>
+                <w:sz w:val="16"/>
+                <w:szCs w:val="16"/>
+              </w:rPr>
+              <w:t>PATIENT_PREGNANT</w:t>
+            </w:r>
+            <w:r>
+              <w:rPr>
+                <w:rFonts w:ascii="Times New Roman" w:hAnsi="Times New Roman" w:cs="Times New Roman"/>
+                <w:sz w:val="16"/>
+                <w:szCs w:val="16"/>
+              </w:rPr>
+              <w:t xml:space="preserve">3} </w:t>
+            </w:r>
+            <w:r>
+              <w:rPr>
+                <w:rFonts w:ascii="Times New Roman" w:hAnsi="Times New Roman" w:cs="Times New Roman"/>
+                <w:sz w:val="16"/>
+                <w:szCs w:val="16"/>
+              </w:rPr>
+              <w:t>Unknown</w:t>
             </w:r>
             <w:r>
               <w:rPr>
@@ -6041,56 +5519,31 @@
                 <w:sz w:val="16"/>
                 <w:szCs w:val="16"/>
               </w:rPr>
-              <w:t xml:space="preserve">N/A </w:t>
-            </w:r>
-            <w:r>
-              <w:rPr>
-                <w:rFonts w:ascii="Times New Roman" w:hAnsi="Times New Roman" w:cs="Times New Roman"/>
-                <w:sz w:val="16"/>
-                <w:szCs w:val="16"/>
-              </w:rPr>
-              <w:fldChar w:fldCharType="begin">
-                <w:ffData>
-                  <w:name w:val=""/>
-                  <w:enabled/>
-                  <w:calcOnExit w:val="0"/>
-                  <w:checkBox>
-                    <w:sizeAuto/>
-                    <w:default w:val="0"/>
-                  </w:checkBox>
-                </w:ffData>
-              </w:fldChar>
-            </w:r>
-            <w:r>
-              <w:rPr>
-                <w:rFonts w:ascii="Times New Roman" w:hAnsi="Times New Roman" w:cs="Times New Roman"/>
-                <w:sz w:val="16"/>
-                <w:szCs w:val="16"/>
-              </w:rPr>
-              <w:instrText xml:space="preserve"> FORMCHECKBOX </w:instrText>
-            </w:r>
-            <w:r>
-              <w:rPr>
-                <w:rFonts w:ascii="Times New Roman" w:hAnsi="Times New Roman" w:cs="Times New Roman"/>
-                <w:sz w:val="16"/>
-                <w:szCs w:val="16"/>
-              </w:rPr>
-            </w:r>
-            <w:r>
-              <w:rPr>
-                <w:rFonts w:ascii="Times New Roman" w:hAnsi="Times New Roman" w:cs="Times New Roman"/>
-                <w:sz w:val="16"/>
-                <w:szCs w:val="16"/>
-              </w:rPr>
-              <w:fldChar w:fldCharType="separate"/>
-            </w:r>
-            <w:r>
-              <w:rPr>
-                <w:rFonts w:ascii="Times New Roman" w:hAnsi="Times New Roman" w:cs="Times New Roman"/>
-                <w:sz w:val="16"/>
-                <w:szCs w:val="16"/>
-              </w:rPr>
-              <w:fldChar w:fldCharType="end"/>
+              <w:t>${</w:t>
+            </w:r>
+            <w:r>
+              <w:rPr>
+                <w:rFonts w:ascii="Times New Roman" w:hAnsi="Times New Roman" w:cs="Times New Roman"/>
+                <w:sz w:val="16"/>
+                <w:szCs w:val="16"/>
+              </w:rPr>
+              <w:t>PATIENT_PREGNANT</w:t>
+            </w:r>
+            <w:r>
+              <w:rPr>
+                <w:rFonts w:ascii="Times New Roman" w:hAnsi="Times New Roman" w:cs="Times New Roman"/>
+                <w:sz w:val="16"/>
+                <w:szCs w:val="16"/>
+              </w:rPr>
+              <w:t xml:space="preserve">4} </w:t>
+            </w:r>
+            <w:r>
+              <w:rPr>
+                <w:rFonts w:ascii="Times New Roman" w:hAnsi="Times New Roman" w:cs="Times New Roman"/>
+                <w:sz w:val="16"/>
+                <w:szCs w:val="16"/>
+              </w:rPr>
+              <w:t>N/A</w:t>
             </w:r>
           </w:p>
           <w:p>
@@ -6142,15 +5595,31 @@
                 <w:szCs w:val="16"/>
                 <w:lang w:val="en-GB"/>
               </w:rPr>
-              <w:t>__</w:t>
-            </w:r>
-            <w:r>
-              <w:rPr>
-                <w:sz w:val="16"/>
-                <w:szCs w:val="16"/>
-                <w:lang w:val="en-GB"/>
-              </w:rPr>
-              <w:t>_______ weeks</w:t>
+              <w:t>${</w:t>
+            </w:r>
+            <w:r>
+              <w:rPr>
+                <w:sz w:val="16"/>
+                <w:szCs w:val="16"/>
+                <w:lang w:val="en-GB"/>
+              </w:rPr>
+              <w:t>PATIENT_PREGNANT_YES</w:t>
+            </w:r>
+            <w:r>
+              <w:rPr>
+                <w:sz w:val="16"/>
+                <w:szCs w:val="16"/>
+                <w:lang w:val="en-GB"/>
+              </w:rPr>
+              <w:t>}</w:t>
+            </w:r>
+            <w:r>
+              <w:rPr>
+                <w:sz w:val="16"/>
+                <w:szCs w:val="16"/>
+                <w:lang w:val="en-GB"/>
+              </w:rPr>
+              <w:t xml:space="preserve"> weeks</w:t>
             </w:r>
           </w:p>
         </w:tc>
@@ -6235,56 +5704,7 @@
                 <w:szCs w:val="16"/>
                 <w:lang w:val="en-GB"/>
               </w:rPr>
-              <w:fldChar w:fldCharType="begin">
-                <w:ffData>
-                  <w:name w:val=""/>
-                  <w:enabled/>
-                  <w:calcOnExit w:val="0"/>
-                  <w:checkBox>
-                    <w:sizeAuto/>
-                    <w:default w:val="0"/>
-                  </w:checkBox>
-                </w:ffData>
-              </w:fldChar>
-            </w:r>
-            <w:r>
-              <w:rPr>
-                <w:sz w:val="16"/>
-                <w:szCs w:val="16"/>
-                <w:lang w:val="en-GB"/>
-              </w:rPr>
-              <w:instrText xml:space="preserve"> FORMCHECKBOX </w:instrText>
-            </w:r>
-            <w:r>
-              <w:rPr>
-                <w:sz w:val="16"/>
-                <w:szCs w:val="16"/>
-                <w:lang w:val="en-GB"/>
-              </w:rPr>
-            </w:r>
-            <w:r>
-              <w:rPr>
-                <w:sz w:val="16"/>
-                <w:szCs w:val="16"/>
-                <w:lang w:val="en-GB"/>
-              </w:rPr>
-              <w:fldChar w:fldCharType="separate"/>
-            </w:r>
-            <w:r>
-              <w:rPr>
-                <w:sz w:val="16"/>
-                <w:szCs w:val="16"/>
-                <w:lang w:val="en-GB"/>
-              </w:rPr>
-              <w:fldChar w:fldCharType="end"/>
-            </w:r>
-            <w:r>
-              <w:rPr>
-                <w:sz w:val="16"/>
-                <w:szCs w:val="16"/>
-                <w:lang w:val="en-GB"/>
-              </w:rPr>
-              <w:t xml:space="preserve"> </w:t>
+              <w:t xml:space="preserve">${1} </w:t>
             </w:r>
             <w:r>
               <w:rPr>
@@ -6309,48 +5729,7 @@
                 <w:szCs w:val="16"/>
                 <w:lang w:val="en-GB"/>
               </w:rPr>
-              <w:fldChar w:fldCharType="begin">
-                <w:ffData>
-                  <w:name w:val=""/>
-                  <w:enabled/>
-                  <w:calcOnExit w:val="0"/>
-                  <w:checkBox>
-                    <w:sizeAuto/>
-                    <w:default w:val="0"/>
-                  </w:checkBox>
-                </w:ffData>
-              </w:fldChar>
-            </w:r>
-            <w:r>
-              <w:rPr>
-                <w:sz w:val="16"/>
-                <w:szCs w:val="16"/>
-                <w:lang w:val="en-GB"/>
-              </w:rPr>
-              <w:instrText xml:space="preserve"> FORMCHECKBOX </w:instrText>
-            </w:r>
-            <w:r>
-              <w:rPr>
-                <w:sz w:val="16"/>
-                <w:szCs w:val="16"/>
-                <w:lang w:val="en-GB"/>
-              </w:rPr>
-            </w:r>
-            <w:r>
-              <w:rPr>
-                <w:sz w:val="16"/>
-                <w:szCs w:val="16"/>
-                <w:lang w:val="en-GB"/>
-              </w:rPr>
-              <w:fldChar w:fldCharType="separate"/>
-            </w:r>
-            <w:r>
-              <w:rPr>
-                <w:sz w:val="16"/>
-                <w:szCs w:val="16"/>
-                <w:lang w:val="en-GB"/>
-              </w:rPr>
-              <w:fldChar w:fldCharType="end"/>
+              <w:t xml:space="preserve">${2} </w:t>
             </w:r>
             <w:r>
               <w:rPr>
@@ -6359,7 +5738,7 @@
                 <w:szCs w:val="16"/>
                 <w:lang w:val="en-GB" w:bidi="ar-SA"/>
               </w:rPr>
-              <w:t xml:space="preserve"> Breastfeeding</w:t>
+              <w:t>Breastfeeding</w:t>
             </w:r>
             <w:r>
               <w:rPr>
@@ -6372,66 +5751,20 @@
             </w:r>
             <w:r>
               <w:rPr>
+                <w:sz w:val="16"/>
+                <w:szCs w:val="16"/>
+                <w:lang w:val="en-GB"/>
+              </w:rPr>
+              <w:t xml:space="preserve">${3} </w:t>
+            </w:r>
+            <w:r>
+              <w:rPr>
                 <w:rFonts w:ascii="Times New Roman" w:eastAsia="Times New Roman" w:hAnsi="Times New Roman" w:cs="Times New Roman"/>
                 <w:sz w:val="16"/>
                 <w:szCs w:val="16"/>
                 <w:lang w:val="en-GB" w:bidi="ar-SA"/>
               </w:rPr>
-              <w:fldChar w:fldCharType="begin">
-                <w:ffData>
-                  <w:name w:val=""/>
-                  <w:enabled/>
-                  <w:calcOnExit w:val="0"/>
-                  <w:checkBox>
-                    <w:sizeAuto/>
-                    <w:default w:val="0"/>
-                  </w:checkBox>
-                </w:ffData>
-              </w:fldChar>
-            </w:r>
-            <w:r>
-              <w:rPr>
-                <w:rFonts w:ascii="Times New Roman" w:eastAsia="Times New Roman" w:hAnsi="Times New Roman" w:cs="Times New Roman"/>
-                <w:sz w:val="16"/>
-                <w:szCs w:val="16"/>
-                <w:lang w:val="en-GB" w:bidi="ar-SA"/>
-              </w:rPr>
-              <w:instrText xml:space="preserve"> FORMCHECKBOX </w:instrText>
-            </w:r>
-            <w:r>
-              <w:rPr>
-                <w:rFonts w:ascii="Times New Roman" w:eastAsia="Times New Roman" w:hAnsi="Times New Roman" w:cs="Times New Roman"/>
-                <w:sz w:val="16"/>
-                <w:szCs w:val="16"/>
-                <w:lang w:val="en-GB" w:bidi="ar-SA"/>
-              </w:rPr>
-            </w:r>
-            <w:r>
-              <w:rPr>
-                <w:rFonts w:ascii="Times New Roman" w:eastAsia="Times New Roman" w:hAnsi="Times New Roman" w:cs="Times New Roman"/>
-                <w:sz w:val="16"/>
-                <w:szCs w:val="16"/>
-                <w:lang w:val="en-GB" w:bidi="ar-SA"/>
-              </w:rPr>
-              <w:fldChar w:fldCharType="separate"/>
-            </w:r>
-            <w:r>
-              <w:rPr>
-                <w:rFonts w:ascii="Times New Roman" w:eastAsia="Times New Roman" w:hAnsi="Times New Roman" w:cs="Times New Roman"/>
-                <w:sz w:val="16"/>
-                <w:szCs w:val="16"/>
-                <w:lang w:val="en-GB" w:bidi="ar-SA"/>
-              </w:rPr>
-              <w:fldChar w:fldCharType="end"/>
-            </w:r>
-            <w:r>
-              <w:rPr>
-                <w:rFonts w:ascii="Times New Roman" w:eastAsia="Times New Roman" w:hAnsi="Times New Roman" w:cs="Times New Roman"/>
-                <w:sz w:val="16"/>
-                <w:szCs w:val="16"/>
-                <w:lang w:val="en-GB" w:bidi="ar-SA"/>
-              </w:rPr>
-              <w:t xml:space="preserve"> Overdose</w:t>
+              <w:t>Overdose</w:t>
             </w:r>
           </w:p>
           <w:p>
@@ -6454,22 +5787,20 @@
             </w:pPr>
             <w:r>
               <w:rPr>
+                <w:sz w:val="16"/>
+                <w:szCs w:val="16"/>
+                <w:lang w:val="en-GB"/>
+              </w:rPr>
+              <w:t xml:space="preserve">${4} </w:t>
+            </w:r>
+            <w:r>
+              <w:rPr>
                 <w:rFonts w:ascii="Times New Roman" w:eastAsia="Times New Roman" w:hAnsi="Times New Roman" w:cs="Times New Roman"/>
                 <w:sz w:val="16"/>
                 <w:szCs w:val="16"/>
                 <w:lang w:val="en-GB" w:bidi="ar-SA"/>
               </w:rPr>
-              <w:fldChar w:fldCharType="begin">
-                <w:ffData>
-                  <w:name w:val=""/>
-                  <w:enabled/>
-                  <w:calcOnExit w:val="0"/>
-                  <w:checkBox>
-                    <w:sizeAuto/>
-                    <w:default w:val="0"/>
-                  </w:checkBox>
-                </w:ffData>
-              </w:fldChar>
+              <w:t>Misuse</w:t>
             </w:r>
             <w:r>
               <w:rPr>
@@ -6478,7 +5809,15 @@
                 <w:szCs w:val="16"/>
                 <w:lang w:val="en-GB" w:bidi="ar-SA"/>
               </w:rPr>
-              <w:instrText xml:space="preserve"> FORMCHECKBOX </w:instrText>
+              <w:tab/>
+            </w:r>
+            <w:r>
+              <w:rPr>
+                <w:sz w:val="16"/>
+                <w:szCs w:val="16"/>
+                <w:lang w:val="en-GB"/>
+              </w:rPr>
+              <w:t xml:space="preserve">${5} </w:t>
             </w:r>
             <w:r>
               <w:rPr>
@@ -6487,105 +5826,7 @@
                 <w:szCs w:val="16"/>
                 <w:lang w:val="en-GB" w:bidi="ar-SA"/>
               </w:rPr>
-            </w:r>
-            <w:r>
-              <w:rPr>
-                <w:rFonts w:ascii="Times New Roman" w:eastAsia="Times New Roman" w:hAnsi="Times New Roman" w:cs="Times New Roman"/>
-                <w:sz w:val="16"/>
-                <w:szCs w:val="16"/>
-                <w:lang w:val="en-GB" w:bidi="ar-SA"/>
-              </w:rPr>
-              <w:fldChar w:fldCharType="separate"/>
-            </w:r>
-            <w:r>
-              <w:rPr>
-                <w:rFonts w:ascii="Times New Roman" w:eastAsia="Times New Roman" w:hAnsi="Times New Roman" w:cs="Times New Roman"/>
-                <w:sz w:val="16"/>
-                <w:szCs w:val="16"/>
-                <w:lang w:val="en-GB" w:bidi="ar-SA"/>
-              </w:rPr>
-              <w:fldChar w:fldCharType="end"/>
-            </w:r>
-            <w:r>
-              <w:rPr>
-                <w:rFonts w:ascii="Times New Roman" w:eastAsia="Times New Roman" w:hAnsi="Times New Roman" w:cs="Times New Roman"/>
-                <w:sz w:val="16"/>
-                <w:szCs w:val="16"/>
-                <w:lang w:val="en-GB" w:bidi="ar-SA"/>
-              </w:rPr>
-              <w:t xml:space="preserve"> Misuse</w:t>
-            </w:r>
-            <w:r>
-              <w:rPr>
-                <w:rFonts w:ascii="Times New Roman" w:eastAsia="Times New Roman" w:hAnsi="Times New Roman" w:cs="Times New Roman"/>
-                <w:sz w:val="16"/>
-                <w:szCs w:val="16"/>
-                <w:lang w:val="en-GB" w:bidi="ar-SA"/>
-              </w:rPr>
-              <w:tab/>
-            </w:r>
-            <w:r>
-              <w:rPr>
-                <w:rFonts w:ascii="Times New Roman" w:eastAsia="Times New Roman" w:hAnsi="Times New Roman" w:cs="Times New Roman"/>
-                <w:sz w:val="16"/>
-                <w:szCs w:val="16"/>
-                <w:lang w:val="en-GB" w:bidi="ar-SA"/>
-              </w:rPr>
-              <w:fldChar w:fldCharType="begin">
-                <w:ffData>
-                  <w:name w:val=""/>
-                  <w:enabled/>
-                  <w:calcOnExit w:val="0"/>
-                  <w:checkBox>
-                    <w:sizeAuto/>
-                    <w:default w:val="0"/>
-                  </w:checkBox>
-                </w:ffData>
-              </w:fldChar>
-            </w:r>
-            <w:r>
-              <w:rPr>
-                <w:rFonts w:ascii="Times New Roman" w:eastAsia="Times New Roman" w:hAnsi="Times New Roman" w:cs="Times New Roman"/>
-                <w:sz w:val="16"/>
-                <w:szCs w:val="16"/>
-                <w:lang w:val="en-GB" w:bidi="ar-SA"/>
-              </w:rPr>
-              <w:instrText xml:space="preserve"> FORMCHECKBOX </w:instrText>
-            </w:r>
-            <w:r>
-              <w:rPr>
-                <w:rFonts w:ascii="Times New Roman" w:eastAsia="Times New Roman" w:hAnsi="Times New Roman" w:cs="Times New Roman"/>
-                <w:sz w:val="16"/>
-                <w:szCs w:val="16"/>
-                <w:lang w:val="en-GB" w:bidi="ar-SA"/>
-              </w:rPr>
-            </w:r>
-            <w:r>
-              <w:rPr>
-                <w:rFonts w:ascii="Times New Roman" w:eastAsia="Times New Roman" w:hAnsi="Times New Roman" w:cs="Times New Roman"/>
-                <w:sz w:val="16"/>
-                <w:szCs w:val="16"/>
-                <w:lang w:val="en-GB" w:bidi="ar-SA"/>
-              </w:rPr>
-              <w:fldChar w:fldCharType="separate"/>
-            </w:r>
-            <w:r>
-              <w:rPr>
-                <w:rFonts w:ascii="Times New Roman" w:eastAsia="Times New Roman" w:hAnsi="Times New Roman" w:cs="Times New Roman"/>
-                <w:sz w:val="16"/>
-                <w:szCs w:val="16"/>
-                <w:lang w:val="en-GB" w:bidi="ar-SA"/>
-              </w:rPr>
-              <w:fldChar w:fldCharType="end"/>
-            </w:r>
-            <w:r>
-              <w:rPr>
-                <w:rFonts w:ascii="Times New Roman" w:eastAsia="Times New Roman" w:hAnsi="Times New Roman" w:cs="Times New Roman"/>
-                <w:sz w:val="16"/>
-                <w:szCs w:val="16"/>
-                <w:lang w:val="en-GB" w:bidi="ar-SA"/>
-              </w:rPr>
-              <w:t xml:space="preserve"> Abuse</w:t>
+              <w:t>Abuse</w:t>
             </w:r>
             <w:r>
               <w:rPr>
@@ -6603,56 +5844,7 @@
                 <w:szCs w:val="16"/>
                 <w:lang w:val="en-GB"/>
               </w:rPr>
-              <w:fldChar w:fldCharType="begin">
-                <w:ffData>
-                  <w:name w:val=""/>
-                  <w:enabled/>
-                  <w:calcOnExit w:val="0"/>
-                  <w:checkBox>
-                    <w:sizeAuto/>
-                    <w:default w:val="0"/>
-                  </w:checkBox>
-                </w:ffData>
-              </w:fldChar>
-            </w:r>
-            <w:r>
-              <w:rPr>
-                <w:sz w:val="16"/>
-                <w:szCs w:val="16"/>
-                <w:lang w:val="en-GB"/>
-              </w:rPr>
-              <w:instrText xml:space="preserve"> FORMCHECKBOX </w:instrText>
-            </w:r>
-            <w:r>
-              <w:rPr>
-                <w:sz w:val="16"/>
-                <w:szCs w:val="16"/>
-                <w:lang w:val="en-GB"/>
-              </w:rPr>
-            </w:r>
-            <w:r>
-              <w:rPr>
-                <w:sz w:val="16"/>
-                <w:szCs w:val="16"/>
-                <w:lang w:val="en-GB"/>
-              </w:rPr>
-              <w:fldChar w:fldCharType="separate"/>
-            </w:r>
-            <w:r>
-              <w:rPr>
-                <w:sz w:val="16"/>
-                <w:szCs w:val="16"/>
-                <w:lang w:val="en-GB"/>
-              </w:rPr>
-              <w:fldChar w:fldCharType="end"/>
-            </w:r>
-            <w:r>
-              <w:rPr>
-                <w:sz w:val="16"/>
-                <w:szCs w:val="16"/>
-                <w:lang w:val="en-GB"/>
-              </w:rPr>
-              <w:t xml:space="preserve"> </w:t>
+              <w:t xml:space="preserve">${6} </w:t>
             </w:r>
             <w:r>
               <w:rPr>
@@ -6674,22 +5866,20 @@
             </w:r>
             <w:r>
               <w:rPr>
+                <w:sz w:val="16"/>
+                <w:szCs w:val="16"/>
+                <w:lang w:val="en-GB"/>
+              </w:rPr>
+              <w:t xml:space="preserve">${7} </w:t>
+            </w:r>
+            <w:r>
+              <w:rPr>
                 <w:rFonts w:ascii="Times New Roman" w:eastAsia="Times New Roman" w:hAnsi="Times New Roman" w:cs="Times New Roman"/>
                 <w:sz w:val="16"/>
                 <w:szCs w:val="16"/>
                 <w:lang w:val="en-GB" w:bidi="ar-SA"/>
               </w:rPr>
-              <w:fldChar w:fldCharType="begin">
-                <w:ffData>
-                  <w:name w:val=""/>
-                  <w:enabled/>
-                  <w:calcOnExit w:val="0"/>
-                  <w:checkBox>
-                    <w:sizeAuto/>
-                    <w:default w:val="0"/>
-                  </w:checkBox>
-                </w:ffData>
-              </w:fldChar>
+              <w:t>Lack of Efficacy</w:t>
             </w:r>
             <w:r>
               <w:rPr>
@@ -6698,7 +5888,15 @@
                 <w:szCs w:val="16"/>
                 <w:lang w:val="en-GB" w:bidi="ar-SA"/>
               </w:rPr>
-              <w:instrText xml:space="preserve"> FORMCHECKBOX </w:instrText>
+              <w:tab/>
+            </w:r>
+            <w:r>
+              <w:rPr>
+                <w:sz w:val="16"/>
+                <w:szCs w:val="16"/>
+                <w:lang w:val="en-GB"/>
+              </w:rPr>
+              <w:t>${8}</w:t>
             </w:r>
             <w:r>
               <w:rPr>
@@ -6707,6 +5905,7 @@
                 <w:szCs w:val="16"/>
                 <w:lang w:val="en-GB" w:bidi="ar-SA"/>
               </w:rPr>
+              <w:t xml:space="preserve"> Occupational exposure </w:t>
             </w:r>
             <w:r>
               <w:rPr>
@@ -6715,7 +5914,15 @@
                 <w:szCs w:val="16"/>
                 <w:lang w:val="en-GB" w:bidi="ar-SA"/>
               </w:rPr>
-              <w:fldChar w:fldCharType="separate"/>
+              <w:tab/>
+            </w:r>
+            <w:r>
+              <w:rPr>
+                <w:sz w:val="16"/>
+                <w:szCs w:val="16"/>
+                <w:lang w:val="en-GB"/>
+              </w:rPr>
+              <w:t xml:space="preserve">${9} </w:t>
             </w:r>
             <w:r>
               <w:rPr>
@@ -6724,152 +5931,7 @@
                 <w:szCs w:val="16"/>
                 <w:lang w:val="en-GB" w:bidi="ar-SA"/>
               </w:rPr>
-              <w:fldChar w:fldCharType="end"/>
-            </w:r>
-            <w:r>
-              <w:rPr>
-                <w:rFonts w:ascii="Times New Roman" w:eastAsia="Times New Roman" w:hAnsi="Times New Roman" w:cs="Times New Roman"/>
-                <w:sz w:val="16"/>
-                <w:szCs w:val="16"/>
-                <w:lang w:val="en-GB" w:bidi="ar-SA"/>
-              </w:rPr>
-              <w:t xml:space="preserve"> Lack of Efficacy</w:t>
-            </w:r>
-            <w:r>
-              <w:rPr>
-                <w:rFonts w:ascii="Times New Roman" w:eastAsia="Times New Roman" w:hAnsi="Times New Roman" w:cs="Times New Roman"/>
-                <w:sz w:val="16"/>
-                <w:szCs w:val="16"/>
-                <w:lang w:val="en-GB" w:bidi="ar-SA"/>
-              </w:rPr>
-              <w:tab/>
-            </w:r>
-            <w:r>
-              <w:rPr>
-                <w:sz w:val="16"/>
-                <w:szCs w:val="16"/>
-                <w:lang w:val="en-GB"/>
-              </w:rPr>
-              <w:fldChar w:fldCharType="begin">
-                <w:ffData>
-                  <w:name w:val=""/>
-                  <w:enabled/>
-                  <w:calcOnExit w:val="0"/>
-                  <w:checkBox>
-                    <w:sizeAuto/>
-                    <w:default w:val="0"/>
-                  </w:checkBox>
-                </w:ffData>
-              </w:fldChar>
-            </w:r>
-            <w:r>
-              <w:rPr>
-                <w:rFonts w:ascii="Times New Roman" w:eastAsia="Times New Roman" w:hAnsi="Times New Roman" w:cs="Times New Roman"/>
-                <w:sz w:val="16"/>
-                <w:szCs w:val="16"/>
-                <w:lang w:val="en-GB" w:bidi="ar-SA"/>
-              </w:rPr>
-              <w:instrText xml:space="preserve"> FORMCHECKBOX </w:instrText>
-            </w:r>
-            <w:r>
-              <w:rPr>
-                <w:sz w:val="16"/>
-                <w:szCs w:val="16"/>
-                <w:lang w:val="en-GB"/>
-              </w:rPr>
-            </w:r>
-            <w:r>
-              <w:rPr>
-                <w:sz w:val="16"/>
-                <w:szCs w:val="16"/>
-                <w:lang w:val="en-GB"/>
-              </w:rPr>
-              <w:fldChar w:fldCharType="separate"/>
-            </w:r>
-            <w:r>
-              <w:rPr>
-                <w:sz w:val="16"/>
-                <w:szCs w:val="16"/>
-                <w:lang w:val="en-GB"/>
-              </w:rPr>
-              <w:fldChar w:fldCharType="end"/>
-            </w:r>
-            <w:r>
-              <w:rPr>
-                <w:rFonts w:ascii="Times New Roman" w:eastAsia="Times New Roman" w:hAnsi="Times New Roman" w:cs="Times New Roman"/>
-                <w:sz w:val="16"/>
-                <w:szCs w:val="16"/>
-                <w:lang w:val="en-GB" w:bidi="ar-SA"/>
-              </w:rPr>
-              <w:t xml:space="preserve">  Occupational exposure </w:t>
-            </w:r>
-            <w:r>
-              <w:rPr>
-                <w:rFonts w:ascii="Times New Roman" w:eastAsia="Times New Roman" w:hAnsi="Times New Roman" w:cs="Times New Roman"/>
-                <w:sz w:val="16"/>
-                <w:szCs w:val="16"/>
-                <w:lang w:val="en-GB" w:bidi="ar-SA"/>
-              </w:rPr>
-              <w:tab/>
-            </w:r>
-            <w:r>
-              <w:rPr>
-                <w:sz w:val="16"/>
-                <w:szCs w:val="16"/>
-                <w:lang w:val="en-GB"/>
-              </w:rPr>
-              <w:fldChar w:fldCharType="begin">
-                <w:ffData>
-                  <w:name w:val=""/>
-                  <w:enabled/>
-                  <w:calcOnExit w:val="0"/>
-                  <w:checkBox>
-                    <w:sizeAuto/>
-                    <w:default w:val="0"/>
-                  </w:checkBox>
-                </w:ffData>
-              </w:fldChar>
-            </w:r>
-            <w:r>
-              <w:rPr>
-                <w:rFonts w:ascii="Times New Roman" w:eastAsia="Times New Roman" w:hAnsi="Times New Roman" w:cs="Times New Roman"/>
-                <w:sz w:val="16"/>
-                <w:szCs w:val="16"/>
-                <w:lang w:val="en-GB" w:bidi="ar-SA"/>
-              </w:rPr>
-              <w:instrText xml:space="preserve"> FORMCHECKBOX </w:instrText>
-            </w:r>
-            <w:r>
-              <w:rPr>
-                <w:sz w:val="16"/>
-                <w:szCs w:val="16"/>
-                <w:lang w:val="en-GB"/>
-              </w:rPr>
-            </w:r>
-            <w:r>
-              <w:rPr>
-                <w:sz w:val="16"/>
-                <w:szCs w:val="16"/>
-                <w:lang w:val="en-GB"/>
-              </w:rPr>
-              <w:fldChar w:fldCharType="separate"/>
-            </w:r>
-            <w:r>
-              <w:rPr>
-                <w:sz w:val="16"/>
-                <w:szCs w:val="16"/>
-                <w:lang w:val="en-GB"/>
-              </w:rPr>
-              <w:fldChar w:fldCharType="end"/>
-            </w:r>
-            <w:r>
-              <w:rPr>
-                <w:rFonts w:ascii="Times New Roman" w:eastAsia="Times New Roman" w:hAnsi="Times New Roman" w:cs="Times New Roman"/>
-                <w:sz w:val="16"/>
-                <w:szCs w:val="16"/>
-                <w:lang w:val="en-GB" w:bidi="ar-SA"/>
-              </w:rPr>
-              <w:t xml:space="preserve">  Drug interaction</w:t>
+              <w:t>Drug interaction</w:t>
             </w:r>
           </w:p>
           <w:p>
@@ -6888,22 +5950,20 @@
             </w:pPr>
             <w:r>
               <w:rPr>
+                <w:sz w:val="16"/>
+                <w:szCs w:val="16"/>
+                <w:lang w:val="en-GB"/>
+              </w:rPr>
+              <w:t xml:space="preserve">${10} </w:t>
+            </w:r>
+            <w:r>
+              <w:rPr>
                 <w:rFonts w:ascii="Times New Roman" w:eastAsia="Times New Roman" w:hAnsi="Times New Roman" w:cs="Times New Roman"/>
                 <w:sz w:val="16"/>
                 <w:szCs w:val="16"/>
                 <w:lang w:val="en-GB" w:bidi="ar-SA"/>
               </w:rPr>
-              <w:fldChar w:fldCharType="begin">
-                <w:ffData>
-                  <w:name w:val=""/>
-                  <w:enabled/>
-                  <w:calcOnExit w:val="0"/>
-                  <w:checkBox>
-                    <w:sizeAuto/>
-                    <w:default w:val="0"/>
-                  </w:checkBox>
-                </w:ffData>
-              </w:fldChar>
+              <w:t>Off-label Use</w:t>
             </w:r>
             <w:r>
               <w:rPr>
@@ -6912,7 +5972,23 @@
                 <w:szCs w:val="16"/>
                 <w:lang w:val="en-GB" w:bidi="ar-SA"/>
               </w:rPr>
-              <w:instrText xml:space="preserve"> FORMCHECKBOX </w:instrText>
+              <w:tab/>
+            </w:r>
+            <w:r>
+              <w:rPr>
+                <w:sz w:val="16"/>
+                <w:szCs w:val="16"/>
+                <w:lang w:val="en-GB"/>
+              </w:rPr>
+              <w:t xml:space="preserve"> </w:t>
+            </w:r>
+            <w:r>
+              <w:rPr>
+                <w:sz w:val="16"/>
+                <w:szCs w:val="16"/>
+                <w:lang w:val="en-GB"/>
+              </w:rPr>
+              <w:t xml:space="preserve">${11} </w:t>
             </w:r>
             <w:r>
               <w:rPr>
@@ -6921,6 +5997,7 @@
                 <w:szCs w:val="16"/>
                 <w:lang w:val="en-GB" w:bidi="ar-SA"/>
               </w:rPr>
+              <w:t>Suspected transmission of infectious agent</w:t>
             </w:r>
             <w:r>
               <w:rPr>
@@ -6929,7 +6006,15 @@
                 <w:szCs w:val="16"/>
                 <w:lang w:val="en-GB" w:bidi="ar-SA"/>
               </w:rPr>
-              <w:fldChar w:fldCharType="separate"/>
+              <w:tab/>
+            </w:r>
+            <w:r>
+              <w:rPr>
+                <w:sz w:val="16"/>
+                <w:szCs w:val="16"/>
+                <w:lang w:val="en-GB"/>
+              </w:rPr>
+              <w:t xml:space="preserve">${12} </w:t>
             </w:r>
             <w:r>
               <w:rPr>
@@ -6938,7 +6023,7 @@
                 <w:szCs w:val="16"/>
                 <w:lang w:val="en-GB" w:bidi="ar-SA"/>
               </w:rPr>
-              <w:fldChar w:fldCharType="end"/>
+              <w:t>Unexpected beneficial event</w:t>
             </w:r>
             <w:r>
               <w:rPr>
@@ -6947,15 +6032,6 @@
                 <w:szCs w:val="16"/>
                 <w:lang w:val="en-GB" w:bidi="ar-SA"/>
               </w:rPr>
-              <w:t xml:space="preserve"> Off-label Use</w:t>
-            </w:r>
-            <w:r>
-              <w:rPr>
-                <w:rFonts w:ascii="Times New Roman" w:eastAsia="Times New Roman" w:hAnsi="Times New Roman" w:cs="Times New Roman"/>
-                <w:sz w:val="16"/>
-                <w:szCs w:val="16"/>
-                <w:lang w:val="en-GB" w:bidi="ar-SA"/>
-              </w:rPr>
               <w:tab/>
             </w:r>
             <w:r>
@@ -6964,202 +6040,15 @@
                 <w:szCs w:val="16"/>
                 <w:lang w:val="en-GB"/>
               </w:rPr>
-              <w:t xml:space="preserve"> </w:t>
-            </w:r>
-            <w:r>
-              <w:rPr>
-                <w:sz w:val="16"/>
-                <w:szCs w:val="16"/>
-                <w:lang w:val="en-GB"/>
-              </w:rPr>
-              <w:fldChar w:fldCharType="begin">
-                <w:ffData>
-                  <w:name w:val=""/>
-                  <w:enabled/>
-                  <w:calcOnExit w:val="0"/>
-                  <w:checkBox>
-                    <w:sizeAuto/>
-                    <w:default w:val="0"/>
-                  </w:checkBox>
-                </w:ffData>
-              </w:fldChar>
-            </w:r>
-            <w:r>
-              <w:rPr>
-                <w:rFonts w:ascii="Times New Roman" w:eastAsia="Times New Roman" w:hAnsi="Times New Roman" w:cs="Times New Roman"/>
-                <w:sz w:val="16"/>
-                <w:szCs w:val="16"/>
-                <w:lang w:val="en-GB" w:bidi="ar-SA"/>
-              </w:rPr>
-              <w:instrText xml:space="preserve"> FORMCHECKBOX </w:instrText>
-            </w:r>
-            <w:r>
-              <w:rPr>
-                <w:sz w:val="16"/>
-                <w:szCs w:val="16"/>
-                <w:lang w:val="en-GB"/>
-              </w:rPr>
-            </w:r>
-            <w:r>
-              <w:rPr>
-                <w:sz w:val="16"/>
-                <w:szCs w:val="16"/>
-                <w:lang w:val="en-GB"/>
-              </w:rPr>
-              <w:fldChar w:fldCharType="separate"/>
-            </w:r>
-            <w:r>
-              <w:rPr>
-                <w:sz w:val="16"/>
-                <w:szCs w:val="16"/>
-                <w:lang w:val="en-GB"/>
-              </w:rPr>
-              <w:fldChar w:fldCharType="end"/>
-            </w:r>
-            <w:r>
-              <w:rPr>
-                <w:rFonts w:ascii="Times New Roman" w:eastAsia="Times New Roman" w:hAnsi="Times New Roman" w:cs="Times New Roman"/>
-                <w:sz w:val="16"/>
-                <w:szCs w:val="16"/>
-                <w:lang w:val="en-GB" w:bidi="ar-SA"/>
-              </w:rPr>
-              <w:t xml:space="preserve"> Suspected transmission of infectious agent</w:t>
-            </w:r>
-            <w:r>
-              <w:rPr>
-                <w:rFonts w:ascii="Times New Roman" w:eastAsia="Times New Roman" w:hAnsi="Times New Roman" w:cs="Times New Roman"/>
-                <w:sz w:val="16"/>
-                <w:szCs w:val="16"/>
-                <w:lang w:val="en-GB" w:bidi="ar-SA"/>
-              </w:rPr>
-              <w:tab/>
-            </w:r>
-            <w:r>
-              <w:rPr>
-                <w:sz w:val="16"/>
-                <w:szCs w:val="16"/>
-                <w:lang w:val="en-GB"/>
-              </w:rPr>
-              <w:fldChar w:fldCharType="begin">
-                <w:ffData>
-                  <w:name w:val=""/>
-                  <w:enabled/>
-                  <w:calcOnExit w:val="0"/>
-                  <w:checkBox>
-                    <w:sizeAuto/>
-                    <w:default w:val="0"/>
-                  </w:checkBox>
-                </w:ffData>
-              </w:fldChar>
-            </w:r>
-            <w:r>
-              <w:rPr>
-                <w:rFonts w:ascii="Times New Roman" w:eastAsia="Times New Roman" w:hAnsi="Times New Roman" w:cs="Times New Roman"/>
-                <w:sz w:val="16"/>
-                <w:szCs w:val="16"/>
-                <w:lang w:val="en-GB" w:bidi="ar-SA"/>
-              </w:rPr>
-              <w:instrText xml:space="preserve"> FORMCHECKBOX </w:instrText>
-            </w:r>
-            <w:r>
-              <w:rPr>
-                <w:sz w:val="16"/>
-                <w:szCs w:val="16"/>
-                <w:lang w:val="en-GB"/>
-              </w:rPr>
-            </w:r>
-            <w:r>
-              <w:rPr>
-                <w:sz w:val="16"/>
-                <w:szCs w:val="16"/>
-                <w:lang w:val="en-GB"/>
-              </w:rPr>
-              <w:fldChar w:fldCharType="separate"/>
-            </w:r>
-            <w:r>
-              <w:rPr>
-                <w:sz w:val="16"/>
-                <w:szCs w:val="16"/>
-                <w:lang w:val="en-GB"/>
-              </w:rPr>
-              <w:fldChar w:fldCharType="end"/>
-            </w:r>
-            <w:r>
-              <w:rPr>
-                <w:rFonts w:ascii="Times New Roman" w:eastAsia="Times New Roman" w:hAnsi="Times New Roman" w:cs="Times New Roman"/>
-                <w:sz w:val="16"/>
-                <w:szCs w:val="16"/>
-                <w:lang w:val="en-GB" w:bidi="ar-SA"/>
-              </w:rPr>
-              <w:t xml:space="preserve">  Unexpected beneficial event</w:t>
-            </w:r>
-            <w:r>
-              <w:rPr>
-                <w:rFonts w:ascii="Times New Roman" w:eastAsia="Times New Roman" w:hAnsi="Times New Roman" w:cs="Times New Roman"/>
-                <w:sz w:val="16"/>
-                <w:szCs w:val="16"/>
-                <w:lang w:val="en-GB" w:bidi="ar-SA"/>
-              </w:rPr>
-              <w:tab/>
-            </w:r>
-            <w:r>
-              <w:rPr>
-                <w:sz w:val="16"/>
-                <w:szCs w:val="16"/>
-                <w:lang w:val="en-GB"/>
-              </w:rPr>
-              <w:fldChar w:fldCharType="begin">
-                <w:ffData>
-                  <w:name w:val=""/>
-                  <w:enabled/>
-                  <w:calcOnExit w:val="0"/>
-                  <w:checkBox>
-                    <w:sizeAuto/>
-                    <w:default w:val="0"/>
-                  </w:checkBox>
-                </w:ffData>
-              </w:fldChar>
-            </w:r>
-            <w:r>
-              <w:rPr>
-                <w:rFonts w:ascii="Times New Roman" w:eastAsia="Times New Roman" w:hAnsi="Times New Roman" w:cs="Times New Roman"/>
-                <w:sz w:val="16"/>
-                <w:szCs w:val="16"/>
-                <w:lang w:val="en-GB" w:bidi="ar-SA"/>
-              </w:rPr>
-              <w:instrText xml:space="preserve"> FORMCHECKBOX </w:instrText>
-            </w:r>
-            <w:r>
-              <w:rPr>
-                <w:sz w:val="16"/>
-                <w:szCs w:val="16"/>
-                <w:lang w:val="en-GB"/>
-              </w:rPr>
-            </w:r>
-            <w:r>
-              <w:rPr>
-                <w:sz w:val="16"/>
-                <w:szCs w:val="16"/>
-                <w:lang w:val="en-GB"/>
-              </w:rPr>
-              <w:fldChar w:fldCharType="separate"/>
-            </w:r>
-            <w:r>
-              <w:rPr>
-                <w:sz w:val="16"/>
-                <w:szCs w:val="16"/>
-                <w:lang w:val="en-GB"/>
-              </w:rPr>
-              <w:fldChar w:fldCharType="end"/>
-            </w:r>
-            <w:r>
-              <w:rPr>
-                <w:rFonts w:ascii="Times New Roman" w:eastAsia="Times New Roman" w:hAnsi="Times New Roman" w:cs="Times New Roman"/>
-                <w:sz w:val="16"/>
-                <w:szCs w:val="16"/>
-                <w:lang w:val="en-GB" w:bidi="ar-SA"/>
-              </w:rPr>
-              <w:t xml:space="preserve">  </w:t>
+              <w:t xml:space="preserve"> $</w:t>
+            </w:r>
+            <w:r>
+              <w:rPr>
+                <w:sz w:val="16"/>
+                <w:szCs w:val="16"/>
+                <w:lang w:val="en-GB"/>
+              </w:rPr>
+              <w:t xml:space="preserve">{13} </w:t>
             </w:r>
             <w:r>
               <w:rPr>
@@ -7353,56 +6242,23 @@
                 <w:szCs w:val="16"/>
                 <w:lang w:val="en-GB"/>
               </w:rPr>
-              <w:fldChar w:fldCharType="begin">
-                <w:ffData>
-                  <w:name w:val=""/>
-                  <w:enabled/>
-                  <w:calcOnExit w:val="0"/>
-                  <w:checkBox>
-                    <w:sizeAuto/>
-                    <w:default w:val="0"/>
-                  </w:checkBox>
-                </w:ffData>
-              </w:fldChar>
-            </w:r>
-            <w:r>
-              <w:rPr>
-                <w:sz w:val="16"/>
-                <w:szCs w:val="16"/>
-                <w:lang w:val="en-GB"/>
-              </w:rPr>
-              <w:instrText xml:space="preserve"> FORMCHECKBOX </w:instrText>
-            </w:r>
-            <w:r>
-              <w:rPr>
-                <w:sz w:val="16"/>
-                <w:szCs w:val="16"/>
-                <w:lang w:val="en-GB"/>
-              </w:rPr>
-            </w:r>
-            <w:r>
-              <w:rPr>
-                <w:sz w:val="16"/>
-                <w:szCs w:val="16"/>
-                <w:lang w:val="en-GB"/>
-              </w:rPr>
-              <w:fldChar w:fldCharType="separate"/>
-            </w:r>
-            <w:r>
-              <w:rPr>
-                <w:sz w:val="16"/>
-                <w:szCs w:val="16"/>
-                <w:lang w:val="en-GB"/>
-              </w:rPr>
-              <w:fldChar w:fldCharType="end"/>
-            </w:r>
-            <w:r>
-              <w:rPr>
-                <w:sz w:val="16"/>
-                <w:szCs w:val="16"/>
-                <w:lang w:val="en-GB"/>
-              </w:rPr>
-              <w:t xml:space="preserve"> </w:t>
+              <w:t>${</w:t>
+            </w:r>
+            <w:r>
+              <w:rPr>
+                <w:sz w:val="16"/>
+                <w:szCs w:val="16"/>
+                <w:lang w:val="en-GB"/>
+              </w:rPr>
+              <w:t>DEFECT_ISSUE1</w:t>
+            </w:r>
+            <w:r>
+              <w:rPr>
+                <w:sz w:val="16"/>
+                <w:szCs w:val="16"/>
+                <w:lang w:val="en-GB"/>
+              </w:rPr>
+              <w:t xml:space="preserve">} </w:t>
             </w:r>
             <w:r>
               <w:rPr>
@@ -7446,56 +6302,23 @@
                 <w:szCs w:val="16"/>
                 <w:lang w:val="en-GB"/>
               </w:rPr>
-              <w:fldChar w:fldCharType="begin">
-                <w:ffData>
-                  <w:name w:val=""/>
-                  <w:enabled/>
-                  <w:calcOnExit w:val="0"/>
-                  <w:checkBox>
-                    <w:sizeAuto/>
-                    <w:default w:val="0"/>
-                  </w:checkBox>
-                </w:ffData>
-              </w:fldChar>
-            </w:r>
-            <w:r>
-              <w:rPr>
-                <w:sz w:val="16"/>
-                <w:szCs w:val="16"/>
-                <w:lang w:val="en-GB"/>
-              </w:rPr>
-              <w:instrText xml:space="preserve"> FORMCHECKBOX </w:instrText>
-            </w:r>
-            <w:r>
-              <w:rPr>
-                <w:sz w:val="16"/>
-                <w:szCs w:val="16"/>
-                <w:lang w:val="en-GB"/>
-              </w:rPr>
-            </w:r>
-            <w:r>
-              <w:rPr>
-                <w:sz w:val="16"/>
-                <w:szCs w:val="16"/>
-                <w:lang w:val="en-GB"/>
-              </w:rPr>
-              <w:fldChar w:fldCharType="separate"/>
-            </w:r>
-            <w:r>
-              <w:rPr>
-                <w:sz w:val="16"/>
-                <w:szCs w:val="16"/>
-                <w:lang w:val="en-GB"/>
-              </w:rPr>
-              <w:fldChar w:fldCharType="end"/>
-            </w:r>
-            <w:r>
-              <w:rPr>
-                <w:sz w:val="16"/>
-                <w:szCs w:val="16"/>
-                <w:lang w:val="en-GB"/>
-              </w:rPr>
-              <w:t xml:space="preserve"> </w:t>
+              <w:t>${</w:t>
+            </w:r>
+            <w:r>
+              <w:rPr>
+                <w:sz w:val="16"/>
+                <w:szCs w:val="16"/>
+                <w:lang w:val="en-GB"/>
+              </w:rPr>
+              <w:t>DEFECT_ISSUE</w:t>
+            </w:r>
+            <w:r>
+              <w:rPr>
+                <w:sz w:val="16"/>
+                <w:szCs w:val="16"/>
+                <w:lang w:val="en-GB"/>
+              </w:rPr>
+              <w:t xml:space="preserve">2} </w:t>
             </w:r>
             <w:r>
               <w:rPr>
@@ -7627,7 +6450,7 @@
         </w:trPr>
         <w:tc>
           <w:tcPr>
-            <w:tcW w:w="1875" w:type="dxa"/>
+            <w:tcW w:w="1985" w:type="dxa"/>
             <w:vMerge w:val="restart"/>
             <w:tcBorders>
               <w:top w:val="single" w:sz="4" w:space="0" w:color="auto"/>
@@ -7696,7 +6519,7 @@
         </w:tc>
         <w:tc>
           <w:tcPr>
-            <w:tcW w:w="707" w:type="dxa"/>
+            <w:tcW w:w="850" w:type="dxa"/>
             <w:gridSpan w:val="2"/>
             <w:vMerge w:val="restart"/>
             <w:tcBorders>
@@ -7728,7 +6551,7 @@
         </w:tc>
         <w:tc>
           <w:tcPr>
-            <w:tcW w:w="854" w:type="dxa"/>
+            <w:tcW w:w="851" w:type="dxa"/>
             <w:vMerge w:val="restart"/>
             <w:tcBorders>
               <w:top w:val="single" w:sz="4" w:space="0" w:color="auto"/>
@@ -7759,7 +6582,7 @@
         </w:tc>
         <w:tc>
           <w:tcPr>
-            <w:tcW w:w="1275" w:type="dxa"/>
+            <w:tcW w:w="1025" w:type="dxa"/>
             <w:gridSpan w:val="2"/>
             <w:vMerge w:val="restart"/>
             <w:tcBorders>
@@ -7994,7 +6817,7 @@
         </w:trPr>
         <w:tc>
           <w:tcPr>
-            <w:tcW w:w="1875" w:type="dxa"/>
+            <w:tcW w:w="1985" w:type="dxa"/>
             <w:vMerge/>
             <w:tcBorders>
               <w:left w:val="single" w:sz="4" w:space="0" w:color="auto"/>
@@ -8015,7 +6838,7 @@
         </w:tc>
         <w:tc>
           <w:tcPr>
-            <w:tcW w:w="707" w:type="dxa"/>
+            <w:tcW w:w="850" w:type="dxa"/>
             <w:gridSpan w:val="2"/>
             <w:vMerge/>
             <w:tcBorders>
@@ -8037,7 +6860,7 @@
         </w:tc>
         <w:tc>
           <w:tcPr>
-            <w:tcW w:w="854" w:type="dxa"/>
+            <w:tcW w:w="851" w:type="dxa"/>
             <w:vMerge/>
             <w:tcBorders>
               <w:left w:val="single" w:sz="4" w:space="0" w:color="auto"/>
@@ -8058,7 +6881,7 @@
         </w:tc>
         <w:tc>
           <w:tcPr>
-            <w:tcW w:w="1275" w:type="dxa"/>
+            <w:tcW w:w="1025" w:type="dxa"/>
             <w:gridSpan w:val="2"/>
             <w:vMerge/>
             <w:tcBorders>
@@ -8082,7 +6905,7 @@
         </w:tc>
         <w:tc>
           <w:tcPr>
-            <w:tcW w:w="959" w:type="dxa"/>
+            <w:tcW w:w="1243" w:type="dxa"/>
             <w:tcBorders>
               <w:top w:val="single" w:sz="4" w:space="0" w:color="auto"/>
               <w:left w:val="single" w:sz="4" w:space="0" w:color="auto"/>
@@ -8114,7 +6937,7 @@
         </w:tc>
         <w:tc>
           <w:tcPr>
-            <w:tcW w:w="1452" w:type="dxa"/>
+            <w:tcW w:w="1168" w:type="dxa"/>
             <w:gridSpan w:val="3"/>
             <w:tcBorders>
               <w:top w:val="single" w:sz="4" w:space="0" w:color="auto"/>
@@ -8217,7 +7040,7 @@
         </w:trPr>
         <w:tc>
           <w:tcPr>
-            <w:tcW w:w="1875" w:type="dxa"/>
+            <w:tcW w:w="1985" w:type="dxa"/>
             <w:tcBorders>
               <w:top w:val="single" w:sz="4" w:space="0" w:color="auto"/>
               <w:left w:val="single" w:sz="4" w:space="0" w:color="auto"/>
@@ -8234,29 +7057,27 @@
                 <w:lang w:val="en-GB"/>
               </w:rPr>
             </w:pPr>
-          </w:p>
-          <w:p>
-            <w:pPr>
+            <w:r>
               <w:rPr>
                 <w:sz w:val="15"/>
                 <w:szCs w:val="15"/>
                 <w:lang w:val="en-GB"/>
               </w:rPr>
-            </w:pPr>
-          </w:p>
-          <w:p>
-            <w:pPr>
+              <w:t>${DRUG</w:t>
+            </w:r>
+            <w:r>
               <w:rPr>
                 <w:sz w:val="15"/>
                 <w:szCs w:val="15"/>
                 <w:lang w:val="en-GB"/>
               </w:rPr>
-            </w:pPr>
+              <w:t>}</w:t>
+            </w:r>
           </w:p>
         </w:tc>
         <w:tc>
           <w:tcPr>
-            <w:tcW w:w="707" w:type="dxa"/>
+            <w:tcW w:w="850" w:type="dxa"/>
             <w:gridSpan w:val="2"/>
             <w:tcBorders>
               <w:top w:val="single" w:sz="4" w:space="0" w:color="auto"/>
@@ -8269,16 +7090,24 @@
           <w:p>
             <w:pPr>
               <w:rPr>
-                <w:sz w:val="15"/>
-                <w:szCs w:val="15"/>
-                <w:lang w:val="en-GB"/>
-              </w:rPr>
-            </w:pPr>
+                <w:sz w:val="16"/>
+                <w:szCs w:val="16"/>
+                <w:lang w:val="en-GB"/>
+              </w:rPr>
+            </w:pPr>
+            <w:r>
+              <w:rPr>
+                <w:sz w:val="16"/>
+                <w:szCs w:val="16"/>
+                <w:lang w:val="en-GB"/>
+              </w:rPr>
+              <w:t>${ROUTE}</w:t>
+            </w:r>
           </w:p>
         </w:tc>
         <w:tc>
           <w:tcPr>
-            <w:tcW w:w="854" w:type="dxa"/>
+            <w:tcW w:w="851" w:type="dxa"/>
             <w:tcBorders>
               <w:top w:val="single" w:sz="4" w:space="0" w:color="auto"/>
               <w:left w:val="single" w:sz="4" w:space="0" w:color="auto"/>
@@ -8290,16 +7119,24 @@
           <w:p>
             <w:pPr>
               <w:rPr>
-                <w:sz w:val="15"/>
-                <w:szCs w:val="15"/>
-                <w:lang w:val="en-GB"/>
-              </w:rPr>
-            </w:pPr>
+                <w:sz w:val="16"/>
+                <w:szCs w:val="16"/>
+                <w:lang w:val="en-GB"/>
+              </w:rPr>
+            </w:pPr>
+            <w:r>
+              <w:rPr>
+                <w:sz w:val="16"/>
+                <w:szCs w:val="16"/>
+                <w:lang w:val="en-GB"/>
+              </w:rPr>
+              <w:t>${DAILY_DOSE}</w:t>
+            </w:r>
           </w:p>
         </w:tc>
         <w:tc>
           <w:tcPr>
-            <w:tcW w:w="1275" w:type="dxa"/>
+            <w:tcW w:w="1025" w:type="dxa"/>
             <w:gridSpan w:val="2"/>
             <w:tcBorders>
               <w:top w:val="single" w:sz="4" w:space="0" w:color="auto"/>
@@ -8312,16 +7149,24 @@
           <w:p>
             <w:pPr>
               <w:rPr>
-                <w:sz w:val="15"/>
-                <w:szCs w:val="15"/>
-                <w:lang w:val="en-GB"/>
-              </w:rPr>
-            </w:pPr>
+                <w:sz w:val="16"/>
+                <w:szCs w:val="16"/>
+                <w:lang w:val="en-GB"/>
+              </w:rPr>
+            </w:pPr>
+            <w:r>
+              <w:rPr>
+                <w:sz w:val="16"/>
+                <w:szCs w:val="16"/>
+                <w:lang w:val="en-GB"/>
+              </w:rPr>
+              <w:t>${DURATION}</w:t>
+            </w:r>
           </w:p>
         </w:tc>
         <w:tc>
           <w:tcPr>
-            <w:tcW w:w="959" w:type="dxa"/>
+            <w:tcW w:w="1243" w:type="dxa"/>
             <w:tcBorders>
               <w:top w:val="single" w:sz="4" w:space="0" w:color="auto"/>
               <w:left w:val="single" w:sz="4" w:space="0" w:color="auto"/>
@@ -8333,16 +7178,24 @@
           <w:p>
             <w:pPr>
               <w:rPr>
-                <w:sz w:val="15"/>
-                <w:szCs w:val="15"/>
-                <w:lang w:val="en-GB"/>
-              </w:rPr>
-            </w:pPr>
+                <w:sz w:val="16"/>
+                <w:szCs w:val="16"/>
+                <w:lang w:val="en-GB"/>
+              </w:rPr>
+            </w:pPr>
+            <w:r>
+              <w:rPr>
+                <w:sz w:val="16"/>
+                <w:szCs w:val="16"/>
+                <w:lang w:val="en-GB"/>
+              </w:rPr>
+              <w:t>${DATE_START}</w:t>
+            </w:r>
           </w:p>
         </w:tc>
         <w:tc>
           <w:tcPr>
-            <w:tcW w:w="1452" w:type="dxa"/>
+            <w:tcW w:w="1168" w:type="dxa"/>
             <w:gridSpan w:val="3"/>
             <w:tcBorders>
               <w:top w:val="single" w:sz="4" w:space="0" w:color="auto"/>
@@ -8355,11 +7208,19 @@
           <w:p>
             <w:pPr>
               <w:rPr>
-                <w:sz w:val="15"/>
-                <w:szCs w:val="15"/>
-                <w:lang w:val="en-GB"/>
-              </w:rPr>
-            </w:pPr>
+                <w:sz w:val="16"/>
+                <w:szCs w:val="16"/>
+                <w:lang w:val="en-GB"/>
+              </w:rPr>
+            </w:pPr>
+            <w:r>
+              <w:rPr>
+                <w:sz w:val="16"/>
+                <w:szCs w:val="16"/>
+                <w:lang w:val="en-GB"/>
+              </w:rPr>
+              <w:t>${DATE_STOP}</w:t>
+            </w:r>
           </w:p>
         </w:tc>
         <w:tc>
@@ -8376,11 +7237,19 @@
           <w:p>
             <w:pPr>
               <w:rPr>
-                <w:sz w:val="15"/>
-                <w:szCs w:val="15"/>
-                <w:lang w:val="en-GB"/>
-              </w:rPr>
-            </w:pPr>
+                <w:sz w:val="16"/>
+                <w:szCs w:val="16"/>
+                <w:lang w:val="en-GB"/>
+              </w:rPr>
+            </w:pPr>
+            <w:r>
+              <w:rPr>
+                <w:sz w:val="16"/>
+                <w:szCs w:val="16"/>
+                <w:lang w:val="en-GB"/>
+              </w:rPr>
+              <w:t>${INDICATION}</w:t>
+            </w:r>
           </w:p>
         </w:tc>
         <w:tc>
@@ -8397,11 +7266,19 @@
           <w:p>
             <w:pPr>
               <w:rPr>
-                <w:sz w:val="15"/>
-                <w:szCs w:val="15"/>
-                <w:lang w:val="en-GB"/>
-              </w:rPr>
-            </w:pPr>
+                <w:sz w:val="16"/>
+                <w:szCs w:val="16"/>
+                <w:lang w:val="en-GB"/>
+              </w:rPr>
+            </w:pPr>
+            <w:r>
+              <w:rPr>
+                <w:sz w:val="16"/>
+                <w:szCs w:val="16"/>
+                <w:lang w:val="en-GB"/>
+              </w:rPr>
+              <w:t>${S_OR_C}</w:t>
+            </w:r>
           </w:p>
         </w:tc>
         <w:tc>
@@ -8417,666 +7294,20 @@
           </w:tcPr>
           <w:p>
             <w:pPr>
-              <w:tabs>
-                <w:tab w:val="left" w:pos="200"/>
-              </w:tabs>
-              <w:ind w:right="2230"/>
-              <w:rPr>
-                <w:sz w:val="15"/>
-                <w:szCs w:val="15"/>
-                <w:lang w:val="en-GB"/>
-              </w:rPr>
-            </w:pPr>
-          </w:p>
-        </w:tc>
-      </w:tr>
-      <w:tr>
-        <w:trPr>
-          <w:gridAfter w:val="3"/>
-          <w:wAfter w:w="11921" w:type="dxa"/>
-          <w:cantSplit/>
-          <w:trHeight w:val="50"/>
-        </w:trPr>
-        <w:tc>
-          <w:tcPr>
-            <w:tcW w:w="1875" w:type="dxa"/>
-            <w:tcBorders>
-              <w:top w:val="single" w:sz="4" w:space="0" w:color="auto"/>
-              <w:left w:val="single" w:sz="4" w:space="0" w:color="auto"/>
-              <w:bottom w:val="single" w:sz="4" w:space="0" w:color="auto"/>
-              <w:right w:val="single" w:sz="4" w:space="0" w:color="auto"/>
-            </w:tcBorders>
-            <w:shd w:val="clear" w:color="auto" w:fill="FFFFFF"/>
-          </w:tcPr>
-          <w:p>
-            <w:pPr>
-              <w:rPr>
-                <w:b/>
-                <w:sz w:val="15"/>
-                <w:szCs w:val="15"/>
-                <w:lang w:val="en-GB"/>
-              </w:rPr>
-            </w:pPr>
-          </w:p>
-          <w:p>
-            <w:pPr>
-              <w:rPr>
-                <w:b/>
-                <w:sz w:val="15"/>
-                <w:szCs w:val="15"/>
-                <w:lang w:val="en-GB"/>
-              </w:rPr>
-            </w:pPr>
-          </w:p>
-          <w:p>
-            <w:pPr>
-              <w:rPr>
-                <w:b/>
-                <w:sz w:val="15"/>
-                <w:szCs w:val="15"/>
-                <w:lang w:val="en-GB"/>
-              </w:rPr>
-            </w:pPr>
-          </w:p>
-        </w:tc>
-        <w:tc>
-          <w:tcPr>
-            <w:tcW w:w="707" w:type="dxa"/>
-            <w:gridSpan w:val="2"/>
-            <w:tcBorders>
-              <w:top w:val="single" w:sz="4" w:space="0" w:color="auto"/>
-              <w:left w:val="single" w:sz="4" w:space="0" w:color="auto"/>
-              <w:bottom w:val="single" w:sz="4" w:space="0" w:color="auto"/>
-              <w:right w:val="single" w:sz="4" w:space="0" w:color="auto"/>
-            </w:tcBorders>
-            <w:shd w:val="clear" w:color="auto" w:fill="FFFFFF"/>
-          </w:tcPr>
-          <w:p>
-            <w:pPr>
-              <w:rPr>
-                <w:sz w:val="15"/>
-                <w:szCs w:val="15"/>
-                <w:lang w:val="en-GB"/>
-              </w:rPr>
-            </w:pPr>
-          </w:p>
-        </w:tc>
-        <w:tc>
-          <w:tcPr>
-            <w:tcW w:w="854" w:type="dxa"/>
-            <w:tcBorders>
-              <w:top w:val="single" w:sz="4" w:space="0" w:color="auto"/>
-              <w:left w:val="single" w:sz="4" w:space="0" w:color="auto"/>
-              <w:bottom w:val="single" w:sz="4" w:space="0" w:color="auto"/>
-              <w:right w:val="single" w:sz="4" w:space="0" w:color="auto"/>
-            </w:tcBorders>
-            <w:shd w:val="clear" w:color="auto" w:fill="FFFFFF"/>
-          </w:tcPr>
-          <w:p>
-            <w:pPr>
-              <w:rPr>
-                <w:sz w:val="15"/>
-                <w:szCs w:val="15"/>
-                <w:lang w:val="en-GB"/>
-              </w:rPr>
-            </w:pPr>
-          </w:p>
-        </w:tc>
-        <w:tc>
-          <w:tcPr>
-            <w:tcW w:w="1275" w:type="dxa"/>
-            <w:gridSpan w:val="2"/>
-            <w:tcBorders>
-              <w:top w:val="single" w:sz="4" w:space="0" w:color="auto"/>
-              <w:left w:val="single" w:sz="4" w:space="0" w:color="auto"/>
-              <w:bottom w:val="single" w:sz="4" w:space="0" w:color="auto"/>
-              <w:right w:val="single" w:sz="4" w:space="0" w:color="auto"/>
-            </w:tcBorders>
-            <w:shd w:val="clear" w:color="auto" w:fill="FFFFFF"/>
-          </w:tcPr>
-          <w:p>
-            <w:pPr>
-              <w:rPr>
-                <w:sz w:val="15"/>
-                <w:szCs w:val="15"/>
-                <w:lang w:val="en-GB"/>
-              </w:rPr>
-            </w:pPr>
-          </w:p>
-        </w:tc>
-        <w:tc>
-          <w:tcPr>
-            <w:tcW w:w="959" w:type="dxa"/>
-            <w:tcBorders>
-              <w:top w:val="single" w:sz="4" w:space="0" w:color="auto"/>
-              <w:left w:val="single" w:sz="4" w:space="0" w:color="auto"/>
-              <w:bottom w:val="single" w:sz="4" w:space="0" w:color="auto"/>
-              <w:right w:val="single" w:sz="4" w:space="0" w:color="auto"/>
-            </w:tcBorders>
-            <w:shd w:val="clear" w:color="auto" w:fill="FFFFFF"/>
-          </w:tcPr>
-          <w:p>
-            <w:pPr>
-              <w:rPr>
-                <w:sz w:val="15"/>
-                <w:szCs w:val="15"/>
-                <w:lang w:val="en-GB"/>
-              </w:rPr>
-            </w:pPr>
-          </w:p>
-        </w:tc>
-        <w:tc>
-          <w:tcPr>
-            <w:tcW w:w="1452" w:type="dxa"/>
-            <w:gridSpan w:val="3"/>
-            <w:tcBorders>
-              <w:top w:val="single" w:sz="4" w:space="0" w:color="auto"/>
-              <w:left w:val="single" w:sz="4" w:space="0" w:color="auto"/>
-              <w:bottom w:val="single" w:sz="4" w:space="0" w:color="auto"/>
-              <w:right w:val="single" w:sz="4" w:space="0" w:color="auto"/>
-            </w:tcBorders>
-            <w:shd w:val="clear" w:color="auto" w:fill="FFFFFF"/>
-          </w:tcPr>
-          <w:p>
-            <w:pPr>
-              <w:rPr>
-                <w:sz w:val="15"/>
-                <w:szCs w:val="15"/>
-                <w:lang w:val="en-GB"/>
-              </w:rPr>
-            </w:pPr>
-          </w:p>
-        </w:tc>
-        <w:tc>
-          <w:tcPr>
-            <w:tcW w:w="995" w:type="dxa"/>
-            <w:tcBorders>
-              <w:top w:val="single" w:sz="4" w:space="0" w:color="auto"/>
-              <w:left w:val="single" w:sz="4" w:space="0" w:color="auto"/>
-              <w:bottom w:val="single" w:sz="4" w:space="0" w:color="auto"/>
-              <w:right w:val="single" w:sz="4" w:space="0" w:color="auto"/>
-            </w:tcBorders>
-            <w:shd w:val="clear" w:color="auto" w:fill="FFFFFF"/>
-          </w:tcPr>
-          <w:p>
-            <w:pPr>
-              <w:rPr>
-                <w:sz w:val="15"/>
-                <w:szCs w:val="15"/>
-                <w:lang w:val="en-GB"/>
-              </w:rPr>
-            </w:pPr>
-          </w:p>
-        </w:tc>
-        <w:tc>
-          <w:tcPr>
-            <w:tcW w:w="425" w:type="dxa"/>
-            <w:tcBorders>
-              <w:top w:val="single" w:sz="4" w:space="0" w:color="auto"/>
-              <w:left w:val="single" w:sz="4" w:space="0" w:color="auto"/>
-              <w:bottom w:val="single" w:sz="4" w:space="0" w:color="auto"/>
-              <w:right w:val="single" w:sz="4" w:space="0" w:color="auto"/>
-            </w:tcBorders>
-            <w:shd w:val="clear" w:color="auto" w:fill="FFFFFF"/>
-          </w:tcPr>
-          <w:p>
-            <w:pPr>
-              <w:rPr>
-                <w:sz w:val="15"/>
-                <w:szCs w:val="15"/>
-                <w:lang w:val="en-GB"/>
-              </w:rPr>
-            </w:pPr>
-          </w:p>
-        </w:tc>
-        <w:tc>
-          <w:tcPr>
-            <w:tcW w:w="1415" w:type="dxa"/>
-            <w:tcBorders>
-              <w:top w:val="single" w:sz="4" w:space="0" w:color="auto"/>
-              <w:left w:val="single" w:sz="4" w:space="0" w:color="auto"/>
-              <w:bottom w:val="single" w:sz="4" w:space="0" w:color="auto"/>
-              <w:right w:val="single" w:sz="4" w:space="0" w:color="auto"/>
-            </w:tcBorders>
-            <w:shd w:val="clear" w:color="auto" w:fill="FFFFFF"/>
-          </w:tcPr>
-          <w:p>
-            <w:pPr>
-              <w:tabs>
-                <w:tab w:val="left" w:pos="200"/>
-              </w:tabs>
-              <w:ind w:right="2230"/>
-              <w:rPr>
-                <w:sz w:val="15"/>
-                <w:szCs w:val="15"/>
-                <w:lang w:val="en-GB"/>
-              </w:rPr>
-            </w:pPr>
-          </w:p>
-        </w:tc>
-      </w:tr>
-      <w:tr>
-        <w:trPr>
-          <w:gridAfter w:val="3"/>
-          <w:wAfter w:w="11921" w:type="dxa"/>
-          <w:cantSplit/>
-          <w:trHeight w:val="50"/>
-        </w:trPr>
-        <w:tc>
-          <w:tcPr>
-            <w:tcW w:w="1875" w:type="dxa"/>
-            <w:tcBorders>
-              <w:top w:val="single" w:sz="4" w:space="0" w:color="auto"/>
-              <w:left w:val="single" w:sz="4" w:space="0" w:color="auto"/>
-              <w:bottom w:val="single" w:sz="4" w:space="0" w:color="auto"/>
-              <w:right w:val="single" w:sz="4" w:space="0" w:color="auto"/>
-            </w:tcBorders>
-            <w:shd w:val="clear" w:color="auto" w:fill="FFFFFF"/>
-          </w:tcPr>
-          <w:p>
-            <w:pPr>
-              <w:jc w:val="left"/>
-              <w:rPr>
-                <w:sz w:val="15"/>
-                <w:szCs w:val="15"/>
-                <w:lang w:val="en-GB"/>
-              </w:rPr>
-            </w:pPr>
-          </w:p>
-        </w:tc>
-        <w:tc>
-          <w:tcPr>
-            <w:tcW w:w="707" w:type="dxa"/>
-            <w:gridSpan w:val="2"/>
-            <w:tcBorders>
-              <w:top w:val="single" w:sz="4" w:space="0" w:color="auto"/>
-              <w:left w:val="single" w:sz="4" w:space="0" w:color="auto"/>
-              <w:bottom w:val="single" w:sz="4" w:space="0" w:color="auto"/>
-              <w:right w:val="single" w:sz="4" w:space="0" w:color="auto"/>
-            </w:tcBorders>
-            <w:shd w:val="clear" w:color="auto" w:fill="FFFFFF"/>
-          </w:tcPr>
-          <w:p>
-            <w:pPr>
-              <w:jc w:val="left"/>
-              <w:rPr>
-                <w:sz w:val="15"/>
-                <w:szCs w:val="15"/>
-                <w:lang w:val="en-GB"/>
-              </w:rPr>
-            </w:pPr>
-          </w:p>
-        </w:tc>
-        <w:tc>
-          <w:tcPr>
-            <w:tcW w:w="854" w:type="dxa"/>
-            <w:tcBorders>
-              <w:top w:val="single" w:sz="4" w:space="0" w:color="auto"/>
-              <w:left w:val="single" w:sz="4" w:space="0" w:color="auto"/>
-              <w:bottom w:val="single" w:sz="4" w:space="0" w:color="auto"/>
-              <w:right w:val="single" w:sz="4" w:space="0" w:color="auto"/>
-            </w:tcBorders>
-            <w:shd w:val="clear" w:color="auto" w:fill="FFFFFF"/>
-          </w:tcPr>
-          <w:p>
-            <w:pPr>
-              <w:jc w:val="left"/>
-              <w:rPr>
-                <w:sz w:val="15"/>
-                <w:szCs w:val="15"/>
-                <w:lang w:val="en-GB"/>
-              </w:rPr>
-            </w:pPr>
-          </w:p>
-        </w:tc>
-        <w:tc>
-          <w:tcPr>
-            <w:tcW w:w="1275" w:type="dxa"/>
-            <w:gridSpan w:val="2"/>
-            <w:tcBorders>
-              <w:top w:val="single" w:sz="4" w:space="0" w:color="auto"/>
-              <w:left w:val="single" w:sz="4" w:space="0" w:color="auto"/>
-              <w:bottom w:val="single" w:sz="4" w:space="0" w:color="auto"/>
-              <w:right w:val="single" w:sz="4" w:space="0" w:color="auto"/>
-            </w:tcBorders>
-            <w:shd w:val="clear" w:color="auto" w:fill="FFFFFF"/>
-          </w:tcPr>
-          <w:p>
-            <w:pPr>
-              <w:jc w:val="left"/>
-              <w:rPr>
-                <w:sz w:val="15"/>
-                <w:szCs w:val="15"/>
-                <w:lang w:val="en-GB"/>
-              </w:rPr>
-            </w:pPr>
-          </w:p>
-        </w:tc>
-        <w:tc>
-          <w:tcPr>
-            <w:tcW w:w="959" w:type="dxa"/>
-            <w:tcBorders>
-              <w:top w:val="single" w:sz="4" w:space="0" w:color="auto"/>
-              <w:left w:val="single" w:sz="4" w:space="0" w:color="auto"/>
-              <w:bottom w:val="single" w:sz="4" w:space="0" w:color="auto"/>
-              <w:right w:val="single" w:sz="4" w:space="0" w:color="auto"/>
-            </w:tcBorders>
-            <w:shd w:val="clear" w:color="auto" w:fill="FFFFFF"/>
-          </w:tcPr>
-          <w:p>
-            <w:pPr>
-              <w:pStyle w:val="Textocomentario"/>
-              <w:jc w:val="left"/>
-              <w:rPr>
-                <w:rFonts w:ascii="Times New Roman" w:hAnsi="Times New Roman" w:cs="Times New Roman"/>
-                <w:sz w:val="15"/>
-                <w:szCs w:val="15"/>
-              </w:rPr>
-            </w:pPr>
-          </w:p>
-        </w:tc>
-        <w:tc>
-          <w:tcPr>
-            <w:tcW w:w="1452" w:type="dxa"/>
-            <w:gridSpan w:val="3"/>
-            <w:tcBorders>
-              <w:top w:val="single" w:sz="4" w:space="0" w:color="auto"/>
-              <w:left w:val="single" w:sz="4" w:space="0" w:color="auto"/>
-              <w:bottom w:val="single" w:sz="4" w:space="0" w:color="auto"/>
-              <w:right w:val="single" w:sz="4" w:space="0" w:color="auto"/>
-            </w:tcBorders>
-            <w:shd w:val="clear" w:color="auto" w:fill="FFFFFF"/>
-          </w:tcPr>
-          <w:p>
-            <w:pPr>
-              <w:jc w:val="left"/>
-              <w:rPr>
-                <w:sz w:val="15"/>
-                <w:szCs w:val="15"/>
-                <w:lang w:val="en-GB"/>
-              </w:rPr>
-            </w:pPr>
-          </w:p>
-        </w:tc>
-        <w:tc>
-          <w:tcPr>
-            <w:tcW w:w="995" w:type="dxa"/>
-            <w:tcBorders>
-              <w:top w:val="single" w:sz="4" w:space="0" w:color="auto"/>
-              <w:left w:val="single" w:sz="4" w:space="0" w:color="auto"/>
-              <w:bottom w:val="single" w:sz="4" w:space="0" w:color="auto"/>
-              <w:right w:val="single" w:sz="4" w:space="0" w:color="auto"/>
-            </w:tcBorders>
-            <w:shd w:val="clear" w:color="auto" w:fill="FFFFFF"/>
-          </w:tcPr>
-          <w:p>
-            <w:pPr>
-              <w:jc w:val="left"/>
-              <w:rPr>
-                <w:sz w:val="15"/>
-                <w:szCs w:val="15"/>
-                <w:lang w:val="en-GB"/>
-              </w:rPr>
-            </w:pPr>
-          </w:p>
-        </w:tc>
-        <w:tc>
-          <w:tcPr>
-            <w:tcW w:w="425" w:type="dxa"/>
-            <w:tcBorders>
-              <w:top w:val="single" w:sz="4" w:space="0" w:color="auto"/>
-              <w:left w:val="single" w:sz="4" w:space="0" w:color="auto"/>
-              <w:bottom w:val="single" w:sz="4" w:space="0" w:color="auto"/>
-              <w:right w:val="single" w:sz="4" w:space="0" w:color="auto"/>
-            </w:tcBorders>
-            <w:shd w:val="clear" w:color="auto" w:fill="FFFFFF"/>
-          </w:tcPr>
-          <w:p>
-            <w:pPr>
-              <w:jc w:val="left"/>
-              <w:rPr>
-                <w:sz w:val="15"/>
-                <w:szCs w:val="15"/>
-                <w:lang w:val="en-GB"/>
-              </w:rPr>
-            </w:pPr>
-          </w:p>
-        </w:tc>
-        <w:tc>
-          <w:tcPr>
-            <w:tcW w:w="1415" w:type="dxa"/>
-            <w:tcBorders>
-              <w:top w:val="single" w:sz="4" w:space="0" w:color="auto"/>
-              <w:left w:val="single" w:sz="4" w:space="0" w:color="auto"/>
-              <w:bottom w:val="single" w:sz="4" w:space="0" w:color="auto"/>
-              <w:right w:val="single" w:sz="4" w:space="0" w:color="auto"/>
-            </w:tcBorders>
-            <w:shd w:val="clear" w:color="auto" w:fill="FFFFFF"/>
-          </w:tcPr>
-          <w:p>
-            <w:pPr>
-              <w:tabs>
-                <w:tab w:val="left" w:pos="200"/>
-              </w:tabs>
-              <w:ind w:right="2230"/>
-              <w:jc w:val="left"/>
-              <w:rPr>
-                <w:sz w:val="15"/>
-                <w:szCs w:val="15"/>
-                <w:lang w:val="en-GB"/>
-              </w:rPr>
-            </w:pPr>
-          </w:p>
-        </w:tc>
-      </w:tr>
-      <w:tr>
-        <w:trPr>
-          <w:gridAfter w:val="3"/>
-          <w:wAfter w:w="11921" w:type="dxa"/>
-          <w:cantSplit/>
-          <w:trHeight w:val="141"/>
-        </w:trPr>
-        <w:tc>
-          <w:tcPr>
-            <w:tcW w:w="1875" w:type="dxa"/>
-            <w:tcBorders>
-              <w:top w:val="single" w:sz="4" w:space="0" w:color="auto"/>
-              <w:left w:val="single" w:sz="4" w:space="0" w:color="auto"/>
-              <w:bottom w:val="single" w:sz="4" w:space="0" w:color="auto"/>
-              <w:right w:val="single" w:sz="4" w:space="0" w:color="auto"/>
-            </w:tcBorders>
-            <w:shd w:val="clear" w:color="auto" w:fill="FFFFFF"/>
-          </w:tcPr>
-          <w:p>
-            <w:pPr>
-              <w:rPr>
-                <w:sz w:val="15"/>
-                <w:szCs w:val="15"/>
-                <w:lang w:val="en-GB"/>
-              </w:rPr>
-            </w:pPr>
-          </w:p>
-          <w:p>
-            <w:pPr>
-              <w:rPr>
-                <w:sz w:val="15"/>
-                <w:szCs w:val="15"/>
-                <w:lang w:val="en-GB"/>
-              </w:rPr>
-            </w:pPr>
-          </w:p>
-          <w:p>
-            <w:pPr>
-              <w:rPr>
-                <w:sz w:val="15"/>
-                <w:szCs w:val="15"/>
-                <w:lang w:val="en-GB"/>
-              </w:rPr>
-            </w:pPr>
-          </w:p>
-        </w:tc>
-        <w:tc>
-          <w:tcPr>
-            <w:tcW w:w="707" w:type="dxa"/>
-            <w:gridSpan w:val="2"/>
-            <w:tcBorders>
-              <w:top w:val="single" w:sz="4" w:space="0" w:color="auto"/>
-              <w:left w:val="single" w:sz="4" w:space="0" w:color="auto"/>
-              <w:bottom w:val="single" w:sz="4" w:space="0" w:color="auto"/>
-              <w:right w:val="single" w:sz="4" w:space="0" w:color="auto"/>
-            </w:tcBorders>
-            <w:shd w:val="clear" w:color="auto" w:fill="FFFFFF"/>
-          </w:tcPr>
-          <w:p>
-            <w:pPr>
-              <w:rPr>
-                <w:sz w:val="15"/>
-                <w:szCs w:val="15"/>
-                <w:lang w:val="en-GB"/>
-              </w:rPr>
-            </w:pPr>
-          </w:p>
-        </w:tc>
-        <w:tc>
-          <w:tcPr>
-            <w:tcW w:w="854" w:type="dxa"/>
-            <w:tcBorders>
-              <w:top w:val="single" w:sz="4" w:space="0" w:color="auto"/>
-              <w:left w:val="single" w:sz="4" w:space="0" w:color="auto"/>
-              <w:bottom w:val="single" w:sz="4" w:space="0" w:color="auto"/>
-              <w:right w:val="single" w:sz="4" w:space="0" w:color="auto"/>
-            </w:tcBorders>
-            <w:shd w:val="clear" w:color="auto" w:fill="FFFFFF"/>
-          </w:tcPr>
-          <w:p>
-            <w:pPr>
-              <w:rPr>
-                <w:sz w:val="15"/>
-                <w:szCs w:val="15"/>
-                <w:lang w:val="en-GB"/>
-              </w:rPr>
-            </w:pPr>
-          </w:p>
-        </w:tc>
-        <w:tc>
-          <w:tcPr>
-            <w:tcW w:w="1275" w:type="dxa"/>
-            <w:gridSpan w:val="2"/>
-          </w:tcPr>
-          <w:p>
-            <w:pPr>
-              <w:rPr>
-                <w:sz w:val="15"/>
-                <w:szCs w:val="15"/>
-                <w:lang w:val="en-GB"/>
-              </w:rPr>
-            </w:pPr>
-          </w:p>
-        </w:tc>
-        <w:tc>
-          <w:tcPr>
-            <w:tcW w:w="959" w:type="dxa"/>
-            <w:tcBorders>
-              <w:top w:val="single" w:sz="4" w:space="0" w:color="auto"/>
-              <w:left w:val="single" w:sz="4" w:space="0" w:color="auto"/>
-              <w:bottom w:val="single" w:sz="4" w:space="0" w:color="auto"/>
-              <w:right w:val="single" w:sz="4" w:space="0" w:color="auto"/>
-            </w:tcBorders>
-            <w:shd w:val="clear" w:color="auto" w:fill="FFFFFF"/>
-          </w:tcPr>
-          <w:p>
-            <w:pPr>
-              <w:rPr>
-                <w:sz w:val="15"/>
-                <w:szCs w:val="15"/>
-                <w:lang w:val="en-GB"/>
-              </w:rPr>
-            </w:pPr>
-          </w:p>
-        </w:tc>
-        <w:tc>
-          <w:tcPr>
-            <w:tcW w:w="1452" w:type="dxa"/>
-            <w:gridSpan w:val="3"/>
-            <w:tcBorders>
-              <w:top w:val="single" w:sz="4" w:space="0" w:color="auto"/>
-              <w:left w:val="single" w:sz="4" w:space="0" w:color="auto"/>
-              <w:bottom w:val="single" w:sz="4" w:space="0" w:color="auto"/>
-              <w:right w:val="single" w:sz="4" w:space="0" w:color="auto"/>
-            </w:tcBorders>
-            <w:shd w:val="clear" w:color="auto" w:fill="FFFFFF"/>
-          </w:tcPr>
-          <w:p>
-            <w:pPr>
-              <w:rPr>
-                <w:sz w:val="15"/>
-                <w:szCs w:val="15"/>
-                <w:lang w:val="en-GB"/>
-              </w:rPr>
-            </w:pPr>
-          </w:p>
-        </w:tc>
-        <w:tc>
-          <w:tcPr>
-            <w:tcW w:w="995" w:type="dxa"/>
-            <w:tcBorders>
-              <w:top w:val="single" w:sz="4" w:space="0" w:color="auto"/>
-              <w:left w:val="single" w:sz="4" w:space="0" w:color="auto"/>
-              <w:bottom w:val="single" w:sz="4" w:space="0" w:color="auto"/>
-              <w:right w:val="single" w:sz="4" w:space="0" w:color="auto"/>
-            </w:tcBorders>
-            <w:shd w:val="clear" w:color="auto" w:fill="FFFFFF"/>
-          </w:tcPr>
-          <w:p>
-            <w:pPr>
-              <w:rPr>
-                <w:sz w:val="15"/>
-                <w:szCs w:val="15"/>
-                <w:lang w:val="en-GB"/>
-              </w:rPr>
-            </w:pPr>
-          </w:p>
-        </w:tc>
-        <w:tc>
-          <w:tcPr>
-            <w:tcW w:w="425" w:type="dxa"/>
-            <w:tcBorders>
-              <w:top w:val="single" w:sz="4" w:space="0" w:color="auto"/>
-              <w:left w:val="single" w:sz="4" w:space="0" w:color="auto"/>
-              <w:bottom w:val="single" w:sz="4" w:space="0" w:color="auto"/>
-              <w:right w:val="single" w:sz="4" w:space="0" w:color="auto"/>
-            </w:tcBorders>
-            <w:shd w:val="clear" w:color="auto" w:fill="FFFFFF"/>
-          </w:tcPr>
-          <w:p>
-            <w:pPr>
-              <w:rPr>
-                <w:sz w:val="15"/>
-                <w:szCs w:val="15"/>
-                <w:lang w:val="en-GB"/>
-              </w:rPr>
-            </w:pPr>
-          </w:p>
-        </w:tc>
-        <w:tc>
-          <w:tcPr>
-            <w:tcW w:w="1415" w:type="dxa"/>
-            <w:tcBorders>
-              <w:top w:val="single" w:sz="4" w:space="0" w:color="auto"/>
-              <w:left w:val="single" w:sz="4" w:space="0" w:color="auto"/>
-              <w:bottom w:val="single" w:sz="4" w:space="0" w:color="auto"/>
-              <w:right w:val="single" w:sz="4" w:space="0" w:color="auto"/>
-            </w:tcBorders>
-            <w:shd w:val="clear" w:color="auto" w:fill="FFFFFF"/>
-          </w:tcPr>
-          <w:p>
-            <w:pPr>
-              <w:rPr>
-                <w:sz w:val="15"/>
-                <w:szCs w:val="15"/>
-                <w:lang w:val="en-GB"/>
-              </w:rPr>
-            </w:pPr>
+              <w:rPr>
+                <w:sz w:val="16"/>
+                <w:szCs w:val="16"/>
+                <w:lang w:val="en-GB"/>
+              </w:rPr>
+            </w:pPr>
+            <w:r>
+              <w:rPr>
+                <w:sz w:val="16"/>
+                <w:szCs w:val="16"/>
+                <w:lang w:val="en-GB"/>
+              </w:rPr>
+              <w:t>${COMPANY_DRUG}</w:t>
+            </w:r>
           </w:p>
         </w:tc>
       </w:tr>
@@ -9163,11 +7394,11 @@
           <w:gridAfter w:val="3"/>
           <w:wAfter w:w="11921" w:type="dxa"/>
           <w:cantSplit/>
-          <w:trHeight w:val="1240"/>
+          <w:trHeight w:val="614"/>
         </w:trPr>
         <w:tc>
           <w:tcPr>
-            <w:tcW w:w="1875" w:type="dxa"/>
+            <w:tcW w:w="1985" w:type="dxa"/>
             <w:tcBorders>
               <w:top w:val="single" w:sz="4" w:space="0" w:color="auto"/>
               <w:left w:val="single" w:sz="4" w:space="0" w:color="auto"/>
@@ -9212,11 +7443,35 @@
                 <w:lang w:val="en-GB"/>
               </w:rPr>
             </w:pPr>
+            <w:r>
+              <w:rPr>
+                <w:sz w:val="16"/>
+                <w:szCs w:val="16"/>
+                <w:lang w:val="en-GB"/>
+              </w:rPr>
+              <w:t>${</w:t>
+            </w:r>
+            <w:r>
+              <w:rPr>
+                <w:sz w:val="16"/>
+                <w:szCs w:val="16"/>
+                <w:lang w:val="en-GB"/>
+              </w:rPr>
+              <w:t>REPORTER_NAME</w:t>
+            </w:r>
+            <w:r>
+              <w:rPr>
+                <w:sz w:val="16"/>
+                <w:szCs w:val="16"/>
+                <w:lang w:val="en-GB"/>
+              </w:rPr>
+              <w:t>}</w:t>
+            </w:r>
           </w:p>
         </w:tc>
         <w:tc>
           <w:tcPr>
-            <w:tcW w:w="1561" w:type="dxa"/>
+            <w:tcW w:w="1701" w:type="dxa"/>
             <w:gridSpan w:val="3"/>
             <w:tcBorders>
               <w:top w:val="single" w:sz="4" w:space="0" w:color="auto"/>
@@ -9232,6 +7487,7 @@
               <w:rPr>
                 <w:sz w:val="16"/>
                 <w:szCs w:val="16"/>
+                <w:lang w:val="en-GB"/>
               </w:rPr>
             </w:pPr>
             <w:r>
@@ -9251,12 +7507,41 @@
                 <w:lang w:val="en-GB"/>
               </w:rPr>
               <w:t>Phone number</w:t>
+            </w:r>
+          </w:p>
+          <w:p>
+            <w:pPr>
+              <w:rPr>
+                <w:sz w:val="16"/>
+                <w:szCs w:val="16"/>
+              </w:rPr>
+            </w:pPr>
+            <w:r>
+              <w:rPr>
+                <w:sz w:val="16"/>
+                <w:szCs w:val="16"/>
+              </w:rPr>
+              <w:t>${</w:t>
+            </w:r>
+            <w:r>
+              <w:rPr>
+                <w:sz w:val="16"/>
+                <w:szCs w:val="16"/>
+              </w:rPr>
+              <w:t>PHONE_NUMBER</w:t>
+            </w:r>
+            <w:r>
+              <w:rPr>
+                <w:sz w:val="16"/>
+                <w:szCs w:val="16"/>
+              </w:rPr>
+              <w:t>}</w:t>
             </w:r>
           </w:p>
         </w:tc>
         <w:tc>
           <w:tcPr>
-            <w:tcW w:w="3119" w:type="dxa"/>
+            <w:tcW w:w="2869" w:type="dxa"/>
             <w:gridSpan w:val="5"/>
             <w:tcBorders>
               <w:top w:val="single" w:sz="4" w:space="0" w:color="auto"/>
@@ -9291,6 +7576,39 @@
                 <w:lang w:val="en-GB"/>
               </w:rPr>
               <w:t>Address</w:t>
+            </w:r>
+          </w:p>
+          <w:p>
+            <w:pPr>
+              <w:rPr>
+                <w:sz w:val="16"/>
+                <w:szCs w:val="16"/>
+                <w:lang w:val="en-GB"/>
+              </w:rPr>
+            </w:pPr>
+            <w:r>
+              <w:rPr>
+                <w:sz w:val="16"/>
+                <w:szCs w:val="16"/>
+                <w:lang w:val="en-GB"/>
+              </w:rPr>
+              <w:t>${</w:t>
+            </w:r>
+            <w:r>
+              <w:rPr>
+                <w:sz w:val="16"/>
+                <w:szCs w:val="16"/>
+                <w:lang w:val="en-GB"/>
+              </w:rPr>
+              <w:t>ADDRESS</w:t>
+            </w:r>
+            <w:r>
+              <w:rPr>
+                <w:sz w:val="16"/>
+                <w:szCs w:val="16"/>
+                <w:lang w:val="en-GB"/>
+              </w:rPr>
+              <w:t>}</w:t>
             </w:r>
           </w:p>
         </w:tc>
@@ -9331,6 +7649,39 @@
                 <w:lang w:val="en-GB"/>
               </w:rPr>
               <w:t>Fax Number/email address</w:t>
+            </w:r>
+          </w:p>
+          <w:p>
+            <w:pPr>
+              <w:rPr>
+                <w:sz w:val="16"/>
+                <w:szCs w:val="16"/>
+                <w:lang w:val="en-GB"/>
+              </w:rPr>
+            </w:pPr>
+            <w:r>
+              <w:rPr>
+                <w:sz w:val="16"/>
+                <w:szCs w:val="16"/>
+                <w:lang w:val="en-GB"/>
+              </w:rPr>
+              <w:t>${</w:t>
+            </w:r>
+            <w:r>
+              <w:rPr>
+                <w:sz w:val="16"/>
+                <w:szCs w:val="16"/>
+                <w:lang w:val="en-GB"/>
+              </w:rPr>
+              <w:t>REPORTER_EMAIL</w:t>
+            </w:r>
+            <w:r>
+              <w:rPr>
+                <w:sz w:val="16"/>
+                <w:szCs w:val="16"/>
+                <w:lang w:val="en-GB"/>
+              </w:rPr>
+              <w:t>}</w:t>
             </w:r>
           </w:p>
         </w:tc>
@@ -9391,57 +7742,30 @@
               </w:rPr>
               <w:t xml:space="preserve">       </w:t>
             </w:r>
-            <w:bookmarkStart w:id="3" w:name="Check24"/>
-            <w:r>
-              <w:rPr>
-                <w:sz w:val="16"/>
-                <w:szCs w:val="16"/>
-                <w:lang w:val="en-GB"/>
-              </w:rPr>
-              <w:fldChar w:fldCharType="begin">
-                <w:ffData>
-                  <w:name w:val="Check24"/>
-                  <w:enabled/>
-                  <w:calcOnExit w:val="0"/>
-                  <w:checkBox>
-                    <w:sizeAuto/>
-                    <w:default w:val="0"/>
-                  </w:checkBox>
-                </w:ffData>
-              </w:fldChar>
-            </w:r>
-            <w:r>
-              <w:rPr>
-                <w:sz w:val="16"/>
-                <w:szCs w:val="16"/>
-                <w:lang w:val="en-GB"/>
-              </w:rPr>
-              <w:instrText xml:space="preserve"> FORMCHECKBOX </w:instrText>
-            </w:r>
-            <w:r>
-              <w:rPr>
-                <w:sz w:val="16"/>
-                <w:szCs w:val="16"/>
-                <w:lang w:val="en-GB"/>
-              </w:rPr>
-            </w:r>
-            <w:r>
-              <w:rPr>
-                <w:sz w:val="16"/>
-                <w:szCs w:val="16"/>
-                <w:lang w:val="en-GB"/>
-              </w:rPr>
-              <w:fldChar w:fldCharType="separate"/>
-            </w:r>
-            <w:r>
-              <w:rPr>
-                <w:sz w:val="16"/>
-                <w:szCs w:val="16"/>
-                <w:lang w:val="en-GB"/>
-              </w:rPr>
-              <w:fldChar w:fldCharType="end"/>
-            </w:r>
-            <w:bookmarkEnd w:id="3"/>
+            <w:r>
+              <w:rPr>
+                <w:sz w:val="16"/>
+                <w:szCs w:val="16"/>
+                <w:lang w:val="en-GB"/>
+              </w:rPr>
+              <w:t>${</w:t>
+            </w:r>
+            <w:r>
+              <w:rPr>
+                <w:sz w:val="16"/>
+                <w:szCs w:val="16"/>
+                <w:lang w:val="en-GB"/>
+              </w:rPr>
+              <w:t>PROFESSIONAL1</w:t>
+            </w:r>
+            <w:r>
+              <w:rPr>
+                <w:sz w:val="16"/>
+                <w:szCs w:val="16"/>
+                <w:lang w:val="en-GB"/>
+              </w:rPr>
+              <w:t>}</w:t>
+            </w:r>
             <w:r>
               <w:rPr>
                 <w:sz w:val="16"/>
@@ -9472,48 +7796,23 @@
                 <w:szCs w:val="16"/>
                 <w:lang w:val="en-GB"/>
               </w:rPr>
-              <w:fldChar w:fldCharType="begin">
-                <w:ffData>
-                  <w:name w:val=""/>
-                  <w:enabled/>
-                  <w:calcOnExit w:val="0"/>
-                  <w:checkBox>
-                    <w:sizeAuto/>
-                    <w:default w:val="0"/>
-                  </w:checkBox>
-                </w:ffData>
-              </w:fldChar>
-            </w:r>
-            <w:r>
-              <w:rPr>
-                <w:sz w:val="16"/>
-                <w:szCs w:val="16"/>
-                <w:lang w:val="en-GB"/>
-              </w:rPr>
-              <w:instrText xml:space="preserve"> FORMCHECKBOX </w:instrText>
-            </w:r>
-            <w:r>
-              <w:rPr>
-                <w:sz w:val="16"/>
-                <w:szCs w:val="16"/>
-                <w:lang w:val="en-GB"/>
-              </w:rPr>
-            </w:r>
-            <w:r>
-              <w:rPr>
-                <w:sz w:val="16"/>
-                <w:szCs w:val="16"/>
-                <w:lang w:val="en-GB"/>
-              </w:rPr>
-              <w:fldChar w:fldCharType="separate"/>
-            </w:r>
-            <w:r>
-              <w:rPr>
-                <w:sz w:val="16"/>
-                <w:szCs w:val="16"/>
-                <w:lang w:val="en-GB"/>
-              </w:rPr>
-              <w:fldChar w:fldCharType="end"/>
+              <w:t>${</w:t>
+            </w:r>
+            <w:r>
+              <w:rPr>
+                <w:sz w:val="16"/>
+                <w:szCs w:val="16"/>
+                <w:lang w:val="en-GB"/>
+              </w:rPr>
+              <w:t>PROFESSIONAL</w:t>
+            </w:r>
+            <w:r>
+              <w:rPr>
+                <w:sz w:val="16"/>
+                <w:szCs w:val="16"/>
+                <w:lang w:val="en-GB"/>
+              </w:rPr>
+              <w:t>2}</w:t>
             </w:r>
             <w:r>
               <w:rPr>
@@ -9594,56 +7893,7 @@
                 <w:szCs w:val="16"/>
                 <w:lang w:val="en-GB"/>
               </w:rPr>
-              <w:fldChar w:fldCharType="begin">
-                <w:ffData>
-                  <w:name w:val=""/>
-                  <w:enabled/>
-                  <w:calcOnExit w:val="0"/>
-                  <w:checkBox>
-                    <w:sizeAuto/>
-                    <w:default w:val="0"/>
-                  </w:checkBox>
-                </w:ffData>
-              </w:fldChar>
-            </w:r>
-            <w:r>
-              <w:rPr>
-                <w:sz w:val="16"/>
-                <w:szCs w:val="16"/>
-                <w:lang w:val="en-GB"/>
-              </w:rPr>
-              <w:instrText xml:space="preserve"> FORMCHECKBOX </w:instrText>
-            </w:r>
-            <w:r>
-              <w:rPr>
-                <w:sz w:val="16"/>
-                <w:szCs w:val="16"/>
-                <w:lang w:val="en-GB"/>
-              </w:rPr>
-            </w:r>
-            <w:r>
-              <w:rPr>
-                <w:sz w:val="16"/>
-                <w:szCs w:val="16"/>
-                <w:lang w:val="en-GB"/>
-              </w:rPr>
-              <w:fldChar w:fldCharType="separate"/>
-            </w:r>
-            <w:r>
-              <w:rPr>
-                <w:sz w:val="16"/>
-                <w:szCs w:val="16"/>
-                <w:lang w:val="en-GB"/>
-              </w:rPr>
-              <w:fldChar w:fldCharType="end"/>
-            </w:r>
-            <w:r>
-              <w:rPr>
-                <w:sz w:val="16"/>
-                <w:szCs w:val="16"/>
-                <w:lang w:val="en-GB"/>
-              </w:rPr>
-              <w:t xml:space="preserve"> </w:t>
+              <w:t xml:space="preserve">${OCU1} </w:t>
             </w:r>
             <w:r>
               <w:rPr>
@@ -9667,56 +7917,7 @@
                 <w:szCs w:val="16"/>
                 <w:lang w:val="en-GB"/>
               </w:rPr>
-              <w:fldChar w:fldCharType="begin">
-                <w:ffData>
-                  <w:name w:val=""/>
-                  <w:enabled/>
-                  <w:calcOnExit w:val="0"/>
-                  <w:checkBox>
-                    <w:sizeAuto/>
-                    <w:default w:val="0"/>
-                  </w:checkBox>
-                </w:ffData>
-              </w:fldChar>
-            </w:r>
-            <w:r>
-              <w:rPr>
-                <w:sz w:val="16"/>
-                <w:szCs w:val="16"/>
-                <w:lang w:val="en-GB"/>
-              </w:rPr>
-              <w:instrText xml:space="preserve"> FORMCHECKBOX </w:instrText>
-            </w:r>
-            <w:r>
-              <w:rPr>
-                <w:sz w:val="16"/>
-                <w:szCs w:val="16"/>
-                <w:lang w:val="en-GB"/>
-              </w:rPr>
-            </w:r>
-            <w:r>
-              <w:rPr>
-                <w:sz w:val="16"/>
-                <w:szCs w:val="16"/>
-                <w:lang w:val="en-GB"/>
-              </w:rPr>
-              <w:fldChar w:fldCharType="separate"/>
-            </w:r>
-            <w:r>
-              <w:rPr>
-                <w:sz w:val="16"/>
-                <w:szCs w:val="16"/>
-                <w:lang w:val="en-GB"/>
-              </w:rPr>
-              <w:fldChar w:fldCharType="end"/>
-            </w:r>
-            <w:r>
-              <w:rPr>
-                <w:sz w:val="16"/>
-                <w:szCs w:val="16"/>
-                <w:lang w:val="en-GB"/>
-              </w:rPr>
-              <w:t xml:space="preserve"> </w:t>
+              <w:t xml:space="preserve">${OCU2} </w:t>
             </w:r>
             <w:r>
               <w:rPr>
@@ -9740,56 +7941,7 @@
                 <w:szCs w:val="16"/>
                 <w:lang w:val="en-GB"/>
               </w:rPr>
-              <w:fldChar w:fldCharType="begin">
-                <w:ffData>
-                  <w:name w:val=""/>
-                  <w:enabled/>
-                  <w:calcOnExit w:val="0"/>
-                  <w:checkBox>
-                    <w:sizeAuto/>
-                    <w:default w:val="0"/>
-                  </w:checkBox>
-                </w:ffData>
-              </w:fldChar>
-            </w:r>
-            <w:r>
-              <w:rPr>
-                <w:sz w:val="16"/>
-                <w:szCs w:val="16"/>
-                <w:lang w:val="en-GB"/>
-              </w:rPr>
-              <w:instrText xml:space="preserve"> FORMCHECKBOX </w:instrText>
-            </w:r>
-            <w:r>
-              <w:rPr>
-                <w:sz w:val="16"/>
-                <w:szCs w:val="16"/>
-                <w:lang w:val="en-GB"/>
-              </w:rPr>
-            </w:r>
-            <w:r>
-              <w:rPr>
-                <w:sz w:val="16"/>
-                <w:szCs w:val="16"/>
-                <w:lang w:val="en-GB"/>
-              </w:rPr>
-              <w:fldChar w:fldCharType="separate"/>
-            </w:r>
-            <w:r>
-              <w:rPr>
-                <w:sz w:val="16"/>
-                <w:szCs w:val="16"/>
-                <w:lang w:val="en-GB"/>
-              </w:rPr>
-              <w:fldChar w:fldCharType="end"/>
-            </w:r>
-            <w:r>
-              <w:rPr>
-                <w:sz w:val="16"/>
-                <w:szCs w:val="16"/>
-                <w:lang w:val="en-GB"/>
-              </w:rPr>
-              <w:t xml:space="preserve"> </w:t>
+              <w:t xml:space="preserve">${OCU3} </w:t>
             </w:r>
             <w:r>
               <w:rPr>
@@ -9813,56 +7965,7 @@
                 <w:szCs w:val="16"/>
                 <w:lang w:val="en-GB"/>
               </w:rPr>
-              <w:fldChar w:fldCharType="begin">
-                <w:ffData>
-                  <w:name w:val=""/>
-                  <w:enabled/>
-                  <w:calcOnExit w:val="0"/>
-                  <w:checkBox>
-                    <w:sizeAuto/>
-                    <w:default w:val="0"/>
-                  </w:checkBox>
-                </w:ffData>
-              </w:fldChar>
-            </w:r>
-            <w:r>
-              <w:rPr>
-                <w:sz w:val="16"/>
-                <w:szCs w:val="16"/>
-                <w:lang w:val="en-GB"/>
-              </w:rPr>
-              <w:instrText xml:space="preserve"> FORMCHECKBOX </w:instrText>
-            </w:r>
-            <w:r>
-              <w:rPr>
-                <w:sz w:val="16"/>
-                <w:szCs w:val="16"/>
-                <w:lang w:val="en-GB"/>
-              </w:rPr>
-            </w:r>
-            <w:r>
-              <w:rPr>
-                <w:sz w:val="16"/>
-                <w:szCs w:val="16"/>
-                <w:lang w:val="en-GB"/>
-              </w:rPr>
-              <w:fldChar w:fldCharType="separate"/>
-            </w:r>
-            <w:r>
-              <w:rPr>
-                <w:sz w:val="16"/>
-                <w:szCs w:val="16"/>
-                <w:lang w:val="en-GB"/>
-              </w:rPr>
-              <w:fldChar w:fldCharType="end"/>
-            </w:r>
-            <w:r>
-              <w:rPr>
-                <w:sz w:val="16"/>
-                <w:szCs w:val="16"/>
-                <w:lang w:val="en-GB"/>
-              </w:rPr>
-              <w:t xml:space="preserve"> </w:t>
+              <w:t xml:space="preserve">${OCU4} </w:t>
             </w:r>
             <w:r>
               <w:rPr>
@@ -9886,56 +7989,7 @@
                 <w:szCs w:val="16"/>
                 <w:lang w:val="en-GB"/>
               </w:rPr>
-              <w:fldChar w:fldCharType="begin">
-                <w:ffData>
-                  <w:name w:val=""/>
-                  <w:enabled/>
-                  <w:calcOnExit w:val="0"/>
-                  <w:checkBox>
-                    <w:sizeAuto/>
-                    <w:default w:val="0"/>
-                  </w:checkBox>
-                </w:ffData>
-              </w:fldChar>
-            </w:r>
-            <w:r>
-              <w:rPr>
-                <w:sz w:val="16"/>
-                <w:szCs w:val="16"/>
-                <w:lang w:val="en-GB"/>
-              </w:rPr>
-              <w:instrText xml:space="preserve"> FORMCHECKBOX </w:instrText>
-            </w:r>
-            <w:r>
-              <w:rPr>
-                <w:sz w:val="16"/>
-                <w:szCs w:val="16"/>
-                <w:lang w:val="en-GB"/>
-              </w:rPr>
-            </w:r>
-            <w:r>
-              <w:rPr>
-                <w:sz w:val="16"/>
-                <w:szCs w:val="16"/>
-                <w:lang w:val="en-GB"/>
-              </w:rPr>
-              <w:fldChar w:fldCharType="separate"/>
-            </w:r>
-            <w:r>
-              <w:rPr>
-                <w:sz w:val="16"/>
-                <w:szCs w:val="16"/>
-                <w:lang w:val="en-GB"/>
-              </w:rPr>
-              <w:fldChar w:fldCharType="end"/>
-            </w:r>
-            <w:r>
-              <w:rPr>
-                <w:sz w:val="16"/>
-                <w:szCs w:val="16"/>
-                <w:lang w:val="en-GB"/>
-              </w:rPr>
-              <w:t xml:space="preserve"> </w:t>
+              <w:t xml:space="preserve">${OCU5} </w:t>
             </w:r>
             <w:r>
               <w:rPr>
@@ -9964,48 +8018,15 @@
                 <w:szCs w:val="16"/>
                 <w:lang w:val="en-GB"/>
               </w:rPr>
-              <w:fldChar w:fldCharType="begin">
-                <w:ffData>
-                  <w:name w:val=""/>
-                  <w:enabled/>
-                  <w:calcOnExit w:val="0"/>
-                  <w:checkBox>
-                    <w:sizeAuto/>
-                    <w:default w:val="0"/>
-                  </w:checkBox>
-                </w:ffData>
-              </w:fldChar>
-            </w:r>
-            <w:r>
-              <w:rPr>
-                <w:sz w:val="16"/>
-                <w:szCs w:val="16"/>
-                <w:lang w:val="en-GB"/>
-              </w:rPr>
-              <w:instrText xml:space="preserve"> FORMCHECKBOX </w:instrText>
-            </w:r>
-            <w:r>
-              <w:rPr>
-                <w:sz w:val="16"/>
-                <w:szCs w:val="16"/>
-                <w:lang w:val="en-GB"/>
-              </w:rPr>
-            </w:r>
-            <w:r>
-              <w:rPr>
-                <w:sz w:val="16"/>
-                <w:szCs w:val="16"/>
-                <w:lang w:val="en-GB"/>
-              </w:rPr>
-              <w:fldChar w:fldCharType="separate"/>
-            </w:r>
-            <w:r>
-              <w:rPr>
-                <w:sz w:val="16"/>
-                <w:szCs w:val="16"/>
-                <w:lang w:val="en-GB"/>
-              </w:rPr>
-              <w:fldChar w:fldCharType="end"/>
+              <w:t xml:space="preserve">${OCU6} </w:t>
+            </w:r>
+            <w:r>
+              <w:rPr>
+                <w:sz w:val="16"/>
+                <w:szCs w:val="16"/>
+                <w:lang w:val="en-GB"/>
+              </w:rPr>
+              <w:t>Health Authority</w:t>
             </w:r>
             <w:r>
               <w:rPr>
@@ -10021,22 +8042,6 @@
                 <w:szCs w:val="16"/>
                 <w:lang w:val="en-GB"/>
               </w:rPr>
-              <w:t>Health Authority</w:t>
-            </w:r>
-            <w:r>
-              <w:rPr>
-                <w:sz w:val="16"/>
-                <w:szCs w:val="16"/>
-                <w:lang w:val="en-GB"/>
-              </w:rPr>
-              <w:t xml:space="preserve"> </w:t>
-            </w:r>
-            <w:r>
-              <w:rPr>
-                <w:sz w:val="16"/>
-                <w:szCs w:val="16"/>
-                <w:lang w:val="en-GB"/>
-              </w:rPr>
               <w:tab/>
             </w:r>
             <w:r>
@@ -10045,56 +8050,7 @@
                 <w:szCs w:val="16"/>
                 <w:lang w:val="en-GB"/>
               </w:rPr>
-              <w:fldChar w:fldCharType="begin">
-                <w:ffData>
-                  <w:name w:val=""/>
-                  <w:enabled/>
-                  <w:calcOnExit w:val="0"/>
-                  <w:checkBox>
-                    <w:sizeAuto/>
-                    <w:default w:val="0"/>
-                  </w:checkBox>
-                </w:ffData>
-              </w:fldChar>
-            </w:r>
-            <w:r>
-              <w:rPr>
-                <w:sz w:val="16"/>
-                <w:szCs w:val="16"/>
-                <w:lang w:val="en-GB"/>
-              </w:rPr>
-              <w:instrText xml:space="preserve"> FORMCHECKBOX </w:instrText>
-            </w:r>
-            <w:r>
-              <w:rPr>
-                <w:sz w:val="16"/>
-                <w:szCs w:val="16"/>
-                <w:lang w:val="en-GB"/>
-              </w:rPr>
-            </w:r>
-            <w:r>
-              <w:rPr>
-                <w:sz w:val="16"/>
-                <w:szCs w:val="16"/>
-                <w:lang w:val="en-GB"/>
-              </w:rPr>
-              <w:fldChar w:fldCharType="separate"/>
-            </w:r>
-            <w:r>
-              <w:rPr>
-                <w:sz w:val="16"/>
-                <w:szCs w:val="16"/>
-                <w:lang w:val="en-GB"/>
-              </w:rPr>
-              <w:fldChar w:fldCharType="end"/>
-            </w:r>
-            <w:r>
-              <w:rPr>
-                <w:sz w:val="16"/>
-                <w:szCs w:val="16"/>
-                <w:lang w:val="en-GB"/>
-              </w:rPr>
-              <w:t xml:space="preserve"> </w:t>
+              <w:t xml:space="preserve">${OCU7} </w:t>
             </w:r>
             <w:r>
               <w:rPr>
@@ -10120,7 +8076,7 @@
           <w:gridAfter w:val="3"/>
           <w:wAfter w:w="11921" w:type="dxa"/>
           <w:cantSplit/>
-          <w:trHeight w:val="842"/>
+          <w:trHeight w:val="853"/>
         </w:trPr>
         <w:tc>
           <w:tcPr>
@@ -10159,6 +8115,24 @@
                 <w:szCs w:val="16"/>
               </w:rPr>
               <w:t>Country of Reporting event:</w:t>
+            </w:r>
+            <w:r>
+              <w:rPr>
+                <w:rFonts w:ascii="Times New Roman" w:hAnsi="Times New Roman" w:cs="Times New Roman"/>
+                <w:b/>
+                <w:sz w:val="16"/>
+                <w:szCs w:val="16"/>
+              </w:rPr>
+              <w:t xml:space="preserve"> </w:t>
+            </w:r>
+            <w:r>
+              <w:rPr>
+                <w:rFonts w:ascii="Times New Roman" w:hAnsi="Times New Roman" w:cs="Times New Roman"/>
+                <w:bCs/>
+                <w:sz w:val="16"/>
+                <w:szCs w:val="16"/>
+              </w:rPr>
+              <w:t>${COUNTRY}</w:t>
             </w:r>
           </w:p>
         </w:tc>
@@ -10275,56 +8249,31 @@
                 <w:sz w:val="16"/>
                 <w:szCs w:val="16"/>
               </w:rPr>
-              <w:fldChar w:fldCharType="begin">
-                <w:ffData>
-                  <w:name w:val="Check24"/>
-                  <w:enabled/>
-                  <w:calcOnExit w:val="0"/>
-                  <w:checkBox>
-                    <w:sizeAuto/>
-                    <w:default w:val="0"/>
-                  </w:checkBox>
-                </w:ffData>
-              </w:fldChar>
-            </w:r>
-            <w:r>
-              <w:rPr>
-                <w:rFonts w:ascii="Times New Roman" w:hAnsi="Times New Roman" w:cs="Times New Roman"/>
-                <w:sz w:val="16"/>
-                <w:szCs w:val="16"/>
-              </w:rPr>
-              <w:instrText xml:space="preserve"> FORMCHECKBOX </w:instrText>
-            </w:r>
-            <w:r>
-              <w:rPr>
-                <w:rFonts w:ascii="Times New Roman" w:hAnsi="Times New Roman" w:cs="Times New Roman"/>
-                <w:sz w:val="16"/>
-                <w:szCs w:val="16"/>
-              </w:rPr>
-            </w:r>
-            <w:r>
-              <w:rPr>
-                <w:rFonts w:ascii="Times New Roman" w:hAnsi="Times New Roman" w:cs="Times New Roman"/>
-                <w:sz w:val="16"/>
-                <w:szCs w:val="16"/>
-              </w:rPr>
-              <w:fldChar w:fldCharType="separate"/>
-            </w:r>
-            <w:r>
-              <w:rPr>
-                <w:rFonts w:ascii="Times New Roman" w:hAnsi="Times New Roman" w:cs="Times New Roman"/>
-                <w:sz w:val="16"/>
-                <w:szCs w:val="16"/>
-              </w:rPr>
-              <w:fldChar w:fldCharType="end"/>
-            </w:r>
-            <w:r>
-              <w:rPr>
-                <w:rFonts w:ascii="Times New Roman" w:hAnsi="Times New Roman" w:cs="Times New Roman"/>
-                <w:sz w:val="16"/>
-                <w:szCs w:val="16"/>
-              </w:rPr>
-              <w:t xml:space="preserve"> YES</w:t>
+              <w:t>${</w:t>
+            </w:r>
+            <w:r>
+              <w:rPr>
+                <w:rFonts w:ascii="Times New Roman" w:hAnsi="Times New Roman" w:cs="Times New Roman"/>
+                <w:sz w:val="16"/>
+                <w:szCs w:val="16"/>
+              </w:rPr>
+              <w:t>MAH1</w:t>
+            </w:r>
+            <w:r>
+              <w:rPr>
+                <w:rFonts w:ascii="Times New Roman" w:hAnsi="Times New Roman" w:cs="Times New Roman"/>
+                <w:sz w:val="16"/>
+                <w:szCs w:val="16"/>
+              </w:rPr>
+              <w:t xml:space="preserve">} </w:t>
+            </w:r>
+            <w:r>
+              <w:rPr>
+                <w:rFonts w:ascii="Times New Roman" w:hAnsi="Times New Roman" w:cs="Times New Roman"/>
+                <w:sz w:val="16"/>
+                <w:szCs w:val="16"/>
+              </w:rPr>
+              <w:t>YES</w:t>
             </w:r>
             <w:r>
               <w:rPr>
@@ -10348,48 +8297,23 @@
                 <w:sz w:val="16"/>
                 <w:szCs w:val="16"/>
               </w:rPr>
-              <w:fldChar w:fldCharType="begin">
-                <w:ffData>
-                  <w:name w:val=""/>
-                  <w:enabled/>
-                  <w:calcOnExit w:val="0"/>
-                  <w:checkBox>
-                    <w:sizeAuto/>
-                    <w:default w:val="0"/>
-                  </w:checkBox>
-                </w:ffData>
-              </w:fldChar>
-            </w:r>
-            <w:r>
-              <w:rPr>
-                <w:rFonts w:ascii="Times New Roman" w:hAnsi="Times New Roman" w:cs="Times New Roman"/>
-                <w:sz w:val="16"/>
-                <w:szCs w:val="16"/>
-              </w:rPr>
-              <w:instrText xml:space="preserve"> FORMCHECKBOX </w:instrText>
-            </w:r>
-            <w:r>
-              <w:rPr>
-                <w:rFonts w:ascii="Times New Roman" w:hAnsi="Times New Roman" w:cs="Times New Roman"/>
-                <w:sz w:val="16"/>
-                <w:szCs w:val="16"/>
-              </w:rPr>
-            </w:r>
-            <w:r>
-              <w:rPr>
-                <w:rFonts w:ascii="Times New Roman" w:hAnsi="Times New Roman" w:cs="Times New Roman"/>
-                <w:sz w:val="16"/>
-                <w:szCs w:val="16"/>
-              </w:rPr>
-              <w:fldChar w:fldCharType="separate"/>
-            </w:r>
-            <w:r>
-              <w:rPr>
-                <w:rFonts w:ascii="Times New Roman" w:hAnsi="Times New Roman" w:cs="Times New Roman"/>
-                <w:sz w:val="16"/>
-                <w:szCs w:val="16"/>
-              </w:rPr>
-              <w:fldChar w:fldCharType="end"/>
+              <w:t>${</w:t>
+            </w:r>
+            <w:r>
+              <w:rPr>
+                <w:rFonts w:ascii="Times New Roman" w:hAnsi="Times New Roman" w:cs="Times New Roman"/>
+                <w:sz w:val="16"/>
+                <w:szCs w:val="16"/>
+              </w:rPr>
+              <w:t>MAH</w:t>
+            </w:r>
+            <w:r>
+              <w:rPr>
+                <w:rFonts w:ascii="Times New Roman" w:hAnsi="Times New Roman" w:cs="Times New Roman"/>
+                <w:sz w:val="16"/>
+                <w:szCs w:val="16"/>
+              </w:rPr>
+              <w:t>2}</w:t>
             </w:r>
             <w:r>
               <w:rPr>
@@ -10445,7 +8369,25 @@
                 <w:sz w:val="16"/>
                 <w:szCs w:val="16"/>
               </w:rPr>
-              <w:t>? (complete only if section 5. is ticked Yes)</w:t>
+              <w:t>? (</w:t>
+            </w:r>
+            <w:proofErr w:type="gramStart"/>
+            <w:r>
+              <w:rPr>
+                <w:rFonts w:ascii="Times New Roman" w:hAnsi="Times New Roman" w:cs="Times New Roman"/>
+                <w:sz w:val="16"/>
+                <w:szCs w:val="16"/>
+              </w:rPr>
+              <w:t>complete</w:t>
+            </w:r>
+            <w:proofErr w:type="gramEnd"/>
+            <w:r>
+              <w:rPr>
+                <w:rFonts w:ascii="Times New Roman" w:hAnsi="Times New Roman" w:cs="Times New Roman"/>
+                <w:sz w:val="16"/>
+                <w:szCs w:val="16"/>
+              </w:rPr>
+              <w:t xml:space="preserve"> only if section 5. is ticked Yes)</w:t>
             </w:r>
           </w:p>
           <w:p>
@@ -10456,6 +8398,30 @@
                 <w:lang w:val="en-GB"/>
               </w:rPr>
             </w:pPr>
+            <w:r>
+              <w:rPr>
+                <w:sz w:val="15"/>
+                <w:szCs w:val="15"/>
+                <w:lang w:val="en-GB"/>
+              </w:rPr>
+              <w:t>${</w:t>
+            </w:r>
+            <w:r>
+              <w:rPr>
+                <w:sz w:val="15"/>
+                <w:szCs w:val="15"/>
+                <w:lang w:val="en-GB"/>
+              </w:rPr>
+              <w:t>DOCTORS</w:t>
+            </w:r>
+            <w:r>
+              <w:rPr>
+                <w:sz w:val="15"/>
+                <w:szCs w:val="15"/>
+                <w:lang w:val="en-GB"/>
+              </w:rPr>
+              <w:t>}</w:t>
+            </w:r>
           </w:p>
         </w:tc>
       </w:tr>
@@ -10564,7 +8530,7 @@
           <w:gridAfter w:val="3"/>
           <w:wAfter w:w="11921" w:type="dxa"/>
           <w:cantSplit/>
-          <w:trHeight w:val="1777"/>
+          <w:trHeight w:val="1920"/>
         </w:trPr>
         <w:tc>
           <w:tcPr>
@@ -10592,7 +8558,6 @@
                 <w:szCs w:val="16"/>
                 <w:lang w:val="en-GB"/>
               </w:rPr>
-              <w:lastRenderedPageBreak/>
               <w:t>Completed By:</w:t>
             </w:r>
           </w:p>
@@ -10754,12 +8719,165 @@
           <w:p>
             <w:pPr>
               <w:rPr>
-                <w:b/>
-                <w:sz w:val="16"/>
-                <w:szCs w:val="16"/>
-                <w:lang w:val="en-GB"/>
-              </w:rPr>
-            </w:pPr>
+                <w:bCs/>
+                <w:sz w:val="16"/>
+                <w:szCs w:val="16"/>
+                <w:lang w:val="en-GB"/>
+              </w:rPr>
+            </w:pPr>
+            <w:r>
+              <w:rPr>
+                <w:bCs/>
+                <w:sz w:val="16"/>
+                <w:szCs w:val="16"/>
+                <w:lang w:val="en-GB"/>
+              </w:rPr>
+              <w:t>${COMPLETED_BY}</w:t>
+            </w:r>
+          </w:p>
+          <w:p>
+            <w:pPr>
+              <w:rPr>
+                <w:bCs/>
+                <w:sz w:val="16"/>
+                <w:szCs w:val="16"/>
+                <w:lang w:val="en-GB"/>
+              </w:rPr>
+            </w:pPr>
+          </w:p>
+          <w:p>
+            <w:pPr>
+              <w:rPr>
+                <w:sz w:val="16"/>
+                <w:szCs w:val="16"/>
+                <w:lang w:val="en-GB"/>
+              </w:rPr>
+            </w:pPr>
+            <w:r>
+              <w:rPr>
+                <w:sz w:val="16"/>
+                <w:szCs w:val="16"/>
+                <w:lang w:val="en-GB"/>
+              </w:rPr>
+              <w:t>${</w:t>
+            </w:r>
+            <w:r>
+              <w:rPr>
+                <w:sz w:val="16"/>
+                <w:szCs w:val="16"/>
+                <w:lang w:val="en-GB"/>
+              </w:rPr>
+              <w:t>COMPANY</w:t>
+            </w:r>
+            <w:r>
+              <w:rPr>
+                <w:sz w:val="16"/>
+                <w:szCs w:val="16"/>
+                <w:lang w:val="en-GB"/>
+              </w:rPr>
+              <w:t>}</w:t>
+            </w:r>
+          </w:p>
+          <w:p>
+            <w:pPr>
+              <w:rPr>
+                <w:sz w:val="16"/>
+                <w:szCs w:val="16"/>
+                <w:lang w:val="en-GB"/>
+              </w:rPr>
+            </w:pPr>
+          </w:p>
+          <w:p>
+            <w:pPr>
+              <w:rPr>
+                <w:sz w:val="16"/>
+                <w:szCs w:val="16"/>
+                <w:lang w:val="en-GB"/>
+              </w:rPr>
+            </w:pPr>
+          </w:p>
+          <w:p>
+            <w:pPr>
+              <w:rPr>
+                <w:bCs/>
+                <w:color w:val="0000FF"/>
+                <w:sz w:val="16"/>
+                <w:szCs w:val="16"/>
+                <w:u w:val="single"/>
+                <w:lang w:val="en-GB"/>
+              </w:rPr>
+            </w:pPr>
+            <w:r>
+              <w:rPr>
+                <w:bCs/>
+                <w:color w:val="0000FF"/>
+                <w:sz w:val="16"/>
+                <w:szCs w:val="16"/>
+                <w:u w:val="single"/>
+                <w:lang w:val="en-GB"/>
+              </w:rPr>
+              <w:t>${EMAIL_ADDRESS}</w:t>
+            </w:r>
+          </w:p>
+          <w:p>
+            <w:pPr>
+              <w:rPr>
+                <w:sz w:val="16"/>
+                <w:szCs w:val="16"/>
+                <w:lang w:val="en-GB"/>
+              </w:rPr>
+            </w:pPr>
+          </w:p>
+          <w:p>
+            <w:pPr>
+              <w:rPr>
+                <w:sz w:val="16"/>
+                <w:szCs w:val="16"/>
+                <w:lang w:val="en-GB"/>
+              </w:rPr>
+            </w:pPr>
+          </w:p>
+          <w:p>
+            <w:pPr>
+              <w:rPr>
+                <w:sz w:val="16"/>
+                <w:szCs w:val="16"/>
+                <w:lang w:val="en-GB"/>
+              </w:rPr>
+            </w:pPr>
+          </w:p>
+          <w:p>
+            <w:pPr>
+              <w:rPr>
+                <w:sz w:val="16"/>
+                <w:szCs w:val="16"/>
+                <w:lang w:val="en-GB"/>
+              </w:rPr>
+            </w:pPr>
+            <w:r>
+              <w:rPr>
+                <w:sz w:val="16"/>
+                <w:szCs w:val="16"/>
+                <w:lang w:val="en-GB"/>
+              </w:rPr>
+              <w:t>${</w:t>
+            </w:r>
+            <w:r>
+              <w:rPr>
+                <w:sz w:val="16"/>
+                <w:szCs w:val="16"/>
+                <w:lang w:val="en-GB"/>
+              </w:rPr>
+              <w:t>DATA_OF_FORM_COMPLETED</w:t>
+            </w:r>
+            <w:r>
+              <w:rPr>
+                <w:sz w:val="16"/>
+                <w:szCs w:val="16"/>
+                <w:lang w:val="en-GB"/>
+              </w:rPr>
+              <w:t>}</w:t>
+            </w:r>
           </w:p>
         </w:tc>
       </w:tr>
@@ -13154,7 +11272,7 @@
   <w:style w:type="paragraph" w:default="1" w:styleId="Normal">
     <w:name w:val="Normal"/>
     <w:qFormat/>
-    <w:rsid w:val="006E02A9"/>
+    <w:rsid w:val="00E40D0D"/>
     <w:pPr>
       <w:spacing w:after="0" w:line="240" w:lineRule="auto"/>
       <w:jc w:val="both"/>
@@ -15712,6 +13830,21 @@
 </file>
 
 <file path=customXml/item1.xml><?xml version="1.0" encoding="utf-8"?>
+<b:Sources xmlns:b="http://schemas.openxmlformats.org/officeDocument/2006/bibliography" xmlns="http://schemas.openxmlformats.org/officeDocument/2006/bibliography" SelectedStyle="\APA.XSL" StyleName="APA"/>
+</file>
+
+<file path=customXml/item2.xml><?xml version="1.0" encoding="utf-8"?>
+<p:properties xmlns:p="http://schemas.microsoft.com/office/2006/metadata/properties" xmlns:xsi="http://www.w3.org/2001/XMLSchema-instance">
+  <documentManagement>
+    <lcf76f155ced4ddcb4097134ff3c332f xmlns="a96d7c79-e417-43c8-b247-a9bea165cf53">
+      <Terms xmlns="http://schemas.microsoft.com/office/infopath/2007/PartnerControls"/>
+    </lcf76f155ced4ddcb4097134ff3c332f>
+    <TaxCatchAll xmlns="5a62f564-6c95-44c7-9852-f816516ef194" xsi:nil="true"/>
+  </documentManagement>
+</p:properties>
+</file>
+
+<file path=customXml/item3.xml><?xml version="1.0" encoding="utf-8"?>
 <?mso-contentType ?>
 <FormTemplates xmlns="http://schemas.microsoft.com/sharepoint/v3/contenttype/forms">
   <Display>DocumentLibraryForm</Display>
@@ -15720,7 +13853,7 @@
 </FormTemplates>
 </file>
 
-<file path=customXml/item2.xml><?xml version="1.0" encoding="utf-8"?>
+<file path=customXml/item4.xml><?xml version="1.0" encoding="utf-8"?>
 <ct:contentTypeSchema xmlns:ct="http://schemas.microsoft.com/office/2006/metadata/contentType" xmlns:ma="http://schemas.microsoft.com/office/2006/metadata/properties/metaAttributes" ct:_="" ma:_="" ma:contentTypeName="Document" ma:contentTypeID="0x010100A21F4A21D4678D499B82472BD06746BF" ma:contentTypeVersion="13" ma:contentTypeDescription="Create a new document." ma:contentTypeScope="" ma:versionID="f3c8b4d22ec823cc76163c46de3df5c8">
   <xsd:schema xmlns:xsd="http://www.w3.org/2001/XMLSchema" xmlns:xs="http://www.w3.org/2001/XMLSchema" xmlns:p="http://schemas.microsoft.com/office/2006/metadata/properties" xmlns:ns2="a96d7c79-e417-43c8-b247-a9bea165cf53" xmlns:ns3="5a62f564-6c95-44c7-9852-f816516ef194" targetNamespace="http://schemas.microsoft.com/office/2006/metadata/properties" ma:root="true" ma:fieldsID="f534863a24fac4f8203974ffe0da04ca" ns2:_="" ns3:_="">
     <xsd:import namespace="a96d7c79-e417-43c8-b247-a9bea165cf53"/>
@@ -15943,22 +14076,26 @@
 </ct:contentTypeSchema>
 </file>
 
-<file path=customXml/item3.xml><?xml version="1.0" encoding="utf-8"?>
-<b:Sources xmlns:b="http://schemas.openxmlformats.org/officeDocument/2006/bibliography" xmlns="http://schemas.openxmlformats.org/officeDocument/2006/bibliography" SelectedStyle="\APA.XSL" StyleName="APA"/>
+<file path=customXml/itemProps1.xml><?xml version="1.0" encoding="utf-8"?>
+<ds:datastoreItem xmlns:ds="http://schemas.openxmlformats.org/officeDocument/2006/customXml" ds:itemID="{E6B46028-D2F7-4AF4-9E70-087825343A45}">
+  <ds:schemaRefs>
+    <ds:schemaRef ds:uri="http://schemas.openxmlformats.org/officeDocument/2006/bibliography"/>
+  </ds:schemaRefs>
+</ds:datastoreItem>
 </file>
 
-<file path=customXml/item4.xml><?xml version="1.0" encoding="utf-8"?>
-<p:properties xmlns:p="http://schemas.microsoft.com/office/2006/metadata/properties" xmlns:xsi="http://www.w3.org/2001/XMLSchema-instance">
-  <documentManagement>
-    <lcf76f155ced4ddcb4097134ff3c332f xmlns="a96d7c79-e417-43c8-b247-a9bea165cf53">
-      <Terms xmlns="http://schemas.microsoft.com/office/infopath/2007/PartnerControls"/>
-    </lcf76f155ced4ddcb4097134ff3c332f>
-    <TaxCatchAll xmlns="5a62f564-6c95-44c7-9852-f816516ef194" xsi:nil="true"/>
-  </documentManagement>
-</p:properties>
+<file path=customXml/itemProps2.xml><?xml version="1.0" encoding="utf-8"?>
+<ds:datastoreItem xmlns:ds="http://schemas.openxmlformats.org/officeDocument/2006/customXml" ds:itemID="{E77F544A-CE7D-4D6F-8580-BD72B3D3E929}">
+  <ds:schemaRefs>
+    <ds:schemaRef ds:uri="http://schemas.microsoft.com/office/2006/metadata/properties"/>
+    <ds:schemaRef ds:uri="a96d7c79-e417-43c8-b247-a9bea165cf53"/>
+    <ds:schemaRef ds:uri="http://schemas.microsoft.com/office/infopath/2007/PartnerControls"/>
+    <ds:schemaRef ds:uri="5a62f564-6c95-44c7-9852-f816516ef194"/>
+  </ds:schemaRefs>
+</ds:datastoreItem>
 </file>
 
-<file path=customXml/itemProps1.xml><?xml version="1.0" encoding="utf-8"?>
+<file path=customXml/itemProps3.xml><?xml version="1.0" encoding="utf-8"?>
 <ds:datastoreItem xmlns:ds="http://schemas.openxmlformats.org/officeDocument/2006/customXml" ds:itemID="{E9307DF0-3AC8-4F54-B40D-28CE5F7A0EB6}">
   <ds:schemaRefs>
     <ds:schemaRef ds:uri="http://schemas.microsoft.com/sharepoint/v3/contenttype/forms"/>
@@ -15966,7 +14103,7 @@
 </ds:datastoreItem>
 </file>
 
-<file path=customXml/itemProps2.xml><?xml version="1.0" encoding="utf-8"?>
+<file path=customXml/itemProps4.xml><?xml version="1.0" encoding="utf-8"?>
 <ds:datastoreItem xmlns:ds="http://schemas.openxmlformats.org/officeDocument/2006/customXml" ds:itemID="{F581A552-6BA8-4F0D-824D-C94E04369C43}">
   <ds:schemaRefs>
     <ds:schemaRef ds:uri="http://schemas.microsoft.com/office/2006/metadata/contentType"/>
@@ -15983,23 +14120,4 @@
     <ds:schemaRef ds:uri="http://schemas.microsoft.com/internal/obd"/>
   </ds:schemaRefs>
 </ds:datastoreItem>
-</file>
-
-<file path=customXml/itemProps3.xml><?xml version="1.0" encoding="utf-8"?>
-<ds:datastoreItem xmlns:ds="http://schemas.openxmlformats.org/officeDocument/2006/customXml" ds:itemID="{E6B46028-D2F7-4AF4-9E70-087825343A45}">
-  <ds:schemaRefs>
-    <ds:schemaRef ds:uri="http://schemas.openxmlformats.org/officeDocument/2006/bibliography"/>
-  </ds:schemaRefs>
-</ds:datastoreItem>
-</file>
-
-<file path=customXml/itemProps4.xml><?xml version="1.0" encoding="utf-8"?>
-<ds:datastoreItem xmlns:ds="http://schemas.openxmlformats.org/officeDocument/2006/customXml" ds:itemID="{E77F544A-CE7D-4D6F-8580-BD72B3D3E929}">
-  <ds:schemaRefs>
-    <ds:schemaRef ds:uri="http://schemas.microsoft.com/office/2006/metadata/properties"/>
-    <ds:schemaRef ds:uri="a96d7c79-e417-43c8-b247-a9bea165cf53"/>
-    <ds:schemaRef ds:uri="http://schemas.microsoft.com/office/infopath/2007/PartnerControls"/>
-    <ds:schemaRef ds:uri="5a62f564-6c95-44c7-9852-f816516ef194"/>
-  </ds:schemaRefs>
-</ds:datastoreItem>
 </file>
--- a/plantilla/Adverse Events.docx
+++ b/plantilla/Adverse Events.docx
@@ -513,7 +513,7 @@
                 <w:szCs w:val="16"/>
                 <w:lang w:val="en-GB"/>
               </w:rPr>
-              <w:t>Patient Support</w:t>
+              <w:t>Patient Support PSP-L-0017</w:t>
             </w:r>
             <w:r>
               <w:rPr>
@@ -3421,7 +3421,6 @@
                 <w:u w:val="single"/>
               </w:rPr>
             </w:pPr>
-            <w:proofErr w:type="gramStart"/>
             <w:r>
               <w:rPr>
                 <w:rFonts w:ascii="Times New Roman" w:hAnsi="Times New Roman" w:cs="Times New Roman"/>
@@ -3438,17 +3437,7 @@
                 <w:szCs w:val="16"/>
                 <w:u w:val="single"/>
               </w:rPr>
-              <w:t>Event</w:t>
-            </w:r>
-            <w:proofErr w:type="gramEnd"/>
-            <w:r>
-              <w:rPr>
-                <w:rFonts w:ascii="Times New Roman" w:hAnsi="Times New Roman" w:cs="Times New Roman"/>
-                <w:sz w:val="16"/>
-                <w:szCs w:val="16"/>
-                <w:u w:val="single"/>
-              </w:rPr>
-              <w:t xml:space="preserve"> </w:t>
+              <w:t xml:space="preserve">Event </w:t>
             </w:r>
             <w:r>
               <w:rPr>
@@ -3654,7 +3643,6 @@
                 <w:szCs w:val="16"/>
               </w:rPr>
             </w:pPr>
-            <w:proofErr w:type="gramStart"/>
             <w:r>
               <w:rPr>
                 <w:rFonts w:ascii="Times New Roman" w:hAnsi="Times New Roman" w:cs="Times New Roman"/>
@@ -3670,17 +3658,7 @@
                 <w:szCs w:val="16"/>
                 <w:u w:val="single"/>
               </w:rPr>
-              <w:t>Has</w:t>
-            </w:r>
-            <w:proofErr w:type="gramEnd"/>
-            <w:r>
-              <w:rPr>
-                <w:rFonts w:ascii="Times New Roman" w:hAnsi="Times New Roman" w:cs="Times New Roman"/>
-                <w:sz w:val="16"/>
-                <w:szCs w:val="16"/>
-                <w:u w:val="single"/>
-              </w:rPr>
-              <w:t xml:space="preserve"> this drug </w:t>
+              <w:t xml:space="preserve">Has this drug </w:t>
             </w:r>
             <w:r>
               <w:rPr>
@@ -3887,7 +3865,6 @@
                 <w:u w:val="single"/>
               </w:rPr>
             </w:pPr>
-            <w:proofErr w:type="gramStart"/>
             <w:r>
               <w:rPr>
                 <w:rFonts w:ascii="Times New Roman" w:hAnsi="Times New Roman" w:cs="Times New Roman"/>
@@ -3904,18 +3881,7 @@
                 <w:szCs w:val="16"/>
                 <w:u w:val="single"/>
               </w:rPr>
-              <w:t>Seriousness</w:t>
-            </w:r>
-            <w:proofErr w:type="gramEnd"/>
-            <w:r>
-              <w:rPr>
-                <w:rFonts w:ascii="Times New Roman" w:hAnsi="Times New Roman" w:cs="Times New Roman"/>
-                <w:b/>
-                <w:sz w:val="16"/>
-                <w:szCs w:val="16"/>
-                <w:u w:val="single"/>
-              </w:rPr>
-              <w:t xml:space="preserve"> of the event per Reporter</w:t>
+              <w:t>Seriousness of the event per Reporter</w:t>
             </w:r>
             <w:r>
               <w:rPr>
@@ -4358,9 +4324,16 @@
                 <w:sz w:val="16"/>
                 <w:szCs w:val="16"/>
               </w:rPr>
-              <w:t xml:space="preserve">Inpatient </w:t>
-            </w:r>
-            <w:proofErr w:type="spellStart"/>
+              <w:t>Inpatient hospitalisation or prolongation of existing</w:t>
+            </w:r>
+            <w:r>
+              <w:rPr>
+                <w:rFonts w:ascii="Times New Roman" w:hAnsi="Times New Roman" w:cs="Times New Roman"/>
+                <w:sz w:val="16"/>
+                <w:szCs w:val="16"/>
+              </w:rPr>
+              <w:t xml:space="preserve"> </w:t>
+            </w:r>
             <w:r>
               <w:rPr>
                 <w:rFonts w:ascii="Times New Roman" w:hAnsi="Times New Roman" w:cs="Times New Roman"/>
@@ -4369,33 +4342,6 @@
               </w:rPr>
               <w:t>hospitalisation</w:t>
             </w:r>
-            <w:proofErr w:type="spellEnd"/>
-            <w:r>
-              <w:rPr>
-                <w:rFonts w:ascii="Times New Roman" w:hAnsi="Times New Roman" w:cs="Times New Roman"/>
-                <w:sz w:val="16"/>
-                <w:szCs w:val="16"/>
-              </w:rPr>
-              <w:t xml:space="preserve"> or prolongation of existing</w:t>
-            </w:r>
-            <w:r>
-              <w:rPr>
-                <w:rFonts w:ascii="Times New Roman" w:hAnsi="Times New Roman" w:cs="Times New Roman"/>
-                <w:sz w:val="16"/>
-                <w:szCs w:val="16"/>
-              </w:rPr>
-              <w:t xml:space="preserve"> </w:t>
-            </w:r>
-            <w:proofErr w:type="spellStart"/>
-            <w:r>
-              <w:rPr>
-                <w:rFonts w:ascii="Times New Roman" w:hAnsi="Times New Roman" w:cs="Times New Roman"/>
-                <w:sz w:val="16"/>
-                <w:szCs w:val="16"/>
-              </w:rPr>
-              <w:t>hospitalisation</w:t>
-            </w:r>
-            <w:proofErr w:type="spellEnd"/>
           </w:p>
           <w:p>
             <w:pPr>
@@ -8369,25 +8315,7 @@
                 <w:sz w:val="16"/>
                 <w:szCs w:val="16"/>
               </w:rPr>
-              <w:t>? (</w:t>
-            </w:r>
-            <w:proofErr w:type="gramStart"/>
-            <w:r>
-              <w:rPr>
-                <w:rFonts w:ascii="Times New Roman" w:hAnsi="Times New Roman" w:cs="Times New Roman"/>
-                <w:sz w:val="16"/>
-                <w:szCs w:val="16"/>
-              </w:rPr>
-              <w:t>complete</w:t>
-            </w:r>
-            <w:proofErr w:type="gramEnd"/>
-            <w:r>
-              <w:rPr>
-                <w:rFonts w:ascii="Times New Roman" w:hAnsi="Times New Roman" w:cs="Times New Roman"/>
-                <w:sz w:val="16"/>
-                <w:szCs w:val="16"/>
-              </w:rPr>
-              <w:t xml:space="preserve"> only if section 5. is ticked Yes)</w:t>
+              <w:t>? (complete only if section 5. is ticked Yes)</w:t>
             </w:r>
           </w:p>
           <w:p>
@@ -13830,10 +13758,6 @@
 </file>
 
 <file path=customXml/item1.xml><?xml version="1.0" encoding="utf-8"?>
-<b:Sources xmlns:b="http://schemas.openxmlformats.org/officeDocument/2006/bibliography" xmlns="http://schemas.openxmlformats.org/officeDocument/2006/bibliography" SelectedStyle="\APA.XSL" StyleName="APA"/>
-</file>
-
-<file path=customXml/item2.xml><?xml version="1.0" encoding="utf-8"?>
 <p:properties xmlns:p="http://schemas.microsoft.com/office/2006/metadata/properties" xmlns:xsi="http://www.w3.org/2001/XMLSchema-instance">
   <documentManagement>
     <lcf76f155ced4ddcb4097134ff3c332f xmlns="a96d7c79-e417-43c8-b247-a9bea165cf53">
@@ -13844,16 +13768,11 @@
 </p:properties>
 </file>
 
-<file path=customXml/item3.xml><?xml version="1.0" encoding="utf-8"?>
-<?mso-contentType ?>
-<FormTemplates xmlns="http://schemas.microsoft.com/sharepoint/v3/contenttype/forms">
-  <Display>DocumentLibraryForm</Display>
-  <Edit>DocumentLibraryForm</Edit>
-  <New>DocumentLibraryForm</New>
-</FormTemplates>
+<file path=customXml/item2.xml><?xml version="1.0" encoding="utf-8"?>
+<b:Sources xmlns:b="http://schemas.openxmlformats.org/officeDocument/2006/bibliography" xmlns="http://schemas.openxmlformats.org/officeDocument/2006/bibliography" SelectedStyle="\APA.XSL" StyleName="APA"/>
 </file>
 
-<file path=customXml/item4.xml><?xml version="1.0" encoding="utf-8"?>
+<file path=customXml/item3.xml><?xml version="1.0" encoding="utf-8"?>
 <ct:contentTypeSchema xmlns:ct="http://schemas.microsoft.com/office/2006/metadata/contentType" xmlns:ma="http://schemas.microsoft.com/office/2006/metadata/properties/metaAttributes" ct:_="" ma:_="" ma:contentTypeName="Document" ma:contentTypeID="0x010100A21F4A21D4678D499B82472BD06746BF" ma:contentTypeVersion="13" ma:contentTypeDescription="Create a new document." ma:contentTypeScope="" ma:versionID="f3c8b4d22ec823cc76163c46de3df5c8">
   <xsd:schema xmlns:xsd="http://www.w3.org/2001/XMLSchema" xmlns:xs="http://www.w3.org/2001/XMLSchema" xmlns:p="http://schemas.microsoft.com/office/2006/metadata/properties" xmlns:ns2="a96d7c79-e417-43c8-b247-a9bea165cf53" xmlns:ns3="5a62f564-6c95-44c7-9852-f816516ef194" targetNamespace="http://schemas.microsoft.com/office/2006/metadata/properties" ma:root="true" ma:fieldsID="f534863a24fac4f8203974ffe0da04ca" ns2:_="" ns3:_="">
     <xsd:import namespace="a96d7c79-e417-43c8-b247-a9bea165cf53"/>
@@ -14076,15 +13995,16 @@
 </ct:contentTypeSchema>
 </file>
 
-<file path=customXml/itemProps1.xml><?xml version="1.0" encoding="utf-8"?>
-<ds:datastoreItem xmlns:ds="http://schemas.openxmlformats.org/officeDocument/2006/customXml" ds:itemID="{E6B46028-D2F7-4AF4-9E70-087825343A45}">
-  <ds:schemaRefs>
-    <ds:schemaRef ds:uri="http://schemas.openxmlformats.org/officeDocument/2006/bibliography"/>
-  </ds:schemaRefs>
-</ds:datastoreItem>
+<file path=customXml/item4.xml><?xml version="1.0" encoding="utf-8"?>
+<?mso-contentType ?>
+<FormTemplates xmlns="http://schemas.microsoft.com/sharepoint/v3/contenttype/forms">
+  <Display>DocumentLibraryForm</Display>
+  <Edit>DocumentLibraryForm</Edit>
+  <New>DocumentLibraryForm</New>
+</FormTemplates>
 </file>
 
-<file path=customXml/itemProps2.xml><?xml version="1.0" encoding="utf-8"?>
+<file path=customXml/itemProps1.xml><?xml version="1.0" encoding="utf-8"?>
 <ds:datastoreItem xmlns:ds="http://schemas.openxmlformats.org/officeDocument/2006/customXml" ds:itemID="{E77F544A-CE7D-4D6F-8580-BD72B3D3E929}">
   <ds:schemaRefs>
     <ds:schemaRef ds:uri="http://schemas.microsoft.com/office/2006/metadata/properties"/>
@@ -14095,15 +14015,15 @@
 </ds:datastoreItem>
 </file>
 
-<file path=customXml/itemProps3.xml><?xml version="1.0" encoding="utf-8"?>
-<ds:datastoreItem xmlns:ds="http://schemas.openxmlformats.org/officeDocument/2006/customXml" ds:itemID="{E9307DF0-3AC8-4F54-B40D-28CE5F7A0EB6}">
+<file path=customXml/itemProps2.xml><?xml version="1.0" encoding="utf-8"?>
+<ds:datastoreItem xmlns:ds="http://schemas.openxmlformats.org/officeDocument/2006/customXml" ds:itemID="{E6B46028-D2F7-4AF4-9E70-087825343A45}">
   <ds:schemaRefs>
-    <ds:schemaRef ds:uri="http://schemas.microsoft.com/sharepoint/v3/contenttype/forms"/>
+    <ds:schemaRef ds:uri="http://schemas.openxmlformats.org/officeDocument/2006/bibliography"/>
   </ds:schemaRefs>
 </ds:datastoreItem>
 </file>
 
-<file path=customXml/itemProps4.xml><?xml version="1.0" encoding="utf-8"?>
+<file path=customXml/itemProps3.xml><?xml version="1.0" encoding="utf-8"?>
 <ds:datastoreItem xmlns:ds="http://schemas.openxmlformats.org/officeDocument/2006/customXml" ds:itemID="{F581A552-6BA8-4F0D-824D-C94E04369C43}">
   <ds:schemaRefs>
     <ds:schemaRef ds:uri="http://schemas.microsoft.com/office/2006/metadata/contentType"/>
@@ -14120,4 +14040,12 @@
     <ds:schemaRef ds:uri="http://schemas.microsoft.com/internal/obd"/>
   </ds:schemaRefs>
 </ds:datastoreItem>
+</file>
+
+<file path=customXml/itemProps4.xml><?xml version="1.0" encoding="utf-8"?>
+<ds:datastoreItem xmlns:ds="http://schemas.openxmlformats.org/officeDocument/2006/customXml" ds:itemID="{E9307DF0-3AC8-4F54-B40D-28CE5F7A0EB6}">
+  <ds:schemaRefs>
+    <ds:schemaRef ds:uri="http://schemas.microsoft.com/sharepoint/v3/contenttype/forms"/>
+  </ds:schemaRefs>
+</ds:datastoreItem>
 </file>
--- a/plantilla/Adverse Events.docx
+++ b/plantilla/Adverse Events.docx
@@ -8012,7 +8012,23 @@
                 <w:szCs w:val="16"/>
                 <w:lang w:val="en-GB"/>
               </w:rPr>
-              <w:t>(Specify): __________________</w:t>
+              <w:t>(Specify):</w:t>
+            </w:r>
+            <w:r>
+              <w:rPr>
+                <w:sz w:val="16"/>
+                <w:szCs w:val="16"/>
+                <w:lang w:val="en-GB"/>
+              </w:rPr>
+              <w:t xml:space="preserve"> </w:t>
+            </w:r>
+            <w:r>
+              <w:rPr>
+                <w:sz w:val="16"/>
+                <w:szCs w:val="16"/>
+                <w:lang w:val="en-GB"/>
+              </w:rPr>
+              <w:t>${OCU8}</w:t>
             </w:r>
           </w:p>
         </w:tc>

--- a/plantilla/Adverse Events.docx
+++ b/plantilla/Adverse Events.docx
@@ -1,6 +1,6 @@
 
 <file path=word/document.xml><?xml version="1.0" encoding="utf-8"?>
-<w:document xmlns:wpc="http://schemas.microsoft.com/office/word/2010/wordprocessingCanvas" xmlns:cx="http://schemas.microsoft.com/office/drawing/2014/chartex" xmlns:cx1="http://schemas.microsoft.com/office/drawing/2015/9/8/chartex" xmlns:cx2="http://schemas.microsoft.com/office/drawing/2015/10/21/chartex" xmlns:cx3="http://schemas.microsoft.com/office/drawing/2016/5/9/chartex" xmlns:cx4="http://schemas.microsoft.com/office/drawing/2016/5/10/chartex" xmlns:cx5="http://schemas.microsoft.com/office/drawing/2016/5/11/chartex" xmlns:cx6="http://schemas.microsoft.com/office/drawing/2016/5/12/chartex" xmlns:cx7="http://schemas.microsoft.com/office/drawing/2016/5/13/chartex" xmlns:cx8="http://schemas.microsoft.com/office/drawing/2016/5/14/chartex" xmlns:mc="http://schemas.openxmlformats.org/markup-compatibility/2006" xmlns:aink="http://schemas.microsoft.com/office/drawing/2016/ink" xmlns:am3d="http://schemas.microsoft.com/office/drawing/2017/model3d" xmlns:o="urn:schemas-microsoft-com:office:office" xmlns:oel="http://schemas.microsoft.com/office/2019/extlst" xmlns:r="http://schemas.openxmlformats.org/officeDocument/2006/relationships" xmlns:m="http://schemas.openxmlformats.org/officeDocument/2006/math" xmlns:v="urn:schemas-microsoft-com:vml" xmlns:wp14="http://schemas.microsoft.com/office/word/2010/wordprocessingDrawing" xmlns:wp="http://schemas.openxmlformats.org/drawingml/2006/wordprocessingDrawing" xmlns:w10="urn:schemas-microsoft-com:office:word" xmlns:w="http://schemas.openxmlformats.org/wordprocessingml/2006/main" xmlns:w14="http://schemas.microsoft.com/office/word/2010/wordml" xmlns:w15="http://schemas.microsoft.com/office/word/2012/wordml" xmlns:w16cex="http://schemas.microsoft.com/office/word/2018/wordml/cex" xmlns:w16cid="http://schemas.microsoft.com/office/word/2016/wordml/cid" xmlns:w16="http://schemas.microsoft.com/office/word/2018/wordml" xmlns:w16du="http://schemas.microsoft.com/office/word/2023/wordml/word16du" xmlns:w16sdtdh="http://schemas.microsoft.com/office/word/2020/wordml/sdtdatahash" xmlns:w16se="http://schemas.microsoft.com/office/word/2015/wordml/symex" xmlns:wpg="http://schemas.microsoft.com/office/word/2010/wordprocessingGroup" xmlns:wpi="http://schemas.microsoft.com/office/word/2010/wordprocessingInk" xmlns:wne="http://schemas.microsoft.com/office/word/2006/wordml" xmlns:wps="http://schemas.microsoft.com/office/word/2010/wordprocessingShape" mc:Ignorable="w14 w15 w16se w16cid w16 w16cex w16sdtdh w16du wp14">
+<w:document xmlns:wpc="http://schemas.microsoft.com/office/word/2010/wordprocessingCanvas" xmlns:cx="http://schemas.microsoft.com/office/drawing/2014/chartex" xmlns:cx1="http://schemas.microsoft.com/office/drawing/2015/9/8/chartex" xmlns:cx2="http://schemas.microsoft.com/office/drawing/2015/10/21/chartex" xmlns:cx3="http://schemas.microsoft.com/office/drawing/2016/5/9/chartex" xmlns:cx4="http://schemas.microsoft.com/office/drawing/2016/5/10/chartex" xmlns:cx5="http://schemas.microsoft.com/office/drawing/2016/5/11/chartex" xmlns:cx6="http://schemas.microsoft.com/office/drawing/2016/5/12/chartex" xmlns:cx7="http://schemas.microsoft.com/office/drawing/2016/5/13/chartex" xmlns:cx8="http://schemas.microsoft.com/office/drawing/2016/5/14/chartex" xmlns:mc="http://schemas.openxmlformats.org/markup-compatibility/2006" xmlns:aink="http://schemas.microsoft.com/office/drawing/2016/ink" xmlns:am3d="http://schemas.microsoft.com/office/drawing/2017/model3d" xmlns:o="urn:schemas-microsoft-com:office:office" xmlns:oel="http://schemas.microsoft.com/office/2019/extlst" xmlns:r="http://schemas.openxmlformats.org/officeDocument/2006/relationships" xmlns:m="http://schemas.openxmlformats.org/officeDocument/2006/math" xmlns:v="urn:schemas-microsoft-com:vml" xmlns:wp14="http://schemas.microsoft.com/office/word/2010/wordprocessingDrawing" xmlns:wp="http://schemas.openxmlformats.org/drawingml/2006/wordprocessingDrawing" xmlns:w10="urn:schemas-microsoft-com:office:word" xmlns:w="http://schemas.openxmlformats.org/wordprocessingml/2006/main" xmlns:w14="http://schemas.microsoft.com/office/word/2010/wordml" xmlns:w15="http://schemas.microsoft.com/office/word/2012/wordml" xmlns:w16cex="http://schemas.microsoft.com/office/word/2018/wordml/cex" xmlns:w16cid="http://schemas.microsoft.com/office/word/2016/wordml/cid" xmlns:w16="http://schemas.microsoft.com/office/word/2018/wordml" xmlns:w16du="http://schemas.microsoft.com/office/word/2023/wordml/word16du" xmlns:w16sdtdh="http://schemas.microsoft.com/office/word/2020/wordml/sdtdatahash" xmlns:w16sdtfl="http://schemas.microsoft.com/office/word/2024/wordml/sdtformatlock" xmlns:w16se="http://schemas.microsoft.com/office/word/2015/wordml/symex" xmlns:wpg="http://schemas.microsoft.com/office/word/2010/wordprocessingGroup" xmlns:wpi="http://schemas.microsoft.com/office/word/2010/wordprocessingInk" xmlns:wne="http://schemas.microsoft.com/office/word/2006/wordml" xmlns:wps="http://schemas.microsoft.com/office/word/2010/wordprocessingShape" mc:Ignorable="w14 w15 w16se w16cid w16 w16cex w16sdtdh w16sdtfl w16du wp14">
   <w:body>
     <w:tbl>
       <w:tblPr>
@@ -27,7 +27,6 @@
             <w:tcBorders>
               <w:bottom w:val="single" w:sz="4" w:space="0" w:color="auto"/>
             </w:tcBorders>
-            <w:shd w:val="clear" w:color="auto" w:fill="auto"/>
           </w:tcPr>
           <w:p>
             <w:pPr>
@@ -67,7 +66,6 @@
             <w:tcBorders>
               <w:bottom w:val="single" w:sz="4" w:space="0" w:color="auto"/>
             </w:tcBorders>
-            <w:shd w:val="clear" w:color="auto" w:fill="auto"/>
           </w:tcPr>
           <w:p>
             <w:pPr>
@@ -98,7 +96,6 @@
             <w:tcBorders>
               <w:bottom w:val="single" w:sz="4" w:space="0" w:color="auto"/>
             </w:tcBorders>
-            <w:shd w:val="clear" w:color="auto" w:fill="auto"/>
           </w:tcPr>
           <w:p>
             <w:pPr>
@@ -136,7 +133,6 @@
             <w:tcBorders>
               <w:bottom w:val="single" w:sz="4" w:space="0" w:color="auto"/>
             </w:tcBorders>
-            <w:shd w:val="clear" w:color="auto" w:fill="auto"/>
           </w:tcPr>
           <w:p>
             <w:pPr>
@@ -414,7 +410,6 @@
               <w:bottom w:val="single" w:sz="4" w:space="0" w:color="auto"/>
               <w:right w:val="single" w:sz="4" w:space="0" w:color="auto"/>
             </w:tcBorders>
-            <w:shd w:val="clear" w:color="auto" w:fill="auto"/>
           </w:tcPr>
           <w:p>
             <w:pPr>
@@ -569,7 +564,63 @@
                 <w:szCs w:val="16"/>
                 <w:lang w:val="en-GB"/>
               </w:rPr>
-              <w:t xml:space="preserve">} </w:t>
+              <w:t>}</w:t>
+            </w:r>
+            <w:r>
+              <w:rPr>
+                <w:sz w:val="16"/>
+                <w:szCs w:val="16"/>
+                <w:lang w:val="en-GB"/>
+              </w:rPr>
+              <w:t xml:space="preserve"> </w:t>
+            </w:r>
+            <w:r>
+              <w:rPr>
+                <w:sz w:val="16"/>
+                <w:szCs w:val="16"/>
+                <w:lang w:val="en-GB"/>
+              </w:rPr>
+              <w:t>Medical Survey</w:t>
+            </w:r>
+            <w:r>
+              <w:rPr>
+                <w:sz w:val="16"/>
+                <w:szCs w:val="16"/>
+                <w:lang w:val="en-GB"/>
+              </w:rPr>
+              <w:t xml:space="preserve"> </w:t>
+            </w:r>
+            <w:r>
+              <w:rPr>
+                <w:sz w:val="16"/>
+                <w:szCs w:val="16"/>
+                <w:lang w:val="en-GB"/>
+              </w:rPr>
+              <w:t xml:space="preserve">${valor5} </w:t>
+            </w:r>
+            <w:r>
+              <w:rPr>
+                <w:sz w:val="16"/>
+                <w:szCs w:val="16"/>
+                <w:lang w:val="en-GB"/>
+              </w:rPr>
+              <w:t>Delphi Study</w:t>
+            </w:r>
+            <w:r>
+              <w:rPr>
+                <w:sz w:val="16"/>
+                <w:szCs w:val="16"/>
+                <w:lang w:val="en-GB"/>
+              </w:rPr>
+              <w:t xml:space="preserve"> </w:t>
+            </w:r>
+            <w:r>
+              <w:rPr>
+                <w:sz w:val="16"/>
+                <w:szCs w:val="16"/>
+                <w:lang w:val="en-GB"/>
+              </w:rPr>
+              <w:t xml:space="preserve"> ${valor6}</w:t>
             </w:r>
             <w:r>
               <w:rPr>
@@ -5230,41 +5281,6 @@
                 <w:szCs w:val="16"/>
               </w:rPr>
               <w:t>NO</w:t>
-            </w:r>
-            <w:r>
-              <w:rPr>
-                <w:sz w:val="16"/>
-                <w:szCs w:val="16"/>
-              </w:rPr>
-              <w:tab/>
-            </w:r>
-            <w:r>
-              <w:rPr>
-                <w:sz w:val="16"/>
-                <w:szCs w:val="16"/>
-              </w:rPr>
-              <w:t>${</w:t>
-            </w:r>
-            <w:r>
-              <w:rPr>
-                <w:sz w:val="16"/>
-                <w:szCs w:val="16"/>
-              </w:rPr>
-              <w:t>RE_CAUSALITY</w:t>
-            </w:r>
-            <w:r>
-              <w:rPr>
-                <w:sz w:val="16"/>
-                <w:szCs w:val="16"/>
-              </w:rPr>
-              <w:t xml:space="preserve">3} </w:t>
-            </w:r>
-            <w:r>
-              <w:rPr>
-                <w:sz w:val="16"/>
-                <w:szCs w:val="16"/>
-              </w:rPr>
-              <w:t>Unknown</w:t>
             </w:r>
           </w:p>
         </w:tc>
@@ -8971,7 +8987,7 @@
 </file>
 
 <file path=word/endnotes.xml><?xml version="1.0" encoding="utf-8"?>
-<w:endnotes xmlns:wpc="http://schemas.microsoft.com/office/word/2010/wordprocessingCanvas" xmlns:cx="http://schemas.microsoft.com/office/drawing/2014/chartex" xmlns:cx1="http://schemas.microsoft.com/office/drawing/2015/9/8/chartex" xmlns:cx2="http://schemas.microsoft.com/office/drawing/2015/10/21/chartex" xmlns:cx3="http://schemas.microsoft.com/office/drawing/2016/5/9/chartex" xmlns:cx4="http://schemas.microsoft.com/office/drawing/2016/5/10/chartex" xmlns:cx5="http://schemas.microsoft.com/office/drawing/2016/5/11/chartex" xmlns:cx6="http://schemas.microsoft.com/office/drawing/2016/5/12/chartex" xmlns:cx7="http://schemas.microsoft.com/office/drawing/2016/5/13/chartex" xmlns:cx8="http://schemas.microsoft.com/office/drawing/2016/5/14/chartex" xmlns:mc="http://schemas.openxmlformats.org/markup-compatibility/2006" xmlns:aink="http://schemas.microsoft.com/office/drawing/2016/ink" xmlns:am3d="http://schemas.microsoft.com/office/drawing/2017/model3d" xmlns:o="urn:schemas-microsoft-com:office:office" xmlns:oel="http://schemas.microsoft.com/office/2019/extlst" xmlns:r="http://schemas.openxmlformats.org/officeDocument/2006/relationships" xmlns:m="http://schemas.openxmlformats.org/officeDocument/2006/math" xmlns:v="urn:schemas-microsoft-com:vml" xmlns:wp14="http://schemas.microsoft.com/office/word/2010/wordprocessingDrawing" xmlns:wp="http://schemas.openxmlformats.org/drawingml/2006/wordprocessingDrawing" xmlns:w10="urn:schemas-microsoft-com:office:word" xmlns:w="http://schemas.openxmlformats.org/wordprocessingml/2006/main" xmlns:w14="http://schemas.microsoft.com/office/word/2010/wordml" xmlns:w15="http://schemas.microsoft.com/office/word/2012/wordml" xmlns:w16cex="http://schemas.microsoft.com/office/word/2018/wordml/cex" xmlns:w16cid="http://schemas.microsoft.com/office/word/2016/wordml/cid" xmlns:w16="http://schemas.microsoft.com/office/word/2018/wordml" xmlns:w16du="http://schemas.microsoft.com/office/word/2023/wordml/word16du" xmlns:w16sdtdh="http://schemas.microsoft.com/office/word/2020/wordml/sdtdatahash" xmlns:w16se="http://schemas.microsoft.com/office/word/2015/wordml/symex" xmlns:wpg="http://schemas.microsoft.com/office/word/2010/wordprocessingGroup" xmlns:wpi="http://schemas.microsoft.com/office/word/2010/wordprocessingInk" xmlns:wne="http://schemas.microsoft.com/office/word/2006/wordml" xmlns:wps="http://schemas.microsoft.com/office/word/2010/wordprocessingShape" mc:Ignorable="w14 w15 w16se w16cid w16 w16cex w16sdtdh w16du wp14">
+<w:endnotes xmlns:wpc="http://schemas.microsoft.com/office/word/2010/wordprocessingCanvas" xmlns:cx="http://schemas.microsoft.com/office/drawing/2014/chartex" xmlns:cx1="http://schemas.microsoft.com/office/drawing/2015/9/8/chartex" xmlns:cx2="http://schemas.microsoft.com/office/drawing/2015/10/21/chartex" xmlns:cx3="http://schemas.microsoft.com/office/drawing/2016/5/9/chartex" xmlns:cx4="http://schemas.microsoft.com/office/drawing/2016/5/10/chartex" xmlns:cx5="http://schemas.microsoft.com/office/drawing/2016/5/11/chartex" xmlns:cx6="http://schemas.microsoft.com/office/drawing/2016/5/12/chartex" xmlns:cx7="http://schemas.microsoft.com/office/drawing/2016/5/13/chartex" xmlns:cx8="http://schemas.microsoft.com/office/drawing/2016/5/14/chartex" xmlns:mc="http://schemas.openxmlformats.org/markup-compatibility/2006" xmlns:aink="http://schemas.microsoft.com/office/drawing/2016/ink" xmlns:am3d="http://schemas.microsoft.com/office/drawing/2017/model3d" xmlns:o="urn:schemas-microsoft-com:office:office" xmlns:oel="http://schemas.microsoft.com/office/2019/extlst" xmlns:r="http://schemas.openxmlformats.org/officeDocument/2006/relationships" xmlns:m="http://schemas.openxmlformats.org/officeDocument/2006/math" xmlns:v="urn:schemas-microsoft-com:vml" xmlns:wp14="http://schemas.microsoft.com/office/word/2010/wordprocessingDrawing" xmlns:wp="http://schemas.openxmlformats.org/drawingml/2006/wordprocessingDrawing" xmlns:w10="urn:schemas-microsoft-com:office:word" xmlns:w="http://schemas.openxmlformats.org/wordprocessingml/2006/main" xmlns:w14="http://schemas.microsoft.com/office/word/2010/wordml" xmlns:w15="http://schemas.microsoft.com/office/word/2012/wordml" xmlns:w16cex="http://schemas.microsoft.com/office/word/2018/wordml/cex" xmlns:w16cid="http://schemas.microsoft.com/office/word/2016/wordml/cid" xmlns:w16="http://schemas.microsoft.com/office/word/2018/wordml" xmlns:w16du="http://schemas.microsoft.com/office/word/2023/wordml/word16du" xmlns:w16sdtdh="http://schemas.microsoft.com/office/word/2020/wordml/sdtdatahash" xmlns:w16sdtfl="http://schemas.microsoft.com/office/word/2024/wordml/sdtformatlock" xmlns:w16se="http://schemas.microsoft.com/office/word/2015/wordml/symex" xmlns:wpg="http://schemas.microsoft.com/office/word/2010/wordprocessingGroup" xmlns:wpi="http://schemas.microsoft.com/office/word/2010/wordprocessingInk" xmlns:wne="http://schemas.microsoft.com/office/word/2006/wordml" xmlns:wps="http://schemas.microsoft.com/office/word/2010/wordprocessingShape" mc:Ignorable="w14 w15 w16se w16cid w16 w16cex w16sdtdh w16sdtfl w16du wp14">
   <w:endnote w:type="separator" w:id="-1">
     <w:p>
       <w:r>
@@ -8990,7 +9006,7 @@
 </file>
 
 <file path=word/footer1.xml><?xml version="1.0" encoding="utf-8"?>
-<w:ftr xmlns:wpc="http://schemas.microsoft.com/office/word/2010/wordprocessingCanvas" xmlns:cx="http://schemas.microsoft.com/office/drawing/2014/chartex" xmlns:cx1="http://schemas.microsoft.com/office/drawing/2015/9/8/chartex" xmlns:cx2="http://schemas.microsoft.com/office/drawing/2015/10/21/chartex" xmlns:cx3="http://schemas.microsoft.com/office/drawing/2016/5/9/chartex" xmlns:cx4="http://schemas.microsoft.com/office/drawing/2016/5/10/chartex" xmlns:cx5="http://schemas.microsoft.com/office/drawing/2016/5/11/chartex" xmlns:cx6="http://schemas.microsoft.com/office/drawing/2016/5/12/chartex" xmlns:cx7="http://schemas.microsoft.com/office/drawing/2016/5/13/chartex" xmlns:cx8="http://schemas.microsoft.com/office/drawing/2016/5/14/chartex" xmlns:mc="http://schemas.openxmlformats.org/markup-compatibility/2006" xmlns:aink="http://schemas.microsoft.com/office/drawing/2016/ink" xmlns:am3d="http://schemas.microsoft.com/office/drawing/2017/model3d" xmlns:o="urn:schemas-microsoft-com:office:office" xmlns:oel="http://schemas.microsoft.com/office/2019/extlst" xmlns:r="http://schemas.openxmlformats.org/officeDocument/2006/relationships" xmlns:m="http://schemas.openxmlformats.org/officeDocument/2006/math" xmlns:v="urn:schemas-microsoft-com:vml" xmlns:wp14="http://schemas.microsoft.com/office/word/2010/wordprocessingDrawing" xmlns:wp="http://schemas.openxmlformats.org/drawingml/2006/wordprocessingDrawing" xmlns:w10="urn:schemas-microsoft-com:office:word" xmlns:w="http://schemas.openxmlformats.org/wordprocessingml/2006/main" xmlns:w14="http://schemas.microsoft.com/office/word/2010/wordml" xmlns:w15="http://schemas.microsoft.com/office/word/2012/wordml" xmlns:w16cex="http://schemas.microsoft.com/office/word/2018/wordml/cex" xmlns:w16cid="http://schemas.microsoft.com/office/word/2016/wordml/cid" xmlns:w16="http://schemas.microsoft.com/office/word/2018/wordml" xmlns:w16du="http://schemas.microsoft.com/office/word/2023/wordml/word16du" xmlns:w16sdtdh="http://schemas.microsoft.com/office/word/2020/wordml/sdtdatahash" xmlns:w16se="http://schemas.microsoft.com/office/word/2015/wordml/symex" xmlns:wpg="http://schemas.microsoft.com/office/word/2010/wordprocessingGroup" xmlns:wpi="http://schemas.microsoft.com/office/word/2010/wordprocessingInk" xmlns:wne="http://schemas.microsoft.com/office/word/2006/wordml" xmlns:wps="http://schemas.microsoft.com/office/word/2010/wordprocessingShape" mc:Ignorable="w14 w15 w16se w16cid w16 w16cex w16sdtdh w16du wp14">
+<w:ftr xmlns:wpc="http://schemas.microsoft.com/office/word/2010/wordprocessingCanvas" xmlns:cx="http://schemas.microsoft.com/office/drawing/2014/chartex" xmlns:cx1="http://schemas.microsoft.com/office/drawing/2015/9/8/chartex" xmlns:cx2="http://schemas.microsoft.com/office/drawing/2015/10/21/chartex" xmlns:cx3="http://schemas.microsoft.com/office/drawing/2016/5/9/chartex" xmlns:cx4="http://schemas.microsoft.com/office/drawing/2016/5/10/chartex" xmlns:cx5="http://schemas.microsoft.com/office/drawing/2016/5/11/chartex" xmlns:cx6="http://schemas.microsoft.com/office/drawing/2016/5/12/chartex" xmlns:cx7="http://schemas.microsoft.com/office/drawing/2016/5/13/chartex" xmlns:cx8="http://schemas.microsoft.com/office/drawing/2016/5/14/chartex" xmlns:mc="http://schemas.openxmlformats.org/markup-compatibility/2006" xmlns:aink="http://schemas.microsoft.com/office/drawing/2016/ink" xmlns:am3d="http://schemas.microsoft.com/office/drawing/2017/model3d" xmlns:o="urn:schemas-microsoft-com:office:office" xmlns:oel="http://schemas.microsoft.com/office/2019/extlst" xmlns:r="http://schemas.openxmlformats.org/officeDocument/2006/relationships" xmlns:m="http://schemas.openxmlformats.org/officeDocument/2006/math" xmlns:v="urn:schemas-microsoft-com:vml" xmlns:wp14="http://schemas.microsoft.com/office/word/2010/wordprocessingDrawing" xmlns:wp="http://schemas.openxmlformats.org/drawingml/2006/wordprocessingDrawing" xmlns:w10="urn:schemas-microsoft-com:office:word" xmlns:w="http://schemas.openxmlformats.org/wordprocessingml/2006/main" xmlns:w14="http://schemas.microsoft.com/office/word/2010/wordml" xmlns:w15="http://schemas.microsoft.com/office/word/2012/wordml" xmlns:w16cex="http://schemas.microsoft.com/office/word/2018/wordml/cex" xmlns:w16cid="http://schemas.microsoft.com/office/word/2016/wordml/cid" xmlns:w16="http://schemas.microsoft.com/office/word/2018/wordml" xmlns:w16du="http://schemas.microsoft.com/office/word/2023/wordml/word16du" xmlns:w16sdtdh="http://schemas.microsoft.com/office/word/2020/wordml/sdtdatahash" xmlns:w16sdtfl="http://schemas.microsoft.com/office/word/2024/wordml/sdtformatlock" xmlns:w16se="http://schemas.microsoft.com/office/word/2015/wordml/symex" xmlns:wpg="http://schemas.microsoft.com/office/word/2010/wordprocessingGroup" xmlns:wpi="http://schemas.microsoft.com/office/word/2010/wordprocessingInk" xmlns:wne="http://schemas.microsoft.com/office/word/2006/wordml" xmlns:wps="http://schemas.microsoft.com/office/word/2010/wordprocessingShape" mc:Ignorable="w14 w15 w16se w16cid w16 w16cex w16sdtdh w16sdtfl w16du wp14">
   <w:p>
     <w:pPr>
       <w:pStyle w:val="Piedepgina"/>
@@ -9017,7 +9033,7 @@
 </file>
 
 <file path=word/footer2.xml><?xml version="1.0" encoding="utf-8"?>
-<w:ftr xmlns:wpc="http://schemas.microsoft.com/office/word/2010/wordprocessingCanvas" xmlns:cx="http://schemas.microsoft.com/office/drawing/2014/chartex" xmlns:cx1="http://schemas.microsoft.com/office/drawing/2015/9/8/chartex" xmlns:cx2="http://schemas.microsoft.com/office/drawing/2015/10/21/chartex" xmlns:cx3="http://schemas.microsoft.com/office/drawing/2016/5/9/chartex" xmlns:cx4="http://schemas.microsoft.com/office/drawing/2016/5/10/chartex" xmlns:cx5="http://schemas.microsoft.com/office/drawing/2016/5/11/chartex" xmlns:cx6="http://schemas.microsoft.com/office/drawing/2016/5/12/chartex" xmlns:cx7="http://schemas.microsoft.com/office/drawing/2016/5/13/chartex" xmlns:cx8="http://schemas.microsoft.com/office/drawing/2016/5/14/chartex" xmlns:mc="http://schemas.openxmlformats.org/markup-compatibility/2006" xmlns:aink="http://schemas.microsoft.com/office/drawing/2016/ink" xmlns:am3d="http://schemas.microsoft.com/office/drawing/2017/model3d" xmlns:o="urn:schemas-microsoft-com:office:office" xmlns:oel="http://schemas.microsoft.com/office/2019/extlst" xmlns:r="http://schemas.openxmlformats.org/officeDocument/2006/relationships" xmlns:m="http://schemas.openxmlformats.org/officeDocument/2006/math" xmlns:v="urn:schemas-microsoft-com:vml" xmlns:wp14="http://schemas.microsoft.com/office/word/2010/wordprocessingDrawing" xmlns:wp="http://schemas.openxmlformats.org/drawingml/2006/wordprocessingDrawing" xmlns:w10="urn:schemas-microsoft-com:office:word" xmlns:w="http://schemas.openxmlformats.org/wordprocessingml/2006/main" xmlns:w14="http://schemas.microsoft.com/office/word/2010/wordml" xmlns:w15="http://schemas.microsoft.com/office/word/2012/wordml" xmlns:w16cex="http://schemas.microsoft.com/office/word/2018/wordml/cex" xmlns:w16cid="http://schemas.microsoft.com/office/word/2016/wordml/cid" xmlns:w16="http://schemas.microsoft.com/office/word/2018/wordml" xmlns:w16du="http://schemas.microsoft.com/office/word/2023/wordml/word16du" xmlns:w16sdtdh="http://schemas.microsoft.com/office/word/2020/wordml/sdtdatahash" xmlns:w16se="http://schemas.microsoft.com/office/word/2015/wordml/symex" xmlns:wpg="http://schemas.microsoft.com/office/word/2010/wordprocessingGroup" xmlns:wpi="http://schemas.microsoft.com/office/word/2010/wordprocessingInk" xmlns:wne="http://schemas.microsoft.com/office/word/2006/wordml" xmlns:wps="http://schemas.microsoft.com/office/word/2010/wordprocessingShape" mc:Ignorable="w14 w15 w16se w16cid w16 w16cex w16sdtdh w16du wp14">
+<w:ftr xmlns:wpc="http://schemas.microsoft.com/office/word/2010/wordprocessingCanvas" xmlns:cx="http://schemas.microsoft.com/office/drawing/2014/chartex" xmlns:cx1="http://schemas.microsoft.com/office/drawing/2015/9/8/chartex" xmlns:cx2="http://schemas.microsoft.com/office/drawing/2015/10/21/chartex" xmlns:cx3="http://schemas.microsoft.com/office/drawing/2016/5/9/chartex" xmlns:cx4="http://schemas.microsoft.com/office/drawing/2016/5/10/chartex" xmlns:cx5="http://schemas.microsoft.com/office/drawing/2016/5/11/chartex" xmlns:cx6="http://schemas.microsoft.com/office/drawing/2016/5/12/chartex" xmlns:cx7="http://schemas.microsoft.com/office/drawing/2016/5/13/chartex" xmlns:cx8="http://schemas.microsoft.com/office/drawing/2016/5/14/chartex" xmlns:mc="http://schemas.openxmlformats.org/markup-compatibility/2006" xmlns:aink="http://schemas.microsoft.com/office/drawing/2016/ink" xmlns:am3d="http://schemas.microsoft.com/office/drawing/2017/model3d" xmlns:o="urn:schemas-microsoft-com:office:office" xmlns:oel="http://schemas.microsoft.com/office/2019/extlst" xmlns:r="http://schemas.openxmlformats.org/officeDocument/2006/relationships" xmlns:m="http://schemas.openxmlformats.org/officeDocument/2006/math" xmlns:v="urn:schemas-microsoft-com:vml" xmlns:wp14="http://schemas.microsoft.com/office/word/2010/wordprocessingDrawing" xmlns:wp="http://schemas.openxmlformats.org/drawingml/2006/wordprocessingDrawing" xmlns:w10="urn:schemas-microsoft-com:office:word" xmlns:w="http://schemas.openxmlformats.org/wordprocessingml/2006/main" xmlns:w14="http://schemas.microsoft.com/office/word/2010/wordml" xmlns:w15="http://schemas.microsoft.com/office/word/2012/wordml" xmlns:w16cex="http://schemas.microsoft.com/office/word/2018/wordml/cex" xmlns:w16cid="http://schemas.microsoft.com/office/word/2016/wordml/cid" xmlns:w16="http://schemas.microsoft.com/office/word/2018/wordml" xmlns:w16du="http://schemas.microsoft.com/office/word/2023/wordml/word16du" xmlns:w16sdtdh="http://schemas.microsoft.com/office/word/2020/wordml/sdtdatahash" xmlns:w16sdtfl="http://schemas.microsoft.com/office/word/2024/wordml/sdtformatlock" xmlns:w16se="http://schemas.microsoft.com/office/word/2015/wordml/symex" xmlns:wpg="http://schemas.microsoft.com/office/word/2010/wordprocessingGroup" xmlns:wpi="http://schemas.microsoft.com/office/word/2010/wordprocessingInk" xmlns:wne="http://schemas.microsoft.com/office/word/2006/wordml" xmlns:wps="http://schemas.microsoft.com/office/word/2010/wordprocessingShape" mc:Ignorable="w14 w15 w16se w16cid w16 w16cex w16sdtdh w16sdtfl w16du wp14">
   <w:p>
     <w:pPr>
       <w:pStyle w:val="Piedepgina"/>
@@ -9108,7 +9124,7 @@
 </file>
 
 <file path=word/footnotes.xml><?xml version="1.0" encoding="utf-8"?>
-<w:footnotes xmlns:wpc="http://schemas.microsoft.com/office/word/2010/wordprocessingCanvas" xmlns:cx="http://schemas.microsoft.com/office/drawing/2014/chartex" xmlns:cx1="http://schemas.microsoft.com/office/drawing/2015/9/8/chartex" xmlns:cx2="http://schemas.microsoft.com/office/drawing/2015/10/21/chartex" xmlns:cx3="http://schemas.microsoft.com/office/drawing/2016/5/9/chartex" xmlns:cx4="http://schemas.microsoft.com/office/drawing/2016/5/10/chartex" xmlns:cx5="http://schemas.microsoft.com/office/drawing/2016/5/11/chartex" xmlns:cx6="http://schemas.microsoft.com/office/drawing/2016/5/12/chartex" xmlns:cx7="http://schemas.microsoft.com/office/drawing/2016/5/13/chartex" xmlns:cx8="http://schemas.microsoft.com/office/drawing/2016/5/14/chartex" xmlns:mc="http://schemas.openxmlformats.org/markup-compatibility/2006" xmlns:aink="http://schemas.microsoft.com/office/drawing/2016/ink" xmlns:am3d="http://schemas.microsoft.com/office/drawing/2017/model3d" xmlns:o="urn:schemas-microsoft-com:office:office" xmlns:oel="http://schemas.microsoft.com/office/2019/extlst" xmlns:r="http://schemas.openxmlformats.org/officeDocument/2006/relationships" xmlns:m="http://schemas.openxmlformats.org/officeDocument/2006/math" xmlns:v="urn:schemas-microsoft-com:vml" xmlns:wp14="http://schemas.microsoft.com/office/word/2010/wordprocessingDrawing" xmlns:wp="http://schemas.openxmlformats.org/drawingml/2006/wordprocessingDrawing" xmlns:w10="urn:schemas-microsoft-com:office:word" xmlns:w="http://schemas.openxmlformats.org/wordprocessingml/2006/main" xmlns:w14="http://schemas.microsoft.com/office/word/2010/wordml" xmlns:w15="http://schemas.microsoft.com/office/word/2012/wordml" xmlns:w16cex="http://schemas.microsoft.com/office/word/2018/wordml/cex" xmlns:w16cid="http://schemas.microsoft.com/office/word/2016/wordml/cid" xmlns:w16="http://schemas.microsoft.com/office/word/2018/wordml" xmlns:w16du="http://schemas.microsoft.com/office/word/2023/wordml/word16du" xmlns:w16sdtdh="http://schemas.microsoft.com/office/word/2020/wordml/sdtdatahash" xmlns:w16se="http://schemas.microsoft.com/office/word/2015/wordml/symex" xmlns:wpg="http://schemas.microsoft.com/office/word/2010/wordprocessingGroup" xmlns:wpi="http://schemas.microsoft.com/office/word/2010/wordprocessingInk" xmlns:wne="http://schemas.microsoft.com/office/word/2006/wordml" xmlns:wps="http://schemas.microsoft.com/office/word/2010/wordprocessingShape" mc:Ignorable="w14 w15 w16se w16cid w16 w16cex w16sdtdh w16du wp14">
+<w:footnotes xmlns:wpc="http://schemas.microsoft.com/office/word/2010/wordprocessingCanvas" xmlns:cx="http://schemas.microsoft.com/office/drawing/2014/chartex" xmlns:cx1="http://schemas.microsoft.com/office/drawing/2015/9/8/chartex" xmlns:cx2="http://schemas.microsoft.com/office/drawing/2015/10/21/chartex" xmlns:cx3="http://schemas.microsoft.com/office/drawing/2016/5/9/chartex" xmlns:cx4="http://schemas.microsoft.com/office/drawing/2016/5/10/chartex" xmlns:cx5="http://schemas.microsoft.com/office/drawing/2016/5/11/chartex" xmlns:cx6="http://schemas.microsoft.com/office/drawing/2016/5/12/chartex" xmlns:cx7="http://schemas.microsoft.com/office/drawing/2016/5/13/chartex" xmlns:cx8="http://schemas.microsoft.com/office/drawing/2016/5/14/chartex" xmlns:mc="http://schemas.openxmlformats.org/markup-compatibility/2006" xmlns:aink="http://schemas.microsoft.com/office/drawing/2016/ink" xmlns:am3d="http://schemas.microsoft.com/office/drawing/2017/model3d" xmlns:o="urn:schemas-microsoft-com:office:office" xmlns:oel="http://schemas.microsoft.com/office/2019/extlst" xmlns:r="http://schemas.openxmlformats.org/officeDocument/2006/relationships" xmlns:m="http://schemas.openxmlformats.org/officeDocument/2006/math" xmlns:v="urn:schemas-microsoft-com:vml" xmlns:wp14="http://schemas.microsoft.com/office/word/2010/wordprocessingDrawing" xmlns:wp="http://schemas.openxmlformats.org/drawingml/2006/wordprocessingDrawing" xmlns:w10="urn:schemas-microsoft-com:office:word" xmlns:w="http://schemas.openxmlformats.org/wordprocessingml/2006/main" xmlns:w14="http://schemas.microsoft.com/office/word/2010/wordml" xmlns:w15="http://schemas.microsoft.com/office/word/2012/wordml" xmlns:w16cex="http://schemas.microsoft.com/office/word/2018/wordml/cex" xmlns:w16cid="http://schemas.microsoft.com/office/word/2016/wordml/cid" xmlns:w16="http://schemas.microsoft.com/office/word/2018/wordml" xmlns:w16du="http://schemas.microsoft.com/office/word/2023/wordml/word16du" xmlns:w16sdtdh="http://schemas.microsoft.com/office/word/2020/wordml/sdtdatahash" xmlns:w16sdtfl="http://schemas.microsoft.com/office/word/2024/wordml/sdtformatlock" xmlns:w16se="http://schemas.microsoft.com/office/word/2015/wordml/symex" xmlns:wpg="http://schemas.microsoft.com/office/word/2010/wordprocessingGroup" xmlns:wpi="http://schemas.microsoft.com/office/word/2010/wordprocessingInk" xmlns:wne="http://schemas.microsoft.com/office/word/2006/wordml" xmlns:wps="http://schemas.microsoft.com/office/word/2010/wordprocessingShape" mc:Ignorable="w14 w15 w16se w16cid w16 w16cex w16sdtdh w16sdtfl w16du wp14">
   <w:footnote w:type="separator" w:id="-1">
     <w:p>
       <w:r>
@@ -9127,7 +9143,7 @@
 </file>
 
 <file path=word/header1.xml><?xml version="1.0" encoding="utf-8"?>
-<w:hdr xmlns:wpc="http://schemas.microsoft.com/office/word/2010/wordprocessingCanvas" xmlns:cx="http://schemas.microsoft.com/office/drawing/2014/chartex" xmlns:cx1="http://schemas.microsoft.com/office/drawing/2015/9/8/chartex" xmlns:cx2="http://schemas.microsoft.com/office/drawing/2015/10/21/chartex" xmlns:cx3="http://schemas.microsoft.com/office/drawing/2016/5/9/chartex" xmlns:cx4="http://schemas.microsoft.com/office/drawing/2016/5/10/chartex" xmlns:cx5="http://schemas.microsoft.com/office/drawing/2016/5/11/chartex" xmlns:cx6="http://schemas.microsoft.com/office/drawing/2016/5/12/chartex" xmlns:cx7="http://schemas.microsoft.com/office/drawing/2016/5/13/chartex" xmlns:cx8="http://schemas.microsoft.com/office/drawing/2016/5/14/chartex" xmlns:mc="http://schemas.openxmlformats.org/markup-compatibility/2006" xmlns:aink="http://schemas.microsoft.com/office/drawing/2016/ink" xmlns:am3d="http://schemas.microsoft.com/office/drawing/2017/model3d" xmlns:o="urn:schemas-microsoft-com:office:office" xmlns:oel="http://schemas.microsoft.com/office/2019/extlst" xmlns:r="http://schemas.openxmlformats.org/officeDocument/2006/relationships" xmlns:m="http://schemas.openxmlformats.org/officeDocument/2006/math" xmlns:v="urn:schemas-microsoft-com:vml" xmlns:wp14="http://schemas.microsoft.com/office/word/2010/wordprocessingDrawing" xmlns:wp="http://schemas.openxmlformats.org/drawingml/2006/wordprocessingDrawing" xmlns:w10="urn:schemas-microsoft-com:office:word" xmlns:w="http://schemas.openxmlformats.org/wordprocessingml/2006/main" xmlns:w14="http://schemas.microsoft.com/office/word/2010/wordml" xmlns:w15="http://schemas.microsoft.com/office/word/2012/wordml" xmlns:w16cex="http://schemas.microsoft.com/office/word/2018/wordml/cex" xmlns:w16cid="http://schemas.microsoft.com/office/word/2016/wordml/cid" xmlns:w16="http://schemas.microsoft.com/office/word/2018/wordml" xmlns:w16du="http://schemas.microsoft.com/office/word/2023/wordml/word16du" xmlns:w16sdtdh="http://schemas.microsoft.com/office/word/2020/wordml/sdtdatahash" xmlns:w16se="http://schemas.microsoft.com/office/word/2015/wordml/symex" xmlns:wpg="http://schemas.microsoft.com/office/word/2010/wordprocessingGroup" xmlns:wpi="http://schemas.microsoft.com/office/word/2010/wordprocessingInk" xmlns:wne="http://schemas.microsoft.com/office/word/2006/wordml" xmlns:wps="http://schemas.microsoft.com/office/word/2010/wordprocessingShape" mc:Ignorable="w14 w15 w16se w16cid w16 w16cex w16sdtdh w16du wp14">
+<w:hdr xmlns:wpc="http://schemas.microsoft.com/office/word/2010/wordprocessingCanvas" xmlns:cx="http://schemas.microsoft.com/office/drawing/2014/chartex" xmlns:cx1="http://schemas.microsoft.com/office/drawing/2015/9/8/chartex" xmlns:cx2="http://schemas.microsoft.com/office/drawing/2015/10/21/chartex" xmlns:cx3="http://schemas.microsoft.com/office/drawing/2016/5/9/chartex" xmlns:cx4="http://schemas.microsoft.com/office/drawing/2016/5/10/chartex" xmlns:cx5="http://schemas.microsoft.com/office/drawing/2016/5/11/chartex" xmlns:cx6="http://schemas.microsoft.com/office/drawing/2016/5/12/chartex" xmlns:cx7="http://schemas.microsoft.com/office/drawing/2016/5/13/chartex" xmlns:cx8="http://schemas.microsoft.com/office/drawing/2016/5/14/chartex" xmlns:mc="http://schemas.openxmlformats.org/markup-compatibility/2006" xmlns:aink="http://schemas.microsoft.com/office/drawing/2016/ink" xmlns:am3d="http://schemas.microsoft.com/office/drawing/2017/model3d" xmlns:o="urn:schemas-microsoft-com:office:office" xmlns:oel="http://schemas.microsoft.com/office/2019/extlst" xmlns:r="http://schemas.openxmlformats.org/officeDocument/2006/relationships" xmlns:m="http://schemas.openxmlformats.org/officeDocument/2006/math" xmlns:v="urn:schemas-microsoft-com:vml" xmlns:wp14="http://schemas.microsoft.com/office/word/2010/wordprocessingDrawing" xmlns:wp="http://schemas.openxmlformats.org/drawingml/2006/wordprocessingDrawing" xmlns:w10="urn:schemas-microsoft-com:office:word" xmlns:w="http://schemas.openxmlformats.org/wordprocessingml/2006/main" xmlns:w14="http://schemas.microsoft.com/office/word/2010/wordml" xmlns:w15="http://schemas.microsoft.com/office/word/2012/wordml" xmlns:w16cex="http://schemas.microsoft.com/office/word/2018/wordml/cex" xmlns:w16cid="http://schemas.microsoft.com/office/word/2016/wordml/cid" xmlns:w16="http://schemas.microsoft.com/office/word/2018/wordml" xmlns:w16du="http://schemas.microsoft.com/office/word/2023/wordml/word16du" xmlns:w16sdtdh="http://schemas.microsoft.com/office/word/2020/wordml/sdtdatahash" xmlns:w16sdtfl="http://schemas.microsoft.com/office/word/2024/wordml/sdtformatlock" xmlns:w16se="http://schemas.microsoft.com/office/word/2015/wordml/symex" xmlns:wpg="http://schemas.microsoft.com/office/word/2010/wordprocessingGroup" xmlns:wpi="http://schemas.microsoft.com/office/word/2010/wordprocessingInk" xmlns:wne="http://schemas.microsoft.com/office/word/2006/wordml" xmlns:wps="http://schemas.microsoft.com/office/word/2010/wordprocessingShape" mc:Ignorable="w14 w15 w16se w16cid w16 w16cex w16sdtdh w16sdtfl w16du wp14">
   <w:tbl>
     <w:tblPr>
       <w:tblStyle w:val="Tablaconcuadrcula"/>
@@ -9182,7 +9198,7 @@
 </file>
 
 <file path=word/header2.xml><?xml version="1.0" encoding="utf-8"?>
-<w:hdr xmlns:wpc="http://schemas.microsoft.com/office/word/2010/wordprocessingCanvas" xmlns:cx="http://schemas.microsoft.com/office/drawing/2014/chartex" xmlns:cx1="http://schemas.microsoft.com/office/drawing/2015/9/8/chartex" xmlns:cx2="http://schemas.microsoft.com/office/drawing/2015/10/21/chartex" xmlns:cx3="http://schemas.microsoft.com/office/drawing/2016/5/9/chartex" xmlns:cx4="http://schemas.microsoft.com/office/drawing/2016/5/10/chartex" xmlns:cx5="http://schemas.microsoft.com/office/drawing/2016/5/11/chartex" xmlns:cx6="http://schemas.microsoft.com/office/drawing/2016/5/12/chartex" xmlns:cx7="http://schemas.microsoft.com/office/drawing/2016/5/13/chartex" xmlns:cx8="http://schemas.microsoft.com/office/drawing/2016/5/14/chartex" xmlns:mc="http://schemas.openxmlformats.org/markup-compatibility/2006" xmlns:aink="http://schemas.microsoft.com/office/drawing/2016/ink" xmlns:am3d="http://schemas.microsoft.com/office/drawing/2017/model3d" xmlns:o="urn:schemas-microsoft-com:office:office" xmlns:oel="http://schemas.microsoft.com/office/2019/extlst" xmlns:r="http://schemas.openxmlformats.org/officeDocument/2006/relationships" xmlns:m="http://schemas.openxmlformats.org/officeDocument/2006/math" xmlns:v="urn:schemas-microsoft-com:vml" xmlns:wp14="http://schemas.microsoft.com/office/word/2010/wordprocessingDrawing" xmlns:wp="http://schemas.openxmlformats.org/drawingml/2006/wordprocessingDrawing" xmlns:w10="urn:schemas-microsoft-com:office:word" xmlns:w="http://schemas.openxmlformats.org/wordprocessingml/2006/main" xmlns:w14="http://schemas.microsoft.com/office/word/2010/wordml" xmlns:w15="http://schemas.microsoft.com/office/word/2012/wordml" xmlns:w16cex="http://schemas.microsoft.com/office/word/2018/wordml/cex" xmlns:w16cid="http://schemas.microsoft.com/office/word/2016/wordml/cid" xmlns:w16="http://schemas.microsoft.com/office/word/2018/wordml" xmlns:w16du="http://schemas.microsoft.com/office/word/2023/wordml/word16du" xmlns:w16sdtdh="http://schemas.microsoft.com/office/word/2020/wordml/sdtdatahash" xmlns:w16se="http://schemas.microsoft.com/office/word/2015/wordml/symex" xmlns:wpg="http://schemas.microsoft.com/office/word/2010/wordprocessingGroup" xmlns:wpi="http://schemas.microsoft.com/office/word/2010/wordprocessingInk" xmlns:wne="http://schemas.microsoft.com/office/word/2006/wordml" xmlns:wps="http://schemas.microsoft.com/office/word/2010/wordprocessingShape" mc:Ignorable="w14 w15 w16se w16cid w16 w16cex w16sdtdh w16du wp14">
+<w:hdr xmlns:wpc="http://schemas.microsoft.com/office/word/2010/wordprocessingCanvas" xmlns:cx="http://schemas.microsoft.com/office/drawing/2014/chartex" xmlns:cx1="http://schemas.microsoft.com/office/drawing/2015/9/8/chartex" xmlns:cx2="http://schemas.microsoft.com/office/drawing/2015/10/21/chartex" xmlns:cx3="http://schemas.microsoft.com/office/drawing/2016/5/9/chartex" xmlns:cx4="http://schemas.microsoft.com/office/drawing/2016/5/10/chartex" xmlns:cx5="http://schemas.microsoft.com/office/drawing/2016/5/11/chartex" xmlns:cx6="http://schemas.microsoft.com/office/drawing/2016/5/12/chartex" xmlns:cx7="http://schemas.microsoft.com/office/drawing/2016/5/13/chartex" xmlns:cx8="http://schemas.microsoft.com/office/drawing/2016/5/14/chartex" xmlns:mc="http://schemas.openxmlformats.org/markup-compatibility/2006" xmlns:aink="http://schemas.microsoft.com/office/drawing/2016/ink" xmlns:am3d="http://schemas.microsoft.com/office/drawing/2017/model3d" xmlns:o="urn:schemas-microsoft-com:office:office" xmlns:oel="http://schemas.microsoft.com/office/2019/extlst" xmlns:r="http://schemas.openxmlformats.org/officeDocument/2006/relationships" xmlns:m="http://schemas.openxmlformats.org/officeDocument/2006/math" xmlns:v="urn:schemas-microsoft-com:vml" xmlns:wp14="http://schemas.microsoft.com/office/word/2010/wordprocessingDrawing" xmlns:wp="http://schemas.openxmlformats.org/drawingml/2006/wordprocessingDrawing" xmlns:w10="urn:schemas-microsoft-com:office:word" xmlns:w="http://schemas.openxmlformats.org/wordprocessingml/2006/main" xmlns:w14="http://schemas.microsoft.com/office/word/2010/wordml" xmlns:w15="http://schemas.microsoft.com/office/word/2012/wordml" xmlns:w16cex="http://schemas.microsoft.com/office/word/2018/wordml/cex" xmlns:w16cid="http://schemas.microsoft.com/office/word/2016/wordml/cid" xmlns:w16="http://schemas.microsoft.com/office/word/2018/wordml" xmlns:w16du="http://schemas.microsoft.com/office/word/2023/wordml/word16du" xmlns:w16sdtdh="http://schemas.microsoft.com/office/word/2020/wordml/sdtdatahash" xmlns:w16sdtfl="http://schemas.microsoft.com/office/word/2024/wordml/sdtformatlock" xmlns:w16se="http://schemas.microsoft.com/office/word/2015/wordml/symex" xmlns:wpg="http://schemas.microsoft.com/office/word/2010/wordprocessingGroup" xmlns:wpi="http://schemas.microsoft.com/office/word/2010/wordprocessingInk" xmlns:wne="http://schemas.microsoft.com/office/word/2006/wordml" xmlns:wps="http://schemas.microsoft.com/office/word/2010/wordprocessingShape" mc:Ignorable="w14 w15 w16se w16cid w16 w16cex w16sdtdh w16sdtfl w16du wp14">
   <w:p>
     <w:pPr>
       <w:pStyle w:val="Encabezado"/>
@@ -9431,7 +9447,7 @@
 </file>
 
 <file path=word/numbering.xml><?xml version="1.0" encoding="utf-8"?>
-<w:numbering xmlns:wpc="http://schemas.microsoft.com/office/word/2010/wordprocessingCanvas" xmlns:cx="http://schemas.microsoft.com/office/drawing/2014/chartex" xmlns:cx1="http://schemas.microsoft.com/office/drawing/2015/9/8/chartex" xmlns:cx2="http://schemas.microsoft.com/office/drawing/2015/10/21/chartex" xmlns:cx3="http://schemas.microsoft.com/office/drawing/2016/5/9/chartex" xmlns:cx4="http://schemas.microsoft.com/office/drawing/2016/5/10/chartex" xmlns:cx5="http://schemas.microsoft.com/office/drawing/2016/5/11/chartex" xmlns:cx6="http://schemas.microsoft.com/office/drawing/2016/5/12/chartex" xmlns:cx7="http://schemas.microsoft.com/office/drawing/2016/5/13/chartex" xmlns:cx8="http://schemas.microsoft.com/office/drawing/2016/5/14/chartex" xmlns:mc="http://schemas.openxmlformats.org/markup-compatibility/2006" xmlns:aink="http://schemas.microsoft.com/office/drawing/2016/ink" xmlns:am3d="http://schemas.microsoft.com/office/drawing/2017/model3d" xmlns:o="urn:schemas-microsoft-com:office:office" xmlns:oel="http://schemas.microsoft.com/office/2019/extlst" xmlns:r="http://schemas.openxmlformats.org/officeDocument/2006/relationships" xmlns:m="http://schemas.openxmlformats.org/officeDocument/2006/math" xmlns:v="urn:schemas-microsoft-com:vml" xmlns:wp14="http://schemas.microsoft.com/office/word/2010/wordprocessingDrawing" xmlns:wp="http://schemas.openxmlformats.org/drawingml/2006/wordprocessingDrawing" xmlns:w10="urn:schemas-microsoft-com:office:word" xmlns:w="http://schemas.openxmlformats.org/wordprocessingml/2006/main" xmlns:w14="http://schemas.microsoft.com/office/word/2010/wordml" xmlns:w15="http://schemas.microsoft.com/office/word/2012/wordml" xmlns:w16cex="http://schemas.microsoft.com/office/word/2018/wordml/cex" xmlns:w16cid="http://schemas.microsoft.com/office/word/2016/wordml/cid" xmlns:w16="http://schemas.microsoft.com/office/word/2018/wordml" xmlns:w16du="http://schemas.microsoft.com/office/word/2023/wordml/word16du" xmlns:w16sdtdh="http://schemas.microsoft.com/office/word/2020/wordml/sdtdatahash" xmlns:w16se="http://schemas.microsoft.com/office/word/2015/wordml/symex" xmlns:wpg="http://schemas.microsoft.com/office/word/2010/wordprocessingGroup" xmlns:wpi="http://schemas.microsoft.com/office/word/2010/wordprocessingInk" xmlns:wne="http://schemas.microsoft.com/office/word/2006/wordml" xmlns:wps="http://schemas.microsoft.com/office/word/2010/wordprocessingShape" mc:Ignorable="w14 w15 w16se w16cid w16 w16cex w16sdtdh w16du wp14">
+<w:numbering xmlns:wpc="http://schemas.microsoft.com/office/word/2010/wordprocessingCanvas" xmlns:cx="http://schemas.microsoft.com/office/drawing/2014/chartex" xmlns:cx1="http://schemas.microsoft.com/office/drawing/2015/9/8/chartex" xmlns:cx2="http://schemas.microsoft.com/office/drawing/2015/10/21/chartex" xmlns:cx3="http://schemas.microsoft.com/office/drawing/2016/5/9/chartex" xmlns:cx4="http://schemas.microsoft.com/office/drawing/2016/5/10/chartex" xmlns:cx5="http://schemas.microsoft.com/office/drawing/2016/5/11/chartex" xmlns:cx6="http://schemas.microsoft.com/office/drawing/2016/5/12/chartex" xmlns:cx7="http://schemas.microsoft.com/office/drawing/2016/5/13/chartex" xmlns:cx8="http://schemas.microsoft.com/office/drawing/2016/5/14/chartex" xmlns:mc="http://schemas.openxmlformats.org/markup-compatibility/2006" xmlns:aink="http://schemas.microsoft.com/office/drawing/2016/ink" xmlns:am3d="http://schemas.microsoft.com/office/drawing/2017/model3d" xmlns:o="urn:schemas-microsoft-com:office:office" xmlns:oel="http://schemas.microsoft.com/office/2019/extlst" xmlns:r="http://schemas.openxmlformats.org/officeDocument/2006/relationships" xmlns:m="http://schemas.openxmlformats.org/officeDocument/2006/math" xmlns:v="urn:schemas-microsoft-com:vml" xmlns:wp14="http://schemas.microsoft.com/office/word/2010/wordprocessingDrawing" xmlns:wp="http://schemas.openxmlformats.org/drawingml/2006/wordprocessingDrawing" xmlns:w10="urn:schemas-microsoft-com:office:word" xmlns:w="http://schemas.openxmlformats.org/wordprocessingml/2006/main" xmlns:w14="http://schemas.microsoft.com/office/word/2010/wordml" xmlns:w15="http://schemas.microsoft.com/office/word/2012/wordml" xmlns:w16cex="http://schemas.microsoft.com/office/word/2018/wordml/cex" xmlns:w16cid="http://schemas.microsoft.com/office/word/2016/wordml/cid" xmlns:w16="http://schemas.microsoft.com/office/word/2018/wordml" xmlns:w16du="http://schemas.microsoft.com/office/word/2023/wordml/word16du" xmlns:w16sdtdh="http://schemas.microsoft.com/office/word/2020/wordml/sdtdatahash" xmlns:w16sdtfl="http://schemas.microsoft.com/office/word/2024/wordml/sdtformatlock" xmlns:w16se="http://schemas.microsoft.com/office/word/2015/wordml/symex" xmlns:wpg="http://schemas.microsoft.com/office/word/2010/wordprocessingGroup" xmlns:wpi="http://schemas.microsoft.com/office/word/2010/wordprocessingInk" xmlns:wne="http://schemas.microsoft.com/office/word/2006/wordml" xmlns:wps="http://schemas.microsoft.com/office/word/2010/wordprocessingShape" mc:Ignorable="w14 w15 w16se w16cid w16 w16cex w16sdtdh w16sdtfl w16du wp14">
   <w:abstractNum w:abstractNumId="0" w15:restartNumberingAfterBreak="0">
     <w:nsid w:val="FFFFFF7C"/>
     <w:multiLevelType w:val="singleLevel"/>
@@ -10819,7 +10835,7 @@
 </file>
 
 <file path=word/styles.xml><?xml version="1.0" encoding="utf-8"?>
-<w:styles xmlns:mc="http://schemas.openxmlformats.org/markup-compatibility/2006" xmlns:r="http://schemas.openxmlformats.org/officeDocument/2006/relationships" xmlns:w="http://schemas.openxmlformats.org/wordprocessingml/2006/main" xmlns:w14="http://schemas.microsoft.com/office/word/2010/wordml" xmlns:w15="http://schemas.microsoft.com/office/word/2012/wordml" xmlns:w16cex="http://schemas.microsoft.com/office/word/2018/wordml/cex" xmlns:w16cid="http://schemas.microsoft.com/office/word/2016/wordml/cid" xmlns:w16="http://schemas.microsoft.com/office/word/2018/wordml" xmlns:w16du="http://schemas.microsoft.com/office/word/2023/wordml/word16du" xmlns:w16sdtdh="http://schemas.microsoft.com/office/word/2020/wordml/sdtdatahash" xmlns:w16se="http://schemas.microsoft.com/office/word/2015/wordml/symex" mc:Ignorable="w14 w15 w16se w16cid w16 w16cex w16sdtdh w16du">
+<w:styles xmlns:mc="http://schemas.openxmlformats.org/markup-compatibility/2006" xmlns:r="http://schemas.openxmlformats.org/officeDocument/2006/relationships" xmlns:w="http://schemas.openxmlformats.org/wordprocessingml/2006/main" xmlns:w14="http://schemas.microsoft.com/office/word/2010/wordml" xmlns:w15="http://schemas.microsoft.com/office/word/2012/wordml" xmlns:w16cex="http://schemas.microsoft.com/office/word/2018/wordml/cex" xmlns:w16cid="http://schemas.microsoft.com/office/word/2016/wordml/cid" xmlns:w16="http://schemas.microsoft.com/office/word/2018/wordml" xmlns:w16du="http://schemas.microsoft.com/office/word/2023/wordml/word16du" xmlns:w16sdtdh="http://schemas.microsoft.com/office/word/2020/wordml/sdtdatahash" xmlns:w16sdtfl="http://schemas.microsoft.com/office/word/2024/wordml/sdtformatlock" xmlns:w16se="http://schemas.microsoft.com/office/word/2015/wordml/symex" mc:Ignorable="w14 w15 w16se w16cid w16 w16cex w16sdtdh w16sdtfl w16du">
   <w:docDefaults>
     <w:rPrDefault>
       <w:rPr>
@@ -12628,19 +12644,19 @@
       <w:szCs w:val="20"/>
     </w:rPr>
   </w:style>
-  <w:style w:type="paragraph" w:styleId="Firmadecorreo">
+  <w:style w:type="paragraph" w:styleId="Firmadecorreoelectrnico">
     <w:name w:val="E-mail Signature"/>
     <w:basedOn w:val="Normal"/>
-    <w:link w:val="FirmadecorreoCar"/>
+    <w:link w:val="FirmadecorreoelectrnicoCar"/>
     <w:uiPriority w:val="99"/>
     <w:semiHidden/>
     <w:unhideWhenUsed/>
     <w:rsid w:val="000A2485"/>
   </w:style>
-  <w:style w:type="character" w:customStyle="1" w:styleId="FirmadecorreoCar">
-    <w:name w:val="Firma de correo Car"/>
+  <w:style w:type="character" w:customStyle="1" w:styleId="FirmadecorreoelectrnicoCar">
+    <w:name w:val="Firma de correo electrónico Car"/>
     <w:basedOn w:val="Fuentedeprrafopredeter"/>
-    <w:link w:val="Firmadecorreo"/>
+    <w:link w:val="Firmadecorreoelectrnico"/>
     <w:uiPriority w:val="99"/>
     <w:semiHidden/>
     <w:rsid w:val="000A2485"/>
@@ -13774,6 +13790,10 @@
 </file>
 
 <file path=customXml/item1.xml><?xml version="1.0" encoding="utf-8"?>
+<b:Sources xmlns:b="http://schemas.openxmlformats.org/officeDocument/2006/bibliography" xmlns="http://schemas.openxmlformats.org/officeDocument/2006/bibliography" SelectedStyle="\APA.XSL" StyleName="APA"/>
+</file>
+
+<file path=customXml/item2.xml><?xml version="1.0" encoding="utf-8"?>
 <p:properties xmlns:p="http://schemas.microsoft.com/office/2006/metadata/properties" xmlns:xsi="http://www.w3.org/2001/XMLSchema-instance">
   <documentManagement>
     <lcf76f155ced4ddcb4097134ff3c332f xmlns="a96d7c79-e417-43c8-b247-a9bea165cf53">
@@ -13784,11 +13804,16 @@
 </p:properties>
 </file>
 
-<file path=customXml/item2.xml><?xml version="1.0" encoding="utf-8"?>
-<b:Sources xmlns:b="http://schemas.openxmlformats.org/officeDocument/2006/bibliography" xmlns="http://schemas.openxmlformats.org/officeDocument/2006/bibliography" SelectedStyle="\APA.XSL" StyleName="APA"/>
+<file path=customXml/item3.xml><?xml version="1.0" encoding="utf-8"?>
+<?mso-contentType ?>
+<FormTemplates xmlns="http://schemas.microsoft.com/sharepoint/v3/contenttype/forms">
+  <Display>DocumentLibraryForm</Display>
+  <Edit>DocumentLibraryForm</Edit>
+  <New>DocumentLibraryForm</New>
+</FormTemplates>
 </file>
 
-<file path=customXml/item3.xml><?xml version="1.0" encoding="utf-8"?>
+<file path=customXml/item4.xml><?xml version="1.0" encoding="utf-8"?>
 <ct:contentTypeSchema xmlns:ct="http://schemas.microsoft.com/office/2006/metadata/contentType" xmlns:ma="http://schemas.microsoft.com/office/2006/metadata/properties/metaAttributes" ct:_="" ma:_="" ma:contentTypeName="Document" ma:contentTypeID="0x010100A21F4A21D4678D499B82472BD06746BF" ma:contentTypeVersion="13" ma:contentTypeDescription="Create a new document." ma:contentTypeScope="" ma:versionID="f3c8b4d22ec823cc76163c46de3df5c8">
   <xsd:schema xmlns:xsd="http://www.w3.org/2001/XMLSchema" xmlns:xs="http://www.w3.org/2001/XMLSchema" xmlns:p="http://schemas.microsoft.com/office/2006/metadata/properties" xmlns:ns2="a96d7c79-e417-43c8-b247-a9bea165cf53" xmlns:ns3="5a62f564-6c95-44c7-9852-f816516ef194" targetNamespace="http://schemas.microsoft.com/office/2006/metadata/properties" ma:root="true" ma:fieldsID="f534863a24fac4f8203974ffe0da04ca" ns2:_="" ns3:_="">
     <xsd:import namespace="a96d7c79-e417-43c8-b247-a9bea165cf53"/>
@@ -14011,16 +14036,15 @@
 </ct:contentTypeSchema>
 </file>
 
-<file path=customXml/item4.xml><?xml version="1.0" encoding="utf-8"?>
-<?mso-contentType ?>
-<FormTemplates xmlns="http://schemas.microsoft.com/sharepoint/v3/contenttype/forms">
-  <Display>DocumentLibraryForm</Display>
-  <Edit>DocumentLibraryForm</Edit>
-  <New>DocumentLibraryForm</New>
-</FormTemplates>
+<file path=customXml/itemProps1.xml><?xml version="1.0" encoding="utf-8"?>
+<ds:datastoreItem xmlns:ds="http://schemas.openxmlformats.org/officeDocument/2006/customXml" ds:itemID="{E6B46028-D2F7-4AF4-9E70-087825343A45}">
+  <ds:schemaRefs>
+    <ds:schemaRef ds:uri="http://schemas.openxmlformats.org/officeDocument/2006/bibliography"/>
+  </ds:schemaRefs>
+</ds:datastoreItem>
 </file>
 
-<file path=customXml/itemProps1.xml><?xml version="1.0" encoding="utf-8"?>
+<file path=customXml/itemProps2.xml><?xml version="1.0" encoding="utf-8"?>
 <ds:datastoreItem xmlns:ds="http://schemas.openxmlformats.org/officeDocument/2006/customXml" ds:itemID="{E77F544A-CE7D-4D6F-8580-BD72B3D3E929}">
   <ds:schemaRefs>
     <ds:schemaRef ds:uri="http://schemas.microsoft.com/office/2006/metadata/properties"/>
@@ -14031,15 +14055,15 @@
 </ds:datastoreItem>
 </file>
 
-<file path=customXml/itemProps2.xml><?xml version="1.0" encoding="utf-8"?>
-<ds:datastoreItem xmlns:ds="http://schemas.openxmlformats.org/officeDocument/2006/customXml" ds:itemID="{E6B46028-D2F7-4AF4-9E70-087825343A45}">
+<file path=customXml/itemProps3.xml><?xml version="1.0" encoding="utf-8"?>
+<ds:datastoreItem xmlns:ds="http://schemas.openxmlformats.org/officeDocument/2006/customXml" ds:itemID="{E9307DF0-3AC8-4F54-B40D-28CE5F7A0EB6}">
   <ds:schemaRefs>
-    <ds:schemaRef ds:uri="http://schemas.openxmlformats.org/officeDocument/2006/bibliography"/>
+    <ds:schemaRef ds:uri="http://schemas.microsoft.com/sharepoint/v3/contenttype/forms"/>
   </ds:schemaRefs>
 </ds:datastoreItem>
 </file>
 
-<file path=customXml/itemProps3.xml><?xml version="1.0" encoding="utf-8"?>
+<file path=customXml/itemProps4.xml><?xml version="1.0" encoding="utf-8"?>
 <ds:datastoreItem xmlns:ds="http://schemas.openxmlformats.org/officeDocument/2006/customXml" ds:itemID="{F581A552-6BA8-4F0D-824D-C94E04369C43}">
   <ds:schemaRefs>
     <ds:schemaRef ds:uri="http://schemas.microsoft.com/office/2006/metadata/contentType"/>
@@ -14056,12 +14080,4 @@
     <ds:schemaRef ds:uri="http://schemas.microsoft.com/internal/obd"/>
   </ds:schemaRefs>
 </ds:datastoreItem>
-</file>
-
-<file path=customXml/itemProps4.xml><?xml version="1.0" encoding="utf-8"?>
-<ds:datastoreItem xmlns:ds="http://schemas.openxmlformats.org/officeDocument/2006/customXml" ds:itemID="{E9307DF0-3AC8-4F54-B40D-28CE5F7A0EB6}">
-  <ds:schemaRefs>
-    <ds:schemaRef ds:uri="http://schemas.microsoft.com/sharepoint/v3/contenttype/forms"/>
-  </ds:schemaRefs>
-</ds:datastoreItem>
 </file>